--- a/paper/preimage.docx
+++ b/paper/preimage.docx
@@ -569,7 +569,24 @@
           <w:sz w:val="22"/>
           <w:szCs w:val="22"/>
         </w:rPr>
-        <w:t xml:space="preserve">: the stationary law of the walk x ↦ x/2, (3x+1)/2 with probabilities 3/4, 1/4. Krasikov–Lagarias's size-counting system is the case 1/2, Tao's Syracuse random variable. Conjecture C′ follows if this measure has a continuous density, and the numerics indicate that it does.</w:t>
+        <w:t xml:space="preserve">, whose density is the limit function W</w:t>
+      </w:r>
+      <w:r>
+        <w:rPr>
+          <w:rFonts w:ascii="Georgia" w:cs="Georgia" w:eastAsia="Georgia" w:hAnsi="Georgia"/>
+          <w:sz w:val="22"/>
+          <w:szCs w:val="22"/>
+          <w:vertAlign w:val="subscript"/>
+        </w:rPr>
+        <w:t xml:space="preserve">∞</w:t>
+      </w:r>
+      <w:r>
+        <w:rPr>
+          <w:rFonts w:ascii="Georgia" w:cs="Georgia" w:eastAsia="Georgia" w:hAnsi="Georgia"/>
+          <w:sz w:val="22"/>
+          <w:szCs w:val="22"/>
+        </w:rPr>
+        <w:t xml:space="preserve"> of Applegate and Lagarias: the stationary law of the walk x ↦ x/2, (3x+1)/2 with probabilities 3/4, 1/4. Krasikov–Lagarias's size-counting system is the case 1/2, Tao's Syracuse random variable. Conjecture C′ follows from Applegate and Lagarias's Limit Function Conjecture alone (that this density is continuous), and the numerics indicate that it is.</w:t>
       </w:r>
     </w:p>
     <w:p>
@@ -9121,20 +9138,95 @@
       <w:r>
         <w:rPr>
           <w:rFonts w:ascii="Georgia" w:cs="Georgia" w:eastAsia="Georgia" w:hAnsi="Georgia"/>
-          <w:b/>
-          <w:bCs/>
-          <w:sz w:val="22"/>
-          <w:szCs w:val="22"/>
-        </w:rPr>
-        <w:t xml:space="preserve">Proposition 5.</w:t>
-      </w:r>
-      <w:r>
-        <w:rPr>
-          <w:rFonts w:ascii="Georgia" w:cs="Georgia" w:eastAsia="Georgia" w:hAnsi="Georgia"/>
-          <w:sz w:val="22"/>
-          <w:szCs w:val="22"/>
-        </w:rPr>
-        <w:t xml:space="preserve"> Let r ≥ 3.</w:t>
+          <w:sz w:val="22"/>
+          <w:szCs w:val="22"/>
+        </w:rPr>
+        <w:t xml:space="preserve">These averages are not new. Applegate and Lagarias [AL2, §6] study exactly these class averages: their W[l mod 3</w:t>
+      </w:r>
+      <w:r>
+        <w:rPr>
+          <w:rFonts w:ascii="Georgia" w:cs="Georgia" w:eastAsia="Georgia" w:hAnsi="Georgia"/>
+          <w:sz w:val="22"/>
+          <w:szCs w:val="22"/>
+          <w:vertAlign w:val="superscript"/>
+        </w:rPr>
+        <w:t xml:space="preserve">j</w:t>
+      </w:r>
+      <w:r>
+        <w:rPr>
+          <w:rFonts w:ascii="Georgia" w:cs="Georgia" w:eastAsia="Georgia" w:hAnsi="Georgia"/>
+          <w:sz w:val="22"/>
+          <w:szCs w:val="22"/>
+        </w:rPr>
+        <w:t xml:space="preserve">] is h</w:t>
+      </w:r>
+      <w:r>
+        <w:rPr>
+          <w:rFonts w:ascii="Georgia" w:cs="Georgia" w:eastAsia="Georgia" w:hAnsi="Georgia"/>
+          <w:sz w:val="22"/>
+          <w:szCs w:val="22"/>
+          <w:vertAlign w:val="subscript"/>
+        </w:rPr>
+        <w:t xml:space="preserve">j</w:t>
+      </w:r>
+      <w:r>
+        <w:rPr>
+          <w:rFonts w:ascii="Georgia" w:cs="Georgia" w:eastAsia="Georgia" w:hAnsi="Georgia"/>
+          <w:sz w:val="22"/>
+          <w:szCs w:val="22"/>
+        </w:rPr>
+        <w:t xml:space="preserve">(l). They proved the martingale property in (a), the convergence (c), and the almost-everywhere convergence of h</w:t>
+      </w:r>
+      <w:r>
+        <w:rPr>
+          <w:rFonts w:ascii="Georgia" w:cs="Georgia" w:eastAsia="Georgia" w:hAnsi="Georgia"/>
+          <w:sz w:val="22"/>
+          <w:szCs w:val="22"/>
+          <w:vertAlign w:val="subscript"/>
+        </w:rPr>
+        <w:t xml:space="preserve">r</w:t>
+      </w:r>
+      <w:r>
+        <w:rPr>
+          <w:rFonts w:ascii="Georgia" w:cs="Georgia" w:eastAsia="Georgia" w:hAnsi="Georgia"/>
+          <w:sz w:val="22"/>
+          <w:szCs w:val="22"/>
+        </w:rPr>
+        <w:t xml:space="preserve"> to a limit function W</w:t>
+      </w:r>
+      <w:r>
+        <w:rPr>
+          <w:rFonts w:ascii="Georgia" w:cs="Georgia" w:eastAsia="Georgia" w:hAnsi="Georgia"/>
+          <w:sz w:val="22"/>
+          <w:szCs w:val="22"/>
+          <w:vertAlign w:val="subscript"/>
+        </w:rPr>
+        <w:t xml:space="preserve">∞</w:t>
+      </w:r>
+      <w:r>
+        <w:rPr>
+          <w:rFonts w:ascii="Georgia" w:cs="Georgia" w:eastAsia="Georgia" w:hAnsi="Georgia"/>
+          <w:sz w:val="22"/>
+          <w:szCs w:val="22"/>
+        </w:rPr>
+        <w:t xml:space="preserve"> on ℤ₃</w:t>
+      </w:r>
+      <w:r>
+        <w:rPr>
+          <w:rFonts w:ascii="Georgia" w:cs="Georgia" w:eastAsia="Georgia" w:hAnsi="Georgia"/>
+          <w:sz w:val="22"/>
+          <w:szCs w:val="22"/>
+          <w:vertAlign w:val="superscript"/>
+        </w:rPr>
+        <w:t xml:space="preserve">×</w:t>
+      </w:r>
+      <w:r>
+        <w:rPr>
+          <w:rFonts w:ascii="Georgia" w:cs="Georgia" w:eastAsia="Georgia" w:hAnsi="Georgia"/>
+          <w:sz w:val="22"/>
+          <w:szCs w:val="22"/>
+        </w:rPr>
+        <w:t xml:space="preserve">. They then stated two conjectures:</w:t>
       </w:r>
     </w:p>
     <w:p>
@@ -9153,7 +9245,42 @@
           <w:sz w:val="22"/>
           <w:szCs w:val="22"/>
         </w:rPr>
-        <w:t xml:space="preserve">(a) A</w:t>
+        <w:t xml:space="preserve">the </w:t>
+      </w:r>
+      <w:r>
+        <w:rPr>
+          <w:rFonts w:ascii="Georgia" w:cs="Georgia" w:eastAsia="Georgia" w:hAnsi="Georgia"/>
+          <w:i/>
+          <w:iCs/>
+          <w:sz w:val="22"/>
+          <w:szCs w:val="22"/>
+        </w:rPr>
+        <w:t xml:space="preserve">Limit Function Conjecture</w:t>
+      </w:r>
+      <w:r>
+        <w:rPr>
+          <w:rFonts w:ascii="Georgia" w:cs="Georgia" w:eastAsia="Georgia" w:hAnsi="Georgia"/>
+          <w:sz w:val="22"/>
+          <w:szCs w:val="22"/>
+        </w:rPr>
+        <w:t xml:space="preserve">: W</w:t>
+      </w:r>
+      <w:r>
+        <w:rPr>
+          <w:rFonts w:ascii="Georgia" w:cs="Georgia" w:eastAsia="Georgia" w:hAnsi="Georgia"/>
+          <w:sz w:val="22"/>
+          <w:szCs w:val="22"/>
+          <w:vertAlign w:val="subscript"/>
+        </w:rPr>
+        <w:t xml:space="preserve">∞</w:t>
+      </w:r>
+      <w:r>
+        <w:rPr>
+          <w:rFonts w:ascii="Georgia" w:cs="Georgia" w:eastAsia="Georgia" w:hAnsi="Georgia"/>
+          <w:sz w:val="22"/>
+          <w:szCs w:val="22"/>
+        </w:rPr>
+        <w:t xml:space="preserve"> is continuous and nonzero, and h</w:t>
       </w:r>
       <w:r>
         <w:rPr>
@@ -9170,58 +9297,24 @@
           <w:sz w:val="22"/>
           <w:szCs w:val="22"/>
         </w:rPr>
-        <w:t xml:space="preserve"> is primitive with Perron root 4/3. The mean of h</w:t>
-      </w:r>
-      <w:r>
-        <w:rPr>
-          <w:rFonts w:ascii="Georgia" w:cs="Georgia" w:eastAsia="Georgia" w:hAnsi="Georgia"/>
-          <w:sz w:val="22"/>
-          <w:szCs w:val="22"/>
-          <w:vertAlign w:val="subscript"/>
-        </w:rPr>
-        <w:t xml:space="preserve">r</w:t>
-      </w:r>
-      <w:r>
-        <w:rPr>
-          <w:rFonts w:ascii="Georgia" w:cs="Georgia" w:eastAsia="Georgia" w:hAnsi="Georgia"/>
-          <w:sz w:val="22"/>
-          <w:szCs w:val="22"/>
-        </w:rPr>
-        <w:t xml:space="preserve"> over the three lifts of s (mod 3</w:t>
-      </w:r>
-      <w:r>
-        <w:rPr>
-          <w:rFonts w:ascii="Georgia" w:cs="Georgia" w:eastAsia="Georgia" w:hAnsi="Georgia"/>
-          <w:sz w:val="22"/>
-          <w:szCs w:val="22"/>
-          <w:vertAlign w:val="superscript"/>
-        </w:rPr>
-        <w:t xml:space="preserve">r−1</w:t>
-      </w:r>
-      <w:r>
-        <w:rPr>
-          <w:rFonts w:ascii="Georgia" w:cs="Georgia" w:eastAsia="Georgia" w:hAnsi="Georgia"/>
-          <w:sz w:val="22"/>
-          <w:szCs w:val="22"/>
-        </w:rPr>
-        <w:t xml:space="preserve">) is h</w:t>
-      </w:r>
-      <w:r>
-        <w:rPr>
-          <w:rFonts w:ascii="Georgia" w:cs="Georgia" w:eastAsia="Georgia" w:hAnsi="Georgia"/>
-          <w:sz w:val="22"/>
-          <w:szCs w:val="22"/>
-          <w:vertAlign w:val="subscript"/>
-        </w:rPr>
-        <w:t xml:space="preserve">r−1</w:t>
-      </w:r>
-      <w:r>
-        <w:rPr>
-          <w:rFonts w:ascii="Georgia" w:cs="Georgia" w:eastAsia="Georgia" w:hAnsi="Georgia"/>
-          <w:sz w:val="22"/>
-          <w:szCs w:val="22"/>
-        </w:rPr>
-        <w:t xml:space="preserve">(s).</w:t>
+        <w:t xml:space="preserve"> → W</w:t>
+      </w:r>
+      <w:r>
+        <w:rPr>
+          <w:rFonts w:ascii="Georgia" w:cs="Georgia" w:eastAsia="Georgia" w:hAnsi="Georgia"/>
+          <w:sz w:val="22"/>
+          <w:szCs w:val="22"/>
+          <w:vertAlign w:val="subscript"/>
+        </w:rPr>
+        <w:t xml:space="preserve">∞</w:t>
+      </w:r>
+      <w:r>
+        <w:rPr>
+          <w:rFonts w:ascii="Georgia" w:cs="Georgia" w:eastAsia="Georgia" w:hAnsi="Georgia"/>
+          <w:sz w:val="22"/>
+          <w:szCs w:val="22"/>
+        </w:rPr>
+        <w:t xml:space="preserve"> everywhere;</w:t>
       </w:r>
     </w:p>
     <w:p>
@@ -9240,7 +9333,25 @@
           <w:sz w:val="22"/>
           <w:szCs w:val="22"/>
         </w:rPr>
-        <w:t xml:space="preserve">(b) There is a unique probability measure ν on ℤ₃</w:t>
+        <w:t xml:space="preserve">the </w:t>
+      </w:r>
+      <w:r>
+        <w:rPr>
+          <w:rFonts w:ascii="Georgia" w:cs="Georgia" w:eastAsia="Georgia" w:hAnsi="Georgia"/>
+          <w:i/>
+          <w:iCs/>
+          <w:sz w:val="22"/>
+          <w:szCs w:val="22"/>
+        </w:rPr>
+        <w:t xml:space="preserve">Extremal Limit Conjecture</w:t>
+      </w:r>
+      <w:r>
+        <w:rPr>
+          <w:rFonts w:ascii="Georgia" w:cs="Georgia" w:eastAsia="Georgia" w:hAnsi="Georgia"/>
+          <w:sz w:val="22"/>
+          <w:szCs w:val="22"/>
+        </w:rPr>
+        <w:t xml:space="preserve">: (3/4)</w:t>
       </w:r>
       <w:r>
         <w:rPr>
@@ -9249,32 +9360,15 @@
           <w:szCs w:val="22"/>
           <w:vertAlign w:val="superscript"/>
         </w:rPr>
-        <w:t xml:space="preserve">×</w:t>
-      </w:r>
-      <w:r>
-        <w:rPr>
-          <w:rFonts w:ascii="Georgia" w:cs="Georgia" w:eastAsia="Georgia" w:hAnsi="Georgia"/>
-          <w:sz w:val="22"/>
-          <w:szCs w:val="22"/>
-        </w:rPr>
-        <w:t xml:space="preserve"> whose density, relative to normalised Haar measure, has average h</w:t>
-      </w:r>
-      <w:r>
-        <w:rPr>
-          <w:rFonts w:ascii="Georgia" w:cs="Georgia" w:eastAsia="Georgia" w:hAnsi="Georgia"/>
-          <w:sz w:val="22"/>
-          <w:szCs w:val="22"/>
-          <w:vertAlign w:val="subscript"/>
-        </w:rPr>
-        <w:t xml:space="preserve">r</w:t>
-      </w:r>
-      <w:r>
-        <w:rPr>
-          <w:rFonts w:ascii="Georgia" w:cs="Georgia" w:eastAsia="Georgia" w:hAnsi="Georgia"/>
-          <w:sz w:val="22"/>
-          <w:szCs w:val="22"/>
-        </w:rPr>
-        <w:t xml:space="preserve">(c) on every ball c + 3</w:t>
+        <w:t xml:space="preserve">k</w:t>
+      </w:r>
+      <w:r>
+        <w:rPr>
+          <w:rFonts w:ascii="Georgia" w:cs="Georgia" w:eastAsia="Georgia" w:hAnsi="Georgia"/>
+          <w:sz w:val="22"/>
+          <w:szCs w:val="22"/>
+        </w:rPr>
+        <w:t xml:space="preserve"> N</w:t>
       </w:r>
       <w:r>
         <w:rPr>
@@ -9283,160 +9377,41 @@
           <w:szCs w:val="22"/>
           <w:vertAlign w:val="superscript"/>
         </w:rPr>
-        <w:t xml:space="preserve">r</w:t>
-      </w:r>
-      <w:r>
-        <w:rPr>
-          <w:rFonts w:ascii="Georgia" w:cs="Georgia" w:eastAsia="Georgia" w:hAnsi="Georgia"/>
-          <w:sz w:val="22"/>
-          <w:szCs w:val="22"/>
-        </w:rPr>
-        <w:t xml:space="preserve"> ℤ₃. ν is the stationary law of the Markov chain on ℤ₃</w:t>
-      </w:r>
-      <w:r>
-        <w:rPr>
-          <w:rFonts w:ascii="Georgia" w:cs="Georgia" w:eastAsia="Georgia" w:hAnsi="Georgia"/>
-          <w:sz w:val="22"/>
-          <w:szCs w:val="22"/>
-          <w:vertAlign w:val="superscript"/>
-        </w:rPr>
-        <w:t xml:space="preserve">×</w:t>
-      </w:r>
-      <w:r>
-        <w:rPr>
-          <w:rFonts w:ascii="Georgia" w:cs="Georgia" w:eastAsia="Georgia" w:hAnsi="Georgia"/>
-          <w:sz w:val="22"/>
-          <w:szCs w:val="22"/>
-        </w:rPr>
-        <w:t xml:space="preserve"> that maps x to x/2 with probability 3/4 and to (3x+1)/2 with probability 1/4. Equivalently, ν is the law of X = Σ</w:t>
-      </w:r>
-      <w:r>
-        <w:rPr>
-          <w:rFonts w:ascii="Georgia" w:cs="Georgia" w:eastAsia="Georgia" w:hAnsi="Georgia"/>
-          <w:sz w:val="22"/>
-          <w:szCs w:val="22"/>
-          <w:vertAlign w:val="subscript"/>
-        </w:rPr>
-        <w:t xml:space="preserve">j≥1</w:t>
-      </w:r>
-      <w:r>
-        <w:rPr>
-          <w:rFonts w:ascii="Georgia" w:cs="Georgia" w:eastAsia="Georgia" w:hAnsi="Georgia"/>
-          <w:sz w:val="22"/>
-          <w:szCs w:val="22"/>
-        </w:rPr>
-        <w:t xml:space="preserve"> 3</w:t>
-      </w:r>
-      <w:r>
-        <w:rPr>
-          <w:rFonts w:ascii="Georgia" w:cs="Georgia" w:eastAsia="Georgia" w:hAnsi="Georgia"/>
-          <w:sz w:val="22"/>
-          <w:szCs w:val="22"/>
-          <w:vertAlign w:val="superscript"/>
-        </w:rPr>
-        <w:t xml:space="preserve">j−1</w:t>
-      </w:r>
-      <w:r>
-        <w:rPr>
-          <w:rFonts w:ascii="Georgia" w:cs="Georgia" w:eastAsia="Georgia" w:hAnsi="Georgia"/>
-          <w:sz w:val="22"/>
-          <w:szCs w:val="22"/>
-        </w:rPr>
-        <w:t xml:space="preserve"> 2</w:t>
-      </w:r>
-      <w:r>
-        <w:rPr>
-          <w:rFonts w:ascii="Georgia" w:cs="Georgia" w:eastAsia="Georgia" w:hAnsi="Georgia"/>
-          <w:sz w:val="22"/>
-          <w:szCs w:val="22"/>
-          <w:vertAlign w:val="superscript"/>
-        </w:rPr>
-        <w:t xml:space="preserve">−S(j)</w:t>
-      </w:r>
-      <w:r>
-        <w:rPr>
-          <w:rFonts w:ascii="Georgia" w:cs="Georgia" w:eastAsia="Georgia" w:hAnsi="Georgia"/>
-          <w:sz w:val="22"/>
-          <w:szCs w:val="22"/>
-        </w:rPr>
-        <w:t xml:space="preserve">, with S(j) = a</w:t>
-      </w:r>
-      <w:r>
-        <w:rPr>
-          <w:rFonts w:ascii="Georgia" w:cs="Georgia" w:eastAsia="Georgia" w:hAnsi="Georgia"/>
-          <w:sz w:val="22"/>
-          <w:szCs w:val="22"/>
-          <w:vertAlign w:val="subscript"/>
-        </w:rPr>
-        <w:t xml:space="preserve">1</w:t>
-      </w:r>
-      <w:r>
-        <w:rPr>
-          <w:rFonts w:ascii="Georgia" w:cs="Georgia" w:eastAsia="Georgia" w:hAnsi="Georgia"/>
-          <w:sz w:val="22"/>
-          <w:szCs w:val="22"/>
-        </w:rPr>
-        <w:t xml:space="preserve"> + ⋯ + a</w:t>
-      </w:r>
-      <w:r>
-        <w:rPr>
-          <w:rFonts w:ascii="Georgia" w:cs="Georgia" w:eastAsia="Georgia" w:hAnsi="Georgia"/>
-          <w:sz w:val="22"/>
-          <w:szCs w:val="22"/>
-          <w:vertAlign w:val="subscript"/>
-        </w:rPr>
-        <w:t xml:space="preserve">j</w:t>
-      </w:r>
-      <w:r>
-        <w:rPr>
-          <w:rFonts w:ascii="Georgia" w:cs="Georgia" w:eastAsia="Georgia" w:hAnsi="Georgia"/>
-          <w:sz w:val="22"/>
-          <w:szCs w:val="22"/>
-        </w:rPr>
-        <w:t xml:space="preserve">, a</w:t>
-      </w:r>
-      <w:r>
-        <w:rPr>
-          <w:rFonts w:ascii="Georgia" w:cs="Georgia" w:eastAsia="Georgia" w:hAnsi="Georgia"/>
-          <w:sz w:val="22"/>
-          <w:szCs w:val="22"/>
-          <w:vertAlign w:val="subscript"/>
-        </w:rPr>
-        <w:t xml:space="preserve">j</w:t>
-      </w:r>
-      <w:r>
-        <w:rPr>
-          <w:rFonts w:ascii="Georgia" w:cs="Georgia" w:eastAsia="Georgia" w:hAnsi="Georgia"/>
-          <w:sz w:val="22"/>
-          <w:szCs w:val="22"/>
-        </w:rPr>
-        <w:t xml:space="preserve"> i.i.d. and P(a</w:t>
-      </w:r>
-      <w:r>
-        <w:rPr>
-          <w:rFonts w:ascii="Georgia" w:cs="Georgia" w:eastAsia="Georgia" w:hAnsi="Georgia"/>
-          <w:sz w:val="22"/>
-          <w:szCs w:val="22"/>
-          <w:vertAlign w:val="subscript"/>
-        </w:rPr>
-        <w:t xml:space="preserve">j</w:t>
-      </w:r>
-      <w:r>
-        <w:rPr>
-          <w:rFonts w:ascii="Georgia" w:cs="Georgia" w:eastAsia="Georgia" w:hAnsi="Georgia"/>
-          <w:sz w:val="22"/>
-          <w:szCs w:val="22"/>
-        </w:rPr>
-        <w:t xml:space="preserve"> = m) = (1/4)(3/4)</w:t>
-      </w:r>
-      <w:r>
-        <w:rPr>
-          <w:rFonts w:ascii="Georgia" w:cs="Georgia" w:eastAsia="Georgia" w:hAnsi="Georgia"/>
-          <w:sz w:val="22"/>
-          <w:szCs w:val="22"/>
-          <w:vertAlign w:val="superscript"/>
-        </w:rPr>
-        <w:t xml:space="preserve">m−1</w:t>
+        <w:t xml:space="preserve">±</w:t>
+      </w:r>
+      <w:r>
+        <w:rPr>
+          <w:rFonts w:ascii="Georgia" w:cs="Georgia" w:eastAsia="Georgia" w:hAnsi="Georgia"/>
+          <w:sz w:val="22"/>
+          <w:szCs w:val="22"/>
+        </w:rPr>
+        <w:t xml:space="preserve">(k) tends to sup W</w:t>
+      </w:r>
+      <w:r>
+        <w:rPr>
+          <w:rFonts w:ascii="Georgia" w:cs="Georgia" w:eastAsia="Georgia" w:hAnsi="Georgia"/>
+          <w:sz w:val="22"/>
+          <w:szCs w:val="22"/>
+          <w:vertAlign w:val="subscript"/>
+        </w:rPr>
+        <w:t xml:space="preserve">∞</w:t>
+      </w:r>
+      <w:r>
+        <w:rPr>
+          <w:rFonts w:ascii="Georgia" w:cs="Georgia" w:eastAsia="Georgia" w:hAnsi="Georgia"/>
+          <w:sz w:val="22"/>
+          <w:szCs w:val="22"/>
+        </w:rPr>
+        <w:t xml:space="preserve"> and inf W</w:t>
+      </w:r>
+      <w:r>
+        <w:rPr>
+          <w:rFonts w:ascii="Georgia" w:cs="Georgia" w:eastAsia="Georgia" w:hAnsi="Georgia"/>
+          <w:sz w:val="22"/>
+          <w:szCs w:val="22"/>
+          <w:vertAlign w:val="subscript"/>
+        </w:rPr>
+        <w:t xml:space="preserve">∞</w:t>
       </w:r>
       <w:r>
         <w:rPr>
@@ -9445,6 +9420,44 @@
           <w:szCs w:val="22"/>
         </w:rPr>
         <w:t xml:space="preserve">.</w:t>
+      </w:r>
+    </w:p>
+    <w:p>
+      <w:pPr>
+        <w:spacing w:after="120" w:line="264"/>
+        <w:jc w:val="both"/>
+      </w:pPr>
+      <w:r>
+        <w:rPr>
+          <w:rFonts w:ascii="Georgia" w:cs="Georgia" w:eastAsia="Georgia" w:hAnsi="Georgia"/>
+          <w:sz w:val="22"/>
+          <w:szCs w:val="22"/>
+        </w:rPr>
+        <w:t xml:space="preserve">They showed that the two conjectures together imply C′ (their "Conjecture C#"). Our additions are the identification (b), which yields a series formula, and Proposition 6 below, which derives C′ from the Limit Function Conjecture alone.</w:t>
+      </w:r>
+    </w:p>
+    <w:p>
+      <w:pPr>
+        <w:spacing w:after="120" w:line="264"/>
+        <w:jc w:val="both"/>
+      </w:pPr>
+      <w:r>
+        <w:rPr>
+          <w:rFonts w:ascii="Georgia" w:cs="Georgia" w:eastAsia="Georgia" w:hAnsi="Georgia"/>
+          <w:b/>
+          <w:bCs/>
+          <w:sz w:val="22"/>
+          <w:szCs w:val="22"/>
+        </w:rPr>
+        <w:t xml:space="preserve">Proposition 5</w:t>
+      </w:r>
+      <w:r>
+        <w:rPr>
+          <w:rFonts w:ascii="Georgia" w:cs="Georgia" w:eastAsia="Georgia" w:hAnsi="Georgia"/>
+          <w:sz w:val="22"/>
+          <w:szCs w:val="22"/>
+        </w:rPr>
+        <w:t xml:space="preserve"> ((a) and (c) are [AL2, Thms 6.1, 6.3]; (b) appears to be new). Let r ≥ 3.</w:t>
       </w:r>
     </w:p>
     <w:p>
@@ -9463,7 +9476,41 @@
           <w:sz w:val="22"/>
           <w:szCs w:val="22"/>
         </w:rPr>
-        <w:t xml:space="preserve">(c) For every class c mod 3</w:t>
+        <w:t xml:space="preserve">(a) A</w:t>
+      </w:r>
+      <w:r>
+        <w:rPr>
+          <w:rFonts w:ascii="Georgia" w:cs="Georgia" w:eastAsia="Georgia" w:hAnsi="Georgia"/>
+          <w:sz w:val="22"/>
+          <w:szCs w:val="22"/>
+          <w:vertAlign w:val="subscript"/>
+        </w:rPr>
+        <w:t xml:space="preserve">r</w:t>
+      </w:r>
+      <w:r>
+        <w:rPr>
+          <w:rFonts w:ascii="Georgia" w:cs="Georgia" w:eastAsia="Georgia" w:hAnsi="Georgia"/>
+          <w:sz w:val="22"/>
+          <w:szCs w:val="22"/>
+        </w:rPr>
+        <w:t xml:space="preserve"> is primitive with Perron root 4/3. The mean of h</w:t>
+      </w:r>
+      <w:r>
+        <w:rPr>
+          <w:rFonts w:ascii="Georgia" w:cs="Georgia" w:eastAsia="Georgia" w:hAnsi="Georgia"/>
+          <w:sz w:val="22"/>
+          <w:szCs w:val="22"/>
+          <w:vertAlign w:val="subscript"/>
+        </w:rPr>
+        <w:t xml:space="preserve">r</w:t>
+      </w:r>
+      <w:r>
+        <w:rPr>
+          <w:rFonts w:ascii="Georgia" w:cs="Georgia" w:eastAsia="Georgia" w:hAnsi="Georgia"/>
+          <w:sz w:val="22"/>
+          <w:szCs w:val="22"/>
+        </w:rPr>
+        <w:t xml:space="preserve"> over the three lifts of s (mod 3</w:t>
       </w:r>
       <w:r>
         <w:rPr>
@@ -9472,116 +9519,32 @@
           <w:szCs w:val="22"/>
           <w:vertAlign w:val="superscript"/>
         </w:rPr>
-        <w:t xml:space="preserve">r</w:t>
-      </w:r>
-      <w:r>
-        <w:rPr>
-          <w:rFonts w:ascii="Georgia" w:cs="Georgia" w:eastAsia="Georgia" w:hAnsi="Georgia"/>
-          <w:sz w:val="22"/>
-          <w:szCs w:val="22"/>
-        </w:rPr>
-        <w:t xml:space="preserve">, the average of (3/4)</w:t>
-      </w:r>
-      <w:r>
-        <w:rPr>
-          <w:rFonts w:ascii="Georgia" w:cs="Georgia" w:eastAsia="Georgia" w:hAnsi="Georgia"/>
-          <w:sz w:val="22"/>
-          <w:szCs w:val="22"/>
-          <w:vertAlign w:val="superscript"/>
-        </w:rPr>
-        <w:t xml:space="preserve">k</w:t>
-      </w:r>
-      <w:r>
-        <w:rPr>
-          <w:rFonts w:ascii="Georgia" w:cs="Georgia" w:eastAsia="Georgia" w:hAnsi="Georgia"/>
-          <w:sz w:val="22"/>
-          <w:szCs w:val="22"/>
-        </w:rPr>
-        <w:t xml:space="preserve"> N*</w:t>
-      </w:r>
-      <w:r>
-        <w:rPr>
-          <w:rFonts w:ascii="Georgia" w:cs="Georgia" w:eastAsia="Georgia" w:hAnsi="Georgia"/>
-          <w:sz w:val="22"/>
-          <w:szCs w:val="22"/>
-          <w:vertAlign w:val="subscript"/>
-        </w:rPr>
-        <w:t xml:space="preserve">k</w:t>
-      </w:r>
-      <w:r>
-        <w:rPr>
-          <w:rFonts w:ascii="Georgia" w:cs="Georgia" w:eastAsia="Georgia" w:hAnsi="Georgia"/>
-          <w:sz w:val="22"/>
-          <w:szCs w:val="22"/>
-        </w:rPr>
-        <w:t xml:space="preserve">(b) over the classes b mod 3</w:t>
-      </w:r>
-      <w:r>
-        <w:rPr>
-          <w:rFonts w:ascii="Georgia" w:cs="Georgia" w:eastAsia="Georgia" w:hAnsi="Georgia"/>
-          <w:sz w:val="22"/>
-          <w:szCs w:val="22"/>
-          <w:vertAlign w:val="superscript"/>
-        </w:rPr>
-        <w:t xml:space="preserve">k+1</w:t>
-      </w:r>
-      <w:r>
-        <w:rPr>
-          <w:rFonts w:ascii="Georgia" w:cs="Georgia" w:eastAsia="Georgia" w:hAnsi="Georgia"/>
-          <w:sz w:val="22"/>
-          <w:szCs w:val="22"/>
-        </w:rPr>
-        <w:t xml:space="preserve"> with b ≡ c (mod 3</w:t>
-      </w:r>
-      <w:r>
-        <w:rPr>
-          <w:rFonts w:ascii="Georgia" w:cs="Georgia" w:eastAsia="Georgia" w:hAnsi="Georgia"/>
-          <w:sz w:val="22"/>
-          <w:szCs w:val="22"/>
-          <w:vertAlign w:val="superscript"/>
-        </w:rPr>
-        <w:t xml:space="preserve">r</w:t>
-      </w:r>
-      <w:r>
-        <w:rPr>
-          <w:rFonts w:ascii="Georgia" w:cs="Georgia" w:eastAsia="Georgia" w:hAnsi="Georgia"/>
-          <w:sz w:val="22"/>
-          <w:szCs w:val="22"/>
-        </w:rPr>
-        <w:t xml:space="preserve">) tends to h</w:t>
-      </w:r>
-      <w:r>
-        <w:rPr>
-          <w:rFonts w:ascii="Georgia" w:cs="Georgia" w:eastAsia="Georgia" w:hAnsi="Georgia"/>
-          <w:sz w:val="22"/>
-          <w:szCs w:val="22"/>
-          <w:vertAlign w:val="subscript"/>
-        </w:rPr>
-        <w:t xml:space="preserve">r</w:t>
-      </w:r>
-      <w:r>
-        <w:rPr>
-          <w:rFonts w:ascii="Georgia" w:cs="Georgia" w:eastAsia="Georgia" w:hAnsi="Georgia"/>
-          <w:sz w:val="22"/>
-          <w:szCs w:val="22"/>
-        </w:rPr>
-        <w:t xml:space="preserve">(c) as k → ∞.</w:t>
-      </w:r>
-    </w:p>
-    <w:p>
-      <w:pPr>
-        <w:spacing w:after="120" w:line="264"/>
-        <w:jc w:val="both"/>
-      </w:pPr>
-      <w:r>
-        <w:rPr>
-          <w:rFonts w:ascii="Georgia" w:cs="Georgia" w:eastAsia="Georgia" w:hAnsi="Georgia"/>
-          <w:i/>
-          <w:iCs/>
-          <w:sz w:val="22"/>
-          <w:szCs w:val="22"/>
-        </w:rPr>
-        <w:t xml:space="preserve">Proof.</w:t>
+        <w:t xml:space="preserve">r−1</w:t>
+      </w:r>
+      <w:r>
+        <w:rPr>
+          <w:rFonts w:ascii="Georgia" w:cs="Georgia" w:eastAsia="Georgia" w:hAnsi="Georgia"/>
+          <w:sz w:val="22"/>
+          <w:szCs w:val="22"/>
+        </w:rPr>
+        <w:t xml:space="preserve">) is h</w:t>
+      </w:r>
+      <w:r>
+        <w:rPr>
+          <w:rFonts w:ascii="Georgia" w:cs="Georgia" w:eastAsia="Georgia" w:hAnsi="Georgia"/>
+          <w:sz w:val="22"/>
+          <w:szCs w:val="22"/>
+          <w:vertAlign w:val="subscript"/>
+        </w:rPr>
+        <w:t xml:space="preserve">r−1</w:t>
+      </w:r>
+      <w:r>
+        <w:rPr>
+          <w:rFonts w:ascii="Georgia" w:cs="Georgia" w:eastAsia="Georgia" w:hAnsi="Georgia"/>
+          <w:sz w:val="22"/>
+          <w:szCs w:val="22"/>
+        </w:rPr>
+        <w:t xml:space="preserve">(s).</w:t>
       </w:r>
     </w:p>
     <w:p>
@@ -9600,7 +9563,24 @@
           <w:sz w:val="22"/>
           <w:szCs w:val="22"/>
         </w:rPr>
-        <w:t xml:space="preserve">(a), Perron root. Summing A</w:t>
+        <w:t xml:space="preserve">(b) There is a unique probability measure ν on ℤ₃</w:t>
+      </w:r>
+      <w:r>
+        <w:rPr>
+          <w:rFonts w:ascii="Georgia" w:cs="Georgia" w:eastAsia="Georgia" w:hAnsi="Georgia"/>
+          <w:sz w:val="22"/>
+          <w:szCs w:val="22"/>
+          <w:vertAlign w:val="superscript"/>
+        </w:rPr>
+        <w:t xml:space="preserve">×</w:t>
+      </w:r>
+      <w:r>
+        <w:rPr>
+          <w:rFonts w:ascii="Georgia" w:cs="Georgia" w:eastAsia="Georgia" w:hAnsi="Georgia"/>
+          <w:sz w:val="22"/>
+          <w:szCs w:val="22"/>
+        </w:rPr>
+        <w:t xml:space="preserve"> whose density, relative to normalised Haar measure, has average h</w:t>
       </w:r>
       <w:r>
         <w:rPr>
@@ -9617,31 +9597,14 @@
           <w:sz w:val="22"/>
           <w:szCs w:val="22"/>
         </w:rPr>
-        <w:t xml:space="preserve"> v over all classes gives (4/3)Σ</w:t>
-      </w:r>
-      <w:r>
-        <w:rPr>
-          <w:rFonts w:ascii="Georgia" w:cs="Georgia" w:eastAsia="Georgia" w:hAnsi="Georgia"/>
-          <w:sz w:val="22"/>
-          <w:szCs w:val="22"/>
-          <w:vertAlign w:val="subscript"/>
-        </w:rPr>
-        <w:t xml:space="preserve">c</w:t>
-      </w:r>
-      <w:r>
-        <w:rPr>
-          <w:rFonts w:ascii="Georgia" w:cs="Georgia" w:eastAsia="Georgia" w:hAnsi="Georgia"/>
-          <w:sz w:val="22"/>
-          <w:szCs w:val="22"/>
-        </w:rPr>
-        <w:t xml:space="preserve"> v(c), as in the summed identity of §3. So the all-ones row vector is a positive left eigenvector. The cycle c ↦ 2c makes A</w:t>
-      </w:r>
-      <w:r>
-        <w:rPr>
-          <w:rFonts w:ascii="Georgia" w:cs="Georgia" w:eastAsia="Georgia" w:hAnsi="Georgia"/>
-          <w:sz w:val="22"/>
-          <w:szCs w:val="22"/>
-          <w:vertAlign w:val="subscript"/>
+        <w:t xml:space="preserve">(c) on every ball c + 3</w:t>
+      </w:r>
+      <w:r>
+        <w:rPr>
+          <w:rFonts w:ascii="Georgia" w:cs="Georgia" w:eastAsia="Georgia" w:hAnsi="Georgia"/>
+          <w:sz w:val="22"/>
+          <w:szCs w:val="22"/>
+          <w:vertAlign w:val="superscript"/>
         </w:rPr>
         <w:t xml:space="preserve">r</w:t>
       </w:r>
@@ -9651,24 +9614,160 @@
           <w:sz w:val="22"/>
           <w:szCs w:val="22"/>
         </w:rPr>
-        <w:t xml:space="preserve"> irreducible. The class c ≡ −1 has a self-loop, because (2·(−1)−1)/3 = −1, so A</w:t>
-      </w:r>
-      <w:r>
-        <w:rPr>
-          <w:rFonts w:ascii="Georgia" w:cs="Georgia" w:eastAsia="Georgia" w:hAnsi="Georgia"/>
-          <w:sz w:val="22"/>
-          <w:szCs w:val="22"/>
-          <w:vertAlign w:val="subscript"/>
-        </w:rPr>
-        <w:t xml:space="preserve">r</w:t>
-      </w:r>
-      <w:r>
-        <w:rPr>
-          <w:rFonts w:ascii="Georgia" w:cs="Georgia" w:eastAsia="Georgia" w:hAnsi="Georgia"/>
-          <w:sz w:val="22"/>
-          <w:szCs w:val="22"/>
-        </w:rPr>
-        <w:t xml:space="preserve"> is primitive and its Perron root is 4/3.</w:t>
+        <w:t xml:space="preserve"> ℤ₃. ν is the stationary law of the Markov chain on ℤ₃</w:t>
+      </w:r>
+      <w:r>
+        <w:rPr>
+          <w:rFonts w:ascii="Georgia" w:cs="Georgia" w:eastAsia="Georgia" w:hAnsi="Georgia"/>
+          <w:sz w:val="22"/>
+          <w:szCs w:val="22"/>
+          <w:vertAlign w:val="superscript"/>
+        </w:rPr>
+        <w:t xml:space="preserve">×</w:t>
+      </w:r>
+      <w:r>
+        <w:rPr>
+          <w:rFonts w:ascii="Georgia" w:cs="Georgia" w:eastAsia="Georgia" w:hAnsi="Georgia"/>
+          <w:sz w:val="22"/>
+          <w:szCs w:val="22"/>
+        </w:rPr>
+        <w:t xml:space="preserve"> that maps x to x/2 with probability 3/4 and to (3x+1)/2 with probability 1/4. Equivalently, ν is the law of X = Σ</w:t>
+      </w:r>
+      <w:r>
+        <w:rPr>
+          <w:rFonts w:ascii="Georgia" w:cs="Georgia" w:eastAsia="Georgia" w:hAnsi="Georgia"/>
+          <w:sz w:val="22"/>
+          <w:szCs w:val="22"/>
+          <w:vertAlign w:val="subscript"/>
+        </w:rPr>
+        <w:t xml:space="preserve">j≥1</w:t>
+      </w:r>
+      <w:r>
+        <w:rPr>
+          <w:rFonts w:ascii="Georgia" w:cs="Georgia" w:eastAsia="Georgia" w:hAnsi="Georgia"/>
+          <w:sz w:val="22"/>
+          <w:szCs w:val="22"/>
+        </w:rPr>
+        <w:t xml:space="preserve"> 3</w:t>
+      </w:r>
+      <w:r>
+        <w:rPr>
+          <w:rFonts w:ascii="Georgia" w:cs="Georgia" w:eastAsia="Georgia" w:hAnsi="Georgia"/>
+          <w:sz w:val="22"/>
+          <w:szCs w:val="22"/>
+          <w:vertAlign w:val="superscript"/>
+        </w:rPr>
+        <w:t xml:space="preserve">j−1</w:t>
+      </w:r>
+      <w:r>
+        <w:rPr>
+          <w:rFonts w:ascii="Georgia" w:cs="Georgia" w:eastAsia="Georgia" w:hAnsi="Georgia"/>
+          <w:sz w:val="22"/>
+          <w:szCs w:val="22"/>
+        </w:rPr>
+        <w:t xml:space="preserve"> 2</w:t>
+      </w:r>
+      <w:r>
+        <w:rPr>
+          <w:rFonts w:ascii="Georgia" w:cs="Georgia" w:eastAsia="Georgia" w:hAnsi="Georgia"/>
+          <w:sz w:val="22"/>
+          <w:szCs w:val="22"/>
+          <w:vertAlign w:val="superscript"/>
+        </w:rPr>
+        <w:t xml:space="preserve">−S(j)</w:t>
+      </w:r>
+      <w:r>
+        <w:rPr>
+          <w:rFonts w:ascii="Georgia" w:cs="Georgia" w:eastAsia="Georgia" w:hAnsi="Georgia"/>
+          <w:sz w:val="22"/>
+          <w:szCs w:val="22"/>
+        </w:rPr>
+        <w:t xml:space="preserve">, with S(j) = a</w:t>
+      </w:r>
+      <w:r>
+        <w:rPr>
+          <w:rFonts w:ascii="Georgia" w:cs="Georgia" w:eastAsia="Georgia" w:hAnsi="Georgia"/>
+          <w:sz w:val="22"/>
+          <w:szCs w:val="22"/>
+          <w:vertAlign w:val="subscript"/>
+        </w:rPr>
+        <w:t xml:space="preserve">1</w:t>
+      </w:r>
+      <w:r>
+        <w:rPr>
+          <w:rFonts w:ascii="Georgia" w:cs="Georgia" w:eastAsia="Georgia" w:hAnsi="Georgia"/>
+          <w:sz w:val="22"/>
+          <w:szCs w:val="22"/>
+        </w:rPr>
+        <w:t xml:space="preserve"> + ⋯ + a</w:t>
+      </w:r>
+      <w:r>
+        <w:rPr>
+          <w:rFonts w:ascii="Georgia" w:cs="Georgia" w:eastAsia="Georgia" w:hAnsi="Georgia"/>
+          <w:sz w:val="22"/>
+          <w:szCs w:val="22"/>
+          <w:vertAlign w:val="subscript"/>
+        </w:rPr>
+        <w:t xml:space="preserve">j</w:t>
+      </w:r>
+      <w:r>
+        <w:rPr>
+          <w:rFonts w:ascii="Georgia" w:cs="Georgia" w:eastAsia="Georgia" w:hAnsi="Georgia"/>
+          <w:sz w:val="22"/>
+          <w:szCs w:val="22"/>
+        </w:rPr>
+        <w:t xml:space="preserve">, a</w:t>
+      </w:r>
+      <w:r>
+        <w:rPr>
+          <w:rFonts w:ascii="Georgia" w:cs="Georgia" w:eastAsia="Georgia" w:hAnsi="Georgia"/>
+          <w:sz w:val="22"/>
+          <w:szCs w:val="22"/>
+          <w:vertAlign w:val="subscript"/>
+        </w:rPr>
+        <w:t xml:space="preserve">j</w:t>
+      </w:r>
+      <w:r>
+        <w:rPr>
+          <w:rFonts w:ascii="Georgia" w:cs="Georgia" w:eastAsia="Georgia" w:hAnsi="Georgia"/>
+          <w:sz w:val="22"/>
+          <w:szCs w:val="22"/>
+        </w:rPr>
+        <w:t xml:space="preserve"> i.i.d. and P(a</w:t>
+      </w:r>
+      <w:r>
+        <w:rPr>
+          <w:rFonts w:ascii="Georgia" w:cs="Georgia" w:eastAsia="Georgia" w:hAnsi="Georgia"/>
+          <w:sz w:val="22"/>
+          <w:szCs w:val="22"/>
+          <w:vertAlign w:val="subscript"/>
+        </w:rPr>
+        <w:t xml:space="preserve">j</w:t>
+      </w:r>
+      <w:r>
+        <w:rPr>
+          <w:rFonts w:ascii="Georgia" w:cs="Georgia" w:eastAsia="Georgia" w:hAnsi="Georgia"/>
+          <w:sz w:val="22"/>
+          <w:szCs w:val="22"/>
+        </w:rPr>
+        <w:t xml:space="preserve"> = m) = (1/4)(3/4)</w:t>
+      </w:r>
+      <w:r>
+        <w:rPr>
+          <w:rFonts w:ascii="Georgia" w:cs="Georgia" w:eastAsia="Georgia" w:hAnsi="Georgia"/>
+          <w:sz w:val="22"/>
+          <w:szCs w:val="22"/>
+          <w:vertAlign w:val="superscript"/>
+        </w:rPr>
+        <w:t xml:space="preserve">m−1</w:t>
+      </w:r>
+      <w:r>
+        <w:rPr>
+          <w:rFonts w:ascii="Georgia" w:cs="Georgia" w:eastAsia="Georgia" w:hAnsi="Georgia"/>
+          <w:sz w:val="22"/>
+          <w:szCs w:val="22"/>
+        </w:rPr>
+        <w:t xml:space="preserve">.</w:t>
       </w:r>
     </w:p>
     <w:p>
@@ -9687,14 +9786,14 @@
           <w:sz w:val="22"/>
           <w:szCs w:val="22"/>
         </w:rPr>
-        <w:t xml:space="preserve">(a), consistency. Averaging over the top digit commutes with A</w:t>
-      </w:r>
-      <w:r>
-        <w:rPr>
-          <w:rFonts w:ascii="Georgia" w:cs="Georgia" w:eastAsia="Georgia" w:hAnsi="Georgia"/>
-          <w:sz w:val="22"/>
-          <w:szCs w:val="22"/>
-          <w:vertAlign w:val="subscript"/>
+        <w:t xml:space="preserve">(c) For every class c mod 3</w:t>
+      </w:r>
+      <w:r>
+        <w:rPr>
+          <w:rFonts w:ascii="Georgia" w:cs="Georgia" w:eastAsia="Georgia" w:hAnsi="Georgia"/>
+          <w:sz w:val="22"/>
+          <w:szCs w:val="22"/>
+          <w:vertAlign w:val="superscript"/>
         </w:rPr>
         <w:t xml:space="preserve">r</w:t>
       </w:r>
@@ -9704,7 +9803,7 @@
           <w:sz w:val="22"/>
           <w:szCs w:val="22"/>
         </w:rPr>
-        <w:t xml:space="preserve">. The doubling term maps the fibres of reduction mod 3</w:t>
+        <w:t xml:space="preserve">, the average of (3/4)</w:t>
       </w:r>
       <w:r>
         <w:rPr>
@@ -9713,15 +9812,32 @@
           <w:szCs w:val="22"/>
           <w:vertAlign w:val="superscript"/>
         </w:rPr>
-        <w:t xml:space="preserve">r−1</w:t>
-      </w:r>
-      <w:r>
-        <w:rPr>
-          <w:rFonts w:ascii="Georgia" w:cs="Georgia" w:eastAsia="Georgia" w:hAnsi="Georgia"/>
-          <w:sz w:val="22"/>
-          <w:szCs w:val="22"/>
-        </w:rPr>
-        <w:t xml:space="preserve"> onto fibres, and β depends only on c mod 9. As the top digit of c runs through 0, 1, 2, the class (2c−1)/3 mod 3</w:t>
+        <w:t xml:space="preserve">k</w:t>
+      </w:r>
+      <w:r>
+        <w:rPr>
+          <w:rFonts w:ascii="Georgia" w:cs="Georgia" w:eastAsia="Georgia" w:hAnsi="Georgia"/>
+          <w:sz w:val="22"/>
+          <w:szCs w:val="22"/>
+        </w:rPr>
+        <w:t xml:space="preserve"> N*</w:t>
+      </w:r>
+      <w:r>
+        <w:rPr>
+          <w:rFonts w:ascii="Georgia" w:cs="Georgia" w:eastAsia="Georgia" w:hAnsi="Georgia"/>
+          <w:sz w:val="22"/>
+          <w:szCs w:val="22"/>
+          <w:vertAlign w:val="subscript"/>
+        </w:rPr>
+        <w:t xml:space="preserve">k</w:t>
+      </w:r>
+      <w:r>
+        <w:rPr>
+          <w:rFonts w:ascii="Georgia" w:cs="Georgia" w:eastAsia="Georgia" w:hAnsi="Georgia"/>
+          <w:sz w:val="22"/>
+          <w:szCs w:val="22"/>
+        </w:rPr>
+        <w:t xml:space="preserve">(b) over the classes b mod 3</w:t>
       </w:r>
       <w:r>
         <w:rPr>
@@ -9730,15 +9846,15 @@
           <w:szCs w:val="22"/>
           <w:vertAlign w:val="superscript"/>
         </w:rPr>
-        <w:t xml:space="preserve">r−1</w:t>
-      </w:r>
-      <w:r>
-        <w:rPr>
-          <w:rFonts w:ascii="Georgia" w:cs="Georgia" w:eastAsia="Georgia" w:hAnsi="Georgia"/>
-          <w:sz w:val="22"/>
-          <w:szCs w:val="22"/>
-        </w:rPr>
-        <w:t xml:space="preserve"> runs through the three lifts of (2s−1)/3 mod 3</w:t>
+        <w:t xml:space="preserve">k+1</w:t>
+      </w:r>
+      <w:r>
+        <w:rPr>
+          <w:rFonts w:ascii="Georgia" w:cs="Georgia" w:eastAsia="Georgia" w:hAnsi="Georgia"/>
+          <w:sz w:val="22"/>
+          <w:szCs w:val="22"/>
+        </w:rPr>
+        <w:t xml:space="preserve"> with b ≡ c (mod 3</w:t>
       </w:r>
       <w:r>
         <w:rPr>
@@ -9747,40 +9863,6 @@
           <w:szCs w:val="22"/>
           <w:vertAlign w:val="superscript"/>
         </w:rPr>
-        <w:t xml:space="preserve">r−2</w:t>
-      </w:r>
-      <w:r>
-        <w:rPr>
-          <w:rFonts w:ascii="Georgia" w:cs="Georgia" w:eastAsia="Georgia" w:hAnsi="Georgia"/>
-          <w:sz w:val="22"/>
-          <w:szCs w:val="22"/>
-        </w:rPr>
-        <w:t xml:space="preserve">, where s ≡ c (mod 3</w:t>
-      </w:r>
-      <w:r>
-        <w:rPr>
-          <w:rFonts w:ascii="Georgia" w:cs="Georgia" w:eastAsia="Georgia" w:hAnsi="Georgia"/>
-          <w:sz w:val="22"/>
-          <w:szCs w:val="22"/>
-          <w:vertAlign w:val="superscript"/>
-        </w:rPr>
-        <w:t xml:space="preserve">r−1</w:t>
-      </w:r>
-      <w:r>
-        <w:rPr>
-          <w:rFonts w:ascii="Georgia" w:cs="Georgia" w:eastAsia="Georgia" w:hAnsi="Georgia"/>
-          <w:sz w:val="22"/>
-          <w:szCs w:val="22"/>
-        </w:rPr>
-        <w:t xml:space="preserve">). So the top-digit average of h</w:t>
-      </w:r>
-      <w:r>
-        <w:rPr>
-          <w:rFonts w:ascii="Georgia" w:cs="Georgia" w:eastAsia="Georgia" w:hAnsi="Georgia"/>
-          <w:sz w:val="22"/>
-          <w:szCs w:val="22"/>
-          <w:vertAlign w:val="subscript"/>
-        </w:rPr>
         <w:t xml:space="preserve">r</w:t>
       </w:r>
       <w:r>
@@ -9789,41 +9871,40 @@
           <w:sz w:val="22"/>
           <w:szCs w:val="22"/>
         </w:rPr>
-        <w:t xml:space="preserve"> is a positive eigenvector of A</w:t>
-      </w:r>
-      <w:r>
-        <w:rPr>
-          <w:rFonts w:ascii="Georgia" w:cs="Georgia" w:eastAsia="Georgia" w:hAnsi="Georgia"/>
-          <w:sz w:val="22"/>
-          <w:szCs w:val="22"/>
-          <w:vertAlign w:val="subscript"/>
-        </w:rPr>
-        <w:t xml:space="preserve">r−1</w:t>
-      </w:r>
-      <w:r>
-        <w:rPr>
-          <w:rFonts w:ascii="Georgia" w:cs="Georgia" w:eastAsia="Georgia" w:hAnsi="Georgia"/>
-          <w:sz w:val="22"/>
-          <w:szCs w:val="22"/>
-        </w:rPr>
-        <w:t xml:space="preserve">, and by uniqueness it equals h</w:t>
-      </w:r>
-      <w:r>
-        <w:rPr>
-          <w:rFonts w:ascii="Georgia" w:cs="Georgia" w:eastAsia="Georgia" w:hAnsi="Georgia"/>
-          <w:sz w:val="22"/>
-          <w:szCs w:val="22"/>
-          <w:vertAlign w:val="subscript"/>
-        </w:rPr>
-        <w:t xml:space="preserve">r−1</w:t>
-      </w:r>
-      <w:r>
-        <w:rPr>
-          <w:rFonts w:ascii="Georgia" w:cs="Georgia" w:eastAsia="Georgia" w:hAnsi="Georgia"/>
-          <w:sz w:val="22"/>
-          <w:szCs w:val="22"/>
-        </w:rPr>
-        <w:t xml:space="preserve">.</w:t>
+        <w:t xml:space="preserve">) tends to h</w:t>
+      </w:r>
+      <w:r>
+        <w:rPr>
+          <w:rFonts w:ascii="Georgia" w:cs="Georgia" w:eastAsia="Georgia" w:hAnsi="Georgia"/>
+          <w:sz w:val="22"/>
+          <w:szCs w:val="22"/>
+          <w:vertAlign w:val="subscript"/>
+        </w:rPr>
+        <w:t xml:space="preserve">r</w:t>
+      </w:r>
+      <w:r>
+        <w:rPr>
+          <w:rFonts w:ascii="Georgia" w:cs="Georgia" w:eastAsia="Georgia" w:hAnsi="Georgia"/>
+          <w:sz w:val="22"/>
+          <w:szCs w:val="22"/>
+        </w:rPr>
+        <w:t xml:space="preserve">(c) as k → ∞.</w:t>
+      </w:r>
+    </w:p>
+    <w:p>
+      <w:pPr>
+        <w:spacing w:after="120" w:line="264"/>
+        <w:jc w:val="both"/>
+      </w:pPr>
+      <w:r>
+        <w:rPr>
+          <w:rFonts w:ascii="Georgia" w:cs="Georgia" w:eastAsia="Georgia" w:hAnsi="Georgia"/>
+          <w:i/>
+          <w:iCs/>
+          <w:sz w:val="22"/>
+          <w:szCs w:val="22"/>
+        </w:rPr>
+        <w:t xml:space="preserve">Proof.</w:t>
       </w:r>
     </w:p>
     <w:p>
@@ -9842,24 +9923,7 @@
           <w:sz w:val="22"/>
           <w:szCs w:val="22"/>
         </w:rPr>
-        <w:t xml:space="preserve">(b) Existence and uniqueness follow from (a) by Kolmogorov's extension theorem. The map x ↦ x/2 permutes the balls of each level. The map x ↦ (3x+1)/2 sends the ball s + 3</w:t>
-      </w:r>
-      <w:r>
-        <w:rPr>
-          <w:rFonts w:ascii="Georgia" w:cs="Georgia" w:eastAsia="Georgia" w:hAnsi="Georgia"/>
-          <w:sz w:val="22"/>
-          <w:szCs w:val="22"/>
-          <w:vertAlign w:val="superscript"/>
-        </w:rPr>
-        <w:t xml:space="preserve">r−1</w:t>
-      </w:r>
-      <w:r>
-        <w:rPr>
-          <w:rFonts w:ascii="Georgia" w:cs="Georgia" w:eastAsia="Georgia" w:hAnsi="Georgia"/>
-          <w:sz w:val="22"/>
-          <w:szCs w:val="22"/>
-        </w:rPr>
-        <w:t xml:space="preserve">ℤ₃ onto a level-r ball contained in {c ≡ 2, 8 (mod 9)}, and its inverse there is c ↦ (2c−1)/3. So A</w:t>
+        <w:t xml:space="preserve">(a), Perron root. Summing A</w:t>
       </w:r>
       <w:r>
         <w:rPr>
@@ -9876,7 +9940,24 @@
           <w:sz w:val="22"/>
           <w:szCs w:val="22"/>
         </w:rPr>
-        <w:t xml:space="preserve"> h</w:t>
+        <w:t xml:space="preserve"> v over all classes gives (4/3)Σ</w:t>
+      </w:r>
+      <w:r>
+        <w:rPr>
+          <w:rFonts w:ascii="Georgia" w:cs="Georgia" w:eastAsia="Georgia" w:hAnsi="Georgia"/>
+          <w:sz w:val="22"/>
+          <w:szCs w:val="22"/>
+          <w:vertAlign w:val="subscript"/>
+        </w:rPr>
+        <w:t xml:space="preserve">c</w:t>
+      </w:r>
+      <w:r>
+        <w:rPr>
+          <w:rFonts w:ascii="Georgia" w:cs="Georgia" w:eastAsia="Georgia" w:hAnsi="Georgia"/>
+          <w:sz w:val="22"/>
+          <w:szCs w:val="22"/>
+        </w:rPr>
+        <w:t xml:space="preserve"> v(c), as in the summed identity of §3. So the all-ones row vector is a positive left eigenvector. The cycle c ↦ 2c makes A</w:t>
       </w:r>
       <w:r>
         <w:rPr>
@@ -9893,7 +9974,7 @@
           <w:sz w:val="22"/>
           <w:szCs w:val="22"/>
         </w:rPr>
-        <w:t xml:space="preserve"> = (4/3)h</w:t>
+        <w:t xml:space="preserve"> irreducible. The class c ≡ −1 has a self-loop, because (2·(−1)−1)/3 = −1, so A</w:t>
       </w:r>
       <w:r>
         <w:rPr>
@@ -9910,7 +9991,7 @@
           <w:sz w:val="22"/>
           <w:szCs w:val="22"/>
         </w:rPr>
-        <w:t xml:space="preserve"> is the stationarity equation on level-r balls. Unrolling the x/2 steps gives the series.</w:t>
+        <w:t xml:space="preserve"> is primitive and its Perron root is 4/3.</w:t>
       </w:r>
     </w:p>
     <w:p>
@@ -9929,58 +10010,7 @@
           <w:sz w:val="22"/>
           <w:szCs w:val="22"/>
         </w:rPr>
-        <w:t xml:space="preserve">(c) Let g</w:t>
-      </w:r>
-      <w:r>
-        <w:rPr>
-          <w:rFonts w:ascii="Georgia" w:cs="Georgia" w:eastAsia="Georgia" w:hAnsi="Georgia"/>
-          <w:sz w:val="22"/>
-          <w:szCs w:val="22"/>
-          <w:vertAlign w:val="subscript"/>
-        </w:rPr>
-        <w:t xml:space="preserve">k</w:t>
-      </w:r>
-      <w:r>
-        <w:rPr>
-          <w:rFonts w:ascii="Georgia" w:cs="Georgia" w:eastAsia="Georgia" w:hAnsi="Georgia"/>
-          <w:sz w:val="22"/>
-          <w:szCs w:val="22"/>
-        </w:rPr>
-        <w:t xml:space="preserve">(c) be the class average. By (2.1), b ↦ 2b maps class c onto class 2c, and b ↦ (2b−1)/3 maps class c onto the union of the three lifts l</w:t>
-      </w:r>
-      <w:r>
-        <w:rPr>
-          <w:rFonts w:ascii="Georgia" w:cs="Georgia" w:eastAsia="Georgia" w:hAnsi="Georgia"/>
-          <w:sz w:val="22"/>
-          <w:szCs w:val="22"/>
-          <w:vertAlign w:val="subscript"/>
-        </w:rPr>
-        <w:t xml:space="preserve">u</w:t>
-      </w:r>
-      <w:r>
-        <w:rPr>
-          <w:rFonts w:ascii="Georgia" w:cs="Georgia" w:eastAsia="Georgia" w:hAnsi="Georgia"/>
-          <w:sz w:val="22"/>
-          <w:szCs w:val="22"/>
-        </w:rPr>
-        <w:t xml:space="preserve">(c). Hence g</w:t>
-      </w:r>
-      <w:r>
-        <w:rPr>
-          <w:rFonts w:ascii="Georgia" w:cs="Georgia" w:eastAsia="Georgia" w:hAnsi="Georgia"/>
-          <w:sz w:val="22"/>
-          <w:szCs w:val="22"/>
-          <w:vertAlign w:val="subscript"/>
-        </w:rPr>
-        <w:t xml:space="preserve">k+1</w:t>
-      </w:r>
-      <w:r>
-        <w:rPr>
-          <w:rFonts w:ascii="Georgia" w:cs="Georgia" w:eastAsia="Georgia" w:hAnsi="Georgia"/>
-          <w:sz w:val="22"/>
-          <w:szCs w:val="22"/>
-        </w:rPr>
-        <w:t xml:space="preserve"> = (3/4)A</w:t>
+        <w:t xml:space="preserve">(a), consistency. Averaging over the top digit commutes with A</w:t>
       </w:r>
       <w:r>
         <w:rPr>
@@ -9997,58 +10027,75 @@
           <w:sz w:val="22"/>
           <w:szCs w:val="22"/>
         </w:rPr>
-        <w:t xml:space="preserve"> g</w:t>
-      </w:r>
-      <w:r>
-        <w:rPr>
-          <w:rFonts w:ascii="Georgia" w:cs="Georgia" w:eastAsia="Georgia" w:hAnsi="Georgia"/>
-          <w:sz w:val="22"/>
-          <w:szCs w:val="22"/>
-          <w:vertAlign w:val="subscript"/>
-        </w:rPr>
-        <w:t xml:space="preserve">k</w:t>
-      </w:r>
-      <w:r>
-        <w:rPr>
-          <w:rFonts w:ascii="Georgia" w:cs="Georgia" w:eastAsia="Georgia" w:hAnsi="Georgia"/>
-          <w:sz w:val="22"/>
-          <w:szCs w:val="22"/>
-        </w:rPr>
-        <w:t xml:space="preserve"> with g</w:t>
-      </w:r>
-      <w:r>
-        <w:rPr>
-          <w:rFonts w:ascii="Georgia" w:cs="Georgia" w:eastAsia="Georgia" w:hAnsi="Georgia"/>
-          <w:sz w:val="22"/>
-          <w:szCs w:val="22"/>
-          <w:vertAlign w:val="subscript"/>
-        </w:rPr>
-        <w:t xml:space="preserve">0</w:t>
-      </w:r>
-      <w:r>
-        <w:rPr>
-          <w:rFonts w:ascii="Georgia" w:cs="Georgia" w:eastAsia="Georgia" w:hAnsi="Georgia"/>
-          <w:sz w:val="22"/>
-          <w:szCs w:val="22"/>
-        </w:rPr>
-        <w:t xml:space="preserve"> = 1, and primitivity gives g</w:t>
-      </w:r>
-      <w:r>
-        <w:rPr>
-          <w:rFonts w:ascii="Georgia" w:cs="Georgia" w:eastAsia="Georgia" w:hAnsi="Georgia"/>
-          <w:sz w:val="22"/>
-          <w:szCs w:val="22"/>
-          <w:vertAlign w:val="subscript"/>
-        </w:rPr>
-        <w:t xml:space="preserve">k</w:t>
-      </w:r>
-      <w:r>
-        <w:rPr>
-          <w:rFonts w:ascii="Georgia" w:cs="Georgia" w:eastAsia="Georgia" w:hAnsi="Georgia"/>
-          <w:sz w:val="22"/>
-          <w:szCs w:val="22"/>
-        </w:rPr>
-        <w:t xml:space="preserve"> → h</w:t>
+        <w:t xml:space="preserve">. The doubling term maps the fibres of reduction mod 3</w:t>
+      </w:r>
+      <w:r>
+        <w:rPr>
+          <w:rFonts w:ascii="Georgia" w:cs="Georgia" w:eastAsia="Georgia" w:hAnsi="Georgia"/>
+          <w:sz w:val="22"/>
+          <w:szCs w:val="22"/>
+          <w:vertAlign w:val="superscript"/>
+        </w:rPr>
+        <w:t xml:space="preserve">r−1</w:t>
+      </w:r>
+      <w:r>
+        <w:rPr>
+          <w:rFonts w:ascii="Georgia" w:cs="Georgia" w:eastAsia="Georgia" w:hAnsi="Georgia"/>
+          <w:sz w:val="22"/>
+          <w:szCs w:val="22"/>
+        </w:rPr>
+        <w:t xml:space="preserve"> onto fibres, and β depends only on c mod 9. As the top digit of c runs through 0, 1, 2, the class (2c−1)/3 mod 3</w:t>
+      </w:r>
+      <w:r>
+        <w:rPr>
+          <w:rFonts w:ascii="Georgia" w:cs="Georgia" w:eastAsia="Georgia" w:hAnsi="Georgia"/>
+          <w:sz w:val="22"/>
+          <w:szCs w:val="22"/>
+          <w:vertAlign w:val="superscript"/>
+        </w:rPr>
+        <w:t xml:space="preserve">r−1</w:t>
+      </w:r>
+      <w:r>
+        <w:rPr>
+          <w:rFonts w:ascii="Georgia" w:cs="Georgia" w:eastAsia="Georgia" w:hAnsi="Georgia"/>
+          <w:sz w:val="22"/>
+          <w:szCs w:val="22"/>
+        </w:rPr>
+        <w:t xml:space="preserve"> runs through the three lifts of (2s−1)/3 mod 3</w:t>
+      </w:r>
+      <w:r>
+        <w:rPr>
+          <w:rFonts w:ascii="Georgia" w:cs="Georgia" w:eastAsia="Georgia" w:hAnsi="Georgia"/>
+          <w:sz w:val="22"/>
+          <w:szCs w:val="22"/>
+          <w:vertAlign w:val="superscript"/>
+        </w:rPr>
+        <w:t xml:space="preserve">r−2</w:t>
+      </w:r>
+      <w:r>
+        <w:rPr>
+          <w:rFonts w:ascii="Georgia" w:cs="Georgia" w:eastAsia="Georgia" w:hAnsi="Georgia"/>
+          <w:sz w:val="22"/>
+          <w:szCs w:val="22"/>
+        </w:rPr>
+        <w:t xml:space="preserve">, where s ≡ c (mod 3</w:t>
+      </w:r>
+      <w:r>
+        <w:rPr>
+          <w:rFonts w:ascii="Georgia" w:cs="Georgia" w:eastAsia="Georgia" w:hAnsi="Georgia"/>
+          <w:sz w:val="22"/>
+          <w:szCs w:val="22"/>
+          <w:vertAlign w:val="superscript"/>
+        </w:rPr>
+        <w:t xml:space="preserve">r−1</w:t>
+      </w:r>
+      <w:r>
+        <w:rPr>
+          <w:rFonts w:ascii="Georgia" w:cs="Georgia" w:eastAsia="Georgia" w:hAnsi="Georgia"/>
+          <w:sz w:val="22"/>
+          <w:szCs w:val="22"/>
+        </w:rPr>
+        <w:t xml:space="preserve">). So the top-digit average of h</w:t>
       </w:r>
       <w:r>
         <w:rPr>
@@ -10065,242 +10112,41 @@
           <w:sz w:val="22"/>
           <w:szCs w:val="22"/>
         </w:rPr>
-        <w:t xml:space="preserve">, normalised by the left eigenvector. ∎</w:t>
-      </w:r>
-    </w:p>
-    <w:p>
-      <w:pPr>
-        <w:spacing w:after="120" w:line="264"/>
-        <w:jc w:val="both"/>
-      </w:pPr>
-      <w:r>
-        <w:rPr>
-          <w:rFonts w:ascii="Georgia" w:cs="Georgia" w:eastAsia="Georgia" w:hAnsi="Georgia"/>
-          <w:sz w:val="22"/>
-          <w:szCs w:val="22"/>
-        </w:rPr>
-        <w:t xml:space="preserve">So the normalised pruned counts (3/4)</w:t>
-      </w:r>
-      <w:r>
-        <w:rPr>
-          <w:rFonts w:ascii="Georgia" w:cs="Georgia" w:eastAsia="Georgia" w:hAnsi="Georgia"/>
-          <w:sz w:val="22"/>
-          <w:szCs w:val="22"/>
-          <w:vertAlign w:val="superscript"/>
-        </w:rPr>
-        <w:t xml:space="preserve">k</w:t>
-      </w:r>
-      <w:r>
-        <w:rPr>
-          <w:rFonts w:ascii="Georgia" w:cs="Georgia" w:eastAsia="Georgia" w:hAnsi="Georgia"/>
-          <w:sz w:val="22"/>
-          <w:szCs w:val="22"/>
-        </w:rPr>
-        <w:t xml:space="preserve"> N*</w:t>
-      </w:r>
-      <w:r>
-        <w:rPr>
-          <w:rFonts w:ascii="Georgia" w:cs="Georgia" w:eastAsia="Georgia" w:hAnsi="Georgia"/>
-          <w:sz w:val="22"/>
-          <w:szCs w:val="22"/>
-          <w:vertAlign w:val="subscript"/>
-        </w:rPr>
-        <w:t xml:space="preserve">k</w:t>
-      </w:r>
-      <w:r>
-        <w:rPr>
-          <w:rFonts w:ascii="Georgia" w:cs="Georgia" w:eastAsia="Georgia" w:hAnsi="Georgia"/>
-          <w:sz w:val="22"/>
-          <w:szCs w:val="22"/>
-        </w:rPr>
-        <w:t xml:space="preserve">(b) converge weakly to the measure ν. Conjecture C′ asks for uniform control.</w:t>
-      </w:r>
-    </w:p>
-    <w:p>
-      <w:pPr>
-        <w:spacing w:after="120" w:line="264"/>
-        <w:jc w:val="both"/>
-      </w:pPr>
-      <w:r>
-        <w:rPr>
-          <w:rFonts w:ascii="Georgia" w:cs="Georgia" w:eastAsia="Georgia" w:hAnsi="Georgia"/>
-          <w:b/>
-          <w:bCs/>
-          <w:sz w:val="22"/>
-          <w:szCs w:val="22"/>
-        </w:rPr>
-        <w:t xml:space="preserve">Proposition 6.</w:t>
-      </w:r>
-      <w:r>
-        <w:rPr>
-          <w:rFonts w:ascii="Georgia" w:cs="Georgia" w:eastAsia="Georgia" w:hAnsi="Georgia"/>
-          <w:sz w:val="22"/>
-          <w:szCs w:val="22"/>
-        </w:rPr>
-        <w:t xml:space="preserve"> Suppose h</w:t>
-      </w:r>
-      <w:r>
-        <w:rPr>
-          <w:rFonts w:ascii="Georgia" w:cs="Georgia" w:eastAsia="Georgia" w:hAnsi="Georgia"/>
-          <w:sz w:val="22"/>
-          <w:szCs w:val="22"/>
-          <w:vertAlign w:val="subscript"/>
-        </w:rPr>
-        <w:t xml:space="preserve">r</w:t>
-      </w:r>
-      <w:r>
-        <w:rPr>
-          <w:rFonts w:ascii="Georgia" w:cs="Georgia" w:eastAsia="Georgia" w:hAnsi="Georgia"/>
-          <w:sz w:val="22"/>
-          <w:szCs w:val="22"/>
-        </w:rPr>
-        <w:t xml:space="preserve"> converges uniformly on ℤ₃</w:t>
-      </w:r>
-      <w:r>
-        <w:rPr>
-          <w:rFonts w:ascii="Georgia" w:cs="Georgia" w:eastAsia="Georgia" w:hAnsi="Georgia"/>
-          <w:sz w:val="22"/>
-          <w:szCs w:val="22"/>
-          <w:vertAlign w:val="superscript"/>
-        </w:rPr>
-        <w:t xml:space="preserve">×</w:t>
-      </w:r>
-      <w:r>
-        <w:rPr>
-          <w:rFonts w:ascii="Georgia" w:cs="Georgia" w:eastAsia="Georgia" w:hAnsi="Georgia"/>
-          <w:sz w:val="22"/>
-          <w:szCs w:val="22"/>
-        </w:rPr>
-        <w:t xml:space="preserve">, i.e. ν has a continuous density h. Let S = max h/min h. Then for every b ≢ 0 (mod 3) and k ≥ 1,</w:t>
-      </w:r>
-    </w:p>
-    <w:p>
-      <w:pPr>
-        <w:spacing w:after="160" w:before="60"/>
-        <w:jc w:val="center"/>
-      </w:pPr>
-      <w:r>
-        <w:rPr>
-          <w:rFonts w:ascii="Georgia" w:cs="Georgia" w:eastAsia="Georgia" w:hAnsi="Georgia"/>
-          <w:sz w:val="22"/>
-          <w:szCs w:val="22"/>
-        </w:rPr>
-        <w:t xml:space="preserve">(4S)</w:t>
-      </w:r>
-      <w:r>
-        <w:rPr>
-          <w:rFonts w:ascii="Georgia" w:cs="Georgia" w:eastAsia="Georgia" w:hAnsi="Georgia"/>
-          <w:sz w:val="22"/>
-          <w:szCs w:val="22"/>
-          <w:vertAlign w:val="superscript"/>
-        </w:rPr>
-        <w:t xml:space="preserve">−1</w:t>
-      </w:r>
-      <w:r>
-        <w:rPr>
-          <w:rFonts w:ascii="Georgia" w:cs="Georgia" w:eastAsia="Georgia" w:hAnsi="Georgia"/>
-          <w:sz w:val="22"/>
-          <w:szCs w:val="22"/>
-        </w:rPr>
-        <w:t xml:space="preserve">(4/3)</w:t>
-      </w:r>
-      <w:r>
-        <w:rPr>
-          <w:rFonts w:ascii="Georgia" w:cs="Georgia" w:eastAsia="Georgia" w:hAnsi="Georgia"/>
-          <w:sz w:val="22"/>
-          <w:szCs w:val="22"/>
-          <w:vertAlign w:val="superscript"/>
-        </w:rPr>
-        <w:t xml:space="preserve">k</w:t>
-      </w:r>
-      <w:r>
-        <w:rPr>
-          <w:rFonts w:ascii="Georgia" w:cs="Georgia" w:eastAsia="Georgia" w:hAnsi="Georgia"/>
-          <w:sz w:val="22"/>
-          <w:szCs w:val="22"/>
-        </w:rPr>
-        <w:t xml:space="preserve"> ≤ N*</w:t>
-      </w:r>
-      <w:r>
-        <w:rPr>
-          <w:rFonts w:ascii="Georgia" w:cs="Georgia" w:eastAsia="Georgia" w:hAnsi="Georgia"/>
-          <w:sz w:val="22"/>
-          <w:szCs w:val="22"/>
-          <w:vertAlign w:val="subscript"/>
-        </w:rPr>
-        <w:t xml:space="preserve">k</w:t>
-      </w:r>
-      <w:r>
-        <w:rPr>
-          <w:rFonts w:ascii="Georgia" w:cs="Georgia" w:eastAsia="Georgia" w:hAnsi="Georgia"/>
-          <w:sz w:val="22"/>
-          <w:szCs w:val="22"/>
-        </w:rPr>
-        <w:t xml:space="preserve">(b) ≤ e</w:t>
-      </w:r>
-      <w:r>
-        <w:rPr>
-          <w:rFonts w:ascii="Georgia" w:cs="Georgia" w:eastAsia="Georgia" w:hAnsi="Georgia"/>
-          <w:sz w:val="22"/>
-          <w:szCs w:val="22"/>
-          <w:vertAlign w:val="superscript"/>
-        </w:rPr>
-        <w:t xml:space="preserve">3/4</w:t>
-      </w:r>
-      <w:r>
-        <w:rPr>
-          <w:rFonts w:ascii="Georgia" w:cs="Georgia" w:eastAsia="Georgia" w:hAnsi="Georgia"/>
-          <w:sz w:val="22"/>
-          <w:szCs w:val="22"/>
-        </w:rPr>
-        <w:t xml:space="preserve">S·(4/3)</w:t>
-      </w:r>
-      <w:r>
-        <w:rPr>
-          <w:rFonts w:ascii="Georgia" w:cs="Georgia" w:eastAsia="Georgia" w:hAnsi="Georgia"/>
-          <w:sz w:val="22"/>
-          <w:szCs w:val="22"/>
-          <w:vertAlign w:val="superscript"/>
-        </w:rPr>
-        <w:t xml:space="preserve">k</w:t>
-      </w:r>
-      <w:r>
-        <w:rPr>
-          <w:rFonts w:ascii="Georgia" w:cs="Georgia" w:eastAsia="Georgia" w:hAnsi="Georgia"/>
-          <w:sz w:val="22"/>
-          <w:szCs w:val="22"/>
-        </w:rPr>
-        <w:t xml:space="preserve">,</w:t>
-      </w:r>
-    </w:p>
-    <w:p>
-      <w:pPr>
-        <w:spacing w:after="120" w:line="264"/>
-        <w:jc w:val="both"/>
-      </w:pPr>
-      <w:r>
-        <w:rPr>
-          <w:rFonts w:ascii="Georgia" w:cs="Georgia" w:eastAsia="Georgia" w:hAnsi="Georgia"/>
-          <w:sz w:val="22"/>
-          <w:szCs w:val="22"/>
-        </w:rPr>
-        <w:t xml:space="preserve">so Conjecture C′ holds.</w:t>
-      </w:r>
-    </w:p>
-    <w:p>
-      <w:pPr>
-        <w:spacing w:after="120" w:line="264"/>
-        <w:jc w:val="both"/>
-      </w:pPr>
-      <w:r>
-        <w:rPr>
-          <w:rFonts w:ascii="Georgia" w:cs="Georgia" w:eastAsia="Georgia" w:hAnsi="Georgia"/>
-          <w:i/>
-          <w:iCs/>
-          <w:sz w:val="22"/>
-          <w:szCs w:val="22"/>
-        </w:rPr>
-        <w:t xml:space="preserve">Proof.</w:t>
+        <w:t xml:space="preserve"> is a positive eigenvector of A</w:t>
+      </w:r>
+      <w:r>
+        <w:rPr>
+          <w:rFonts w:ascii="Georgia" w:cs="Georgia" w:eastAsia="Georgia" w:hAnsi="Georgia"/>
+          <w:sz w:val="22"/>
+          <w:szCs w:val="22"/>
+          <w:vertAlign w:val="subscript"/>
+        </w:rPr>
+        <w:t xml:space="preserve">r−1</w:t>
+      </w:r>
+      <w:r>
+        <w:rPr>
+          <w:rFonts w:ascii="Georgia" w:cs="Georgia" w:eastAsia="Georgia" w:hAnsi="Georgia"/>
+          <w:sz w:val="22"/>
+          <w:szCs w:val="22"/>
+        </w:rPr>
+        <w:t xml:space="preserve">, and by uniqueness it equals h</w:t>
+      </w:r>
+      <w:r>
+        <w:rPr>
+          <w:rFonts w:ascii="Georgia" w:cs="Georgia" w:eastAsia="Georgia" w:hAnsi="Georgia"/>
+          <w:sz w:val="22"/>
+          <w:szCs w:val="22"/>
+          <w:vertAlign w:val="subscript"/>
+        </w:rPr>
+        <w:t xml:space="preserve">r−1</w:t>
+      </w:r>
+      <w:r>
+        <w:rPr>
+          <w:rFonts w:ascii="Georgia" w:cs="Georgia" w:eastAsia="Georgia" w:hAnsi="Georgia"/>
+          <w:sz w:val="22"/>
+          <w:szCs w:val="22"/>
+        </w:rPr>
+        <w:t xml:space="preserve">.</w:t>
       </w:r>
     </w:p>
     <w:p>
@@ -10319,7 +10165,7 @@
           <w:sz w:val="22"/>
           <w:szCs w:val="22"/>
         </w:rPr>
-        <w:t xml:space="preserve">h is positive. The limit equation h(x) = (3/4)(h(2x) + β(x)h((2x−1)/3)) gives h(x) ≥ (3/4)h(2x). So a zero of h propagates along the orbit x·2</w:t>
+        <w:t xml:space="preserve">(b) Existence and uniqueness follow from (a) by Kolmogorov's extension theorem. The map x ↦ x/2 permutes the balls of each level. The map x ↦ (3x+1)/2 sends the ball s + 3</w:t>
       </w:r>
       <w:r>
         <w:rPr>
@@ -10328,32 +10174,66 @@
           <w:szCs w:val="22"/>
           <w:vertAlign w:val="superscript"/>
         </w:rPr>
-        <w:t xml:space="preserve">j</w:t>
-      </w:r>
-      <w:r>
-        <w:rPr>
-          <w:rFonts w:ascii="Georgia" w:cs="Georgia" w:eastAsia="Georgia" w:hAnsi="Georgia"/>
-          <w:sz w:val="22"/>
-          <w:szCs w:val="22"/>
-        </w:rPr>
-        <w:t xml:space="preserve">, which is dense because 2 generates ℤ₃</w:t>
-      </w:r>
-      <w:r>
-        <w:rPr>
-          <w:rFonts w:ascii="Georgia" w:cs="Georgia" w:eastAsia="Georgia" w:hAnsi="Georgia"/>
-          <w:sz w:val="22"/>
-          <w:szCs w:val="22"/>
-          <w:vertAlign w:val="superscript"/>
-        </w:rPr>
-        <w:t xml:space="preserve">×</w:t>
-      </w:r>
-      <w:r>
-        <w:rPr>
-          <w:rFonts w:ascii="Georgia" w:cs="Georgia" w:eastAsia="Georgia" w:hAnsi="Georgia"/>
-          <w:sz w:val="22"/>
-          <w:szCs w:val="22"/>
-        </w:rPr>
-        <w:t xml:space="preserve"> topologically, and then h ≡ 0.</w:t>
+        <w:t xml:space="preserve">r−1</w:t>
+      </w:r>
+      <w:r>
+        <w:rPr>
+          <w:rFonts w:ascii="Georgia" w:cs="Georgia" w:eastAsia="Georgia" w:hAnsi="Georgia"/>
+          <w:sz w:val="22"/>
+          <w:szCs w:val="22"/>
+        </w:rPr>
+        <w:t xml:space="preserve">ℤ₃ onto a level-r ball contained in {c ≡ 2, 8 (mod 9)}, and its inverse there is c ↦ (2c−1)/3. So A</w:t>
+      </w:r>
+      <w:r>
+        <w:rPr>
+          <w:rFonts w:ascii="Georgia" w:cs="Georgia" w:eastAsia="Georgia" w:hAnsi="Georgia"/>
+          <w:sz w:val="22"/>
+          <w:szCs w:val="22"/>
+          <w:vertAlign w:val="subscript"/>
+        </w:rPr>
+        <w:t xml:space="preserve">r</w:t>
+      </w:r>
+      <w:r>
+        <w:rPr>
+          <w:rFonts w:ascii="Georgia" w:cs="Georgia" w:eastAsia="Georgia" w:hAnsi="Georgia"/>
+          <w:sz w:val="22"/>
+          <w:szCs w:val="22"/>
+        </w:rPr>
+        <w:t xml:space="preserve"> h</w:t>
+      </w:r>
+      <w:r>
+        <w:rPr>
+          <w:rFonts w:ascii="Georgia" w:cs="Georgia" w:eastAsia="Georgia" w:hAnsi="Georgia"/>
+          <w:sz w:val="22"/>
+          <w:szCs w:val="22"/>
+          <w:vertAlign w:val="subscript"/>
+        </w:rPr>
+        <w:t xml:space="preserve">r</w:t>
+      </w:r>
+      <w:r>
+        <w:rPr>
+          <w:rFonts w:ascii="Georgia" w:cs="Georgia" w:eastAsia="Georgia" w:hAnsi="Georgia"/>
+          <w:sz w:val="22"/>
+          <w:szCs w:val="22"/>
+        </w:rPr>
+        <w:t xml:space="preserve"> = (4/3)h</w:t>
+      </w:r>
+      <w:r>
+        <w:rPr>
+          <w:rFonts w:ascii="Georgia" w:cs="Georgia" w:eastAsia="Georgia" w:hAnsi="Georgia"/>
+          <w:sz w:val="22"/>
+          <w:szCs w:val="22"/>
+          <w:vertAlign w:val="subscript"/>
+        </w:rPr>
+        <w:t xml:space="preserve">r</w:t>
+      </w:r>
+      <w:r>
+        <w:rPr>
+          <w:rFonts w:ascii="Georgia" w:cs="Georgia" w:eastAsia="Georgia" w:hAnsi="Georgia"/>
+          <w:sz w:val="22"/>
+          <w:szCs w:val="22"/>
+        </w:rPr>
+        <w:t xml:space="preserve"> is the stationarity equation on level-r balls. Unrolling the x/2 steps gives the series.</w:t>
       </w:r>
     </w:p>
     <w:p>
@@ -10372,41 +10252,58 @@
           <w:sz w:val="22"/>
           <w:szCs w:val="22"/>
         </w:rPr>
-        <w:t xml:space="preserve">Ball averages lie between min h and max h, so V</w:t>
-      </w:r>
-      <w:r>
-        <w:rPr>
-          <w:rFonts w:ascii="Georgia" w:cs="Georgia" w:eastAsia="Georgia" w:hAnsi="Georgia"/>
-          <w:sz w:val="22"/>
-          <w:szCs w:val="22"/>
-          <w:vertAlign w:val="subscript"/>
-        </w:rPr>
-        <w:t xml:space="preserve">min</w:t>
-      </w:r>
-      <w:r>
-        <w:rPr>
-          <w:rFonts w:ascii="Georgia" w:cs="Georgia" w:eastAsia="Georgia" w:hAnsi="Georgia"/>
-          <w:sz w:val="22"/>
-          <w:szCs w:val="22"/>
-        </w:rPr>
-        <w:t xml:space="preserve">/V</w:t>
-      </w:r>
-      <w:r>
-        <w:rPr>
-          <w:rFonts w:ascii="Georgia" w:cs="Georgia" w:eastAsia="Georgia" w:hAnsi="Georgia"/>
-          <w:sz w:val="22"/>
-          <w:szCs w:val="22"/>
-          <w:vertAlign w:val="subscript"/>
-        </w:rPr>
-        <w:t xml:space="preserve">max</w:t>
-      </w:r>
-      <w:r>
-        <w:rPr>
-          <w:rFonts w:ascii="Georgia" w:cs="Georgia" w:eastAsia="Georgia" w:hAnsi="Georgia"/>
-          <w:sz w:val="22"/>
-          <w:szCs w:val="22"/>
-        </w:rPr>
-        <w:t xml:space="preserve"> ≥ 1/S for V = h</w:t>
+        <w:t xml:space="preserve">(c) Let g</w:t>
+      </w:r>
+      <w:r>
+        <w:rPr>
+          <w:rFonts w:ascii="Georgia" w:cs="Georgia" w:eastAsia="Georgia" w:hAnsi="Georgia"/>
+          <w:sz w:val="22"/>
+          <w:szCs w:val="22"/>
+          <w:vertAlign w:val="subscript"/>
+        </w:rPr>
+        <w:t xml:space="preserve">k</w:t>
+      </w:r>
+      <w:r>
+        <w:rPr>
+          <w:rFonts w:ascii="Georgia" w:cs="Georgia" w:eastAsia="Georgia" w:hAnsi="Georgia"/>
+          <w:sz w:val="22"/>
+          <w:szCs w:val="22"/>
+        </w:rPr>
+        <w:t xml:space="preserve">(c) be the class average. By (2.1), b ↦ 2b maps class c onto class 2c, and b ↦ (2b−1)/3 maps class c onto the union of the three lifts l</w:t>
+      </w:r>
+      <w:r>
+        <w:rPr>
+          <w:rFonts w:ascii="Georgia" w:cs="Georgia" w:eastAsia="Georgia" w:hAnsi="Georgia"/>
+          <w:sz w:val="22"/>
+          <w:szCs w:val="22"/>
+          <w:vertAlign w:val="subscript"/>
+        </w:rPr>
+        <w:t xml:space="preserve">u</w:t>
+      </w:r>
+      <w:r>
+        <w:rPr>
+          <w:rFonts w:ascii="Georgia" w:cs="Georgia" w:eastAsia="Georgia" w:hAnsi="Georgia"/>
+          <w:sz w:val="22"/>
+          <w:szCs w:val="22"/>
+        </w:rPr>
+        <w:t xml:space="preserve">(c). Hence g</w:t>
+      </w:r>
+      <w:r>
+        <w:rPr>
+          <w:rFonts w:ascii="Georgia" w:cs="Georgia" w:eastAsia="Georgia" w:hAnsi="Georgia"/>
+          <w:sz w:val="22"/>
+          <w:szCs w:val="22"/>
+          <w:vertAlign w:val="subscript"/>
+        </w:rPr>
+        <w:t xml:space="preserve">k+1</w:t>
+      </w:r>
+      <w:r>
+        <w:rPr>
+          <w:rFonts w:ascii="Georgia" w:cs="Georgia" w:eastAsia="Georgia" w:hAnsi="Georgia"/>
+          <w:sz w:val="22"/>
+          <w:szCs w:val="22"/>
+        </w:rPr>
+        <w:t xml:space="preserve"> = (3/4)A</w:t>
       </w:r>
       <w:r>
         <w:rPr>
@@ -10423,7 +10320,310 @@
           <w:sz w:val="22"/>
           <w:szCs w:val="22"/>
         </w:rPr>
-        <w:t xml:space="preserve">.</w:t>
+        <w:t xml:space="preserve"> g</w:t>
+      </w:r>
+      <w:r>
+        <w:rPr>
+          <w:rFonts w:ascii="Georgia" w:cs="Georgia" w:eastAsia="Georgia" w:hAnsi="Georgia"/>
+          <w:sz w:val="22"/>
+          <w:szCs w:val="22"/>
+          <w:vertAlign w:val="subscript"/>
+        </w:rPr>
+        <w:t xml:space="preserve">k</w:t>
+      </w:r>
+      <w:r>
+        <w:rPr>
+          <w:rFonts w:ascii="Georgia" w:cs="Georgia" w:eastAsia="Georgia" w:hAnsi="Georgia"/>
+          <w:sz w:val="22"/>
+          <w:szCs w:val="22"/>
+        </w:rPr>
+        <w:t xml:space="preserve"> with g</w:t>
+      </w:r>
+      <w:r>
+        <w:rPr>
+          <w:rFonts w:ascii="Georgia" w:cs="Georgia" w:eastAsia="Georgia" w:hAnsi="Georgia"/>
+          <w:sz w:val="22"/>
+          <w:szCs w:val="22"/>
+          <w:vertAlign w:val="subscript"/>
+        </w:rPr>
+        <w:t xml:space="preserve">0</w:t>
+      </w:r>
+      <w:r>
+        <w:rPr>
+          <w:rFonts w:ascii="Georgia" w:cs="Georgia" w:eastAsia="Georgia" w:hAnsi="Georgia"/>
+          <w:sz w:val="22"/>
+          <w:szCs w:val="22"/>
+        </w:rPr>
+        <w:t xml:space="preserve"> = 1, and primitivity gives g</w:t>
+      </w:r>
+      <w:r>
+        <w:rPr>
+          <w:rFonts w:ascii="Georgia" w:cs="Georgia" w:eastAsia="Georgia" w:hAnsi="Georgia"/>
+          <w:sz w:val="22"/>
+          <w:szCs w:val="22"/>
+          <w:vertAlign w:val="subscript"/>
+        </w:rPr>
+        <w:t xml:space="preserve">k</w:t>
+      </w:r>
+      <w:r>
+        <w:rPr>
+          <w:rFonts w:ascii="Georgia" w:cs="Georgia" w:eastAsia="Georgia" w:hAnsi="Georgia"/>
+          <w:sz w:val="22"/>
+          <w:szCs w:val="22"/>
+        </w:rPr>
+        <w:t xml:space="preserve"> → h</w:t>
+      </w:r>
+      <w:r>
+        <w:rPr>
+          <w:rFonts w:ascii="Georgia" w:cs="Georgia" w:eastAsia="Georgia" w:hAnsi="Georgia"/>
+          <w:sz w:val="22"/>
+          <w:szCs w:val="22"/>
+          <w:vertAlign w:val="subscript"/>
+        </w:rPr>
+        <w:t xml:space="preserve">r</w:t>
+      </w:r>
+      <w:r>
+        <w:rPr>
+          <w:rFonts w:ascii="Georgia" w:cs="Georgia" w:eastAsia="Georgia" w:hAnsi="Georgia"/>
+          <w:sz w:val="22"/>
+          <w:szCs w:val="22"/>
+        </w:rPr>
+        <w:t xml:space="preserve">, normalised by the left eigenvector. ∎</w:t>
+      </w:r>
+    </w:p>
+    <w:p>
+      <w:pPr>
+        <w:spacing w:after="120" w:line="264"/>
+        <w:jc w:val="both"/>
+      </w:pPr>
+      <w:r>
+        <w:rPr>
+          <w:rFonts w:ascii="Georgia" w:cs="Georgia" w:eastAsia="Georgia" w:hAnsi="Georgia"/>
+          <w:sz w:val="22"/>
+          <w:szCs w:val="22"/>
+        </w:rPr>
+        <w:t xml:space="preserve">So the normalised pruned counts (3/4)</w:t>
+      </w:r>
+      <w:r>
+        <w:rPr>
+          <w:rFonts w:ascii="Georgia" w:cs="Georgia" w:eastAsia="Georgia" w:hAnsi="Georgia"/>
+          <w:sz w:val="22"/>
+          <w:szCs w:val="22"/>
+          <w:vertAlign w:val="superscript"/>
+        </w:rPr>
+        <w:t xml:space="preserve">k</w:t>
+      </w:r>
+      <w:r>
+        <w:rPr>
+          <w:rFonts w:ascii="Georgia" w:cs="Georgia" w:eastAsia="Georgia" w:hAnsi="Georgia"/>
+          <w:sz w:val="22"/>
+          <w:szCs w:val="22"/>
+        </w:rPr>
+        <w:t xml:space="preserve"> N*</w:t>
+      </w:r>
+      <w:r>
+        <w:rPr>
+          <w:rFonts w:ascii="Georgia" w:cs="Georgia" w:eastAsia="Georgia" w:hAnsi="Georgia"/>
+          <w:sz w:val="22"/>
+          <w:szCs w:val="22"/>
+          <w:vertAlign w:val="subscript"/>
+        </w:rPr>
+        <w:t xml:space="preserve">k</w:t>
+      </w:r>
+      <w:r>
+        <w:rPr>
+          <w:rFonts w:ascii="Georgia" w:cs="Georgia" w:eastAsia="Georgia" w:hAnsi="Georgia"/>
+          <w:sz w:val="22"/>
+          <w:szCs w:val="22"/>
+        </w:rPr>
+        <w:t xml:space="preserve">(b) converge weakly to the measure ν. Conjecture C′ asks for uniform control.</w:t>
+      </w:r>
+    </w:p>
+    <w:p>
+      <w:pPr>
+        <w:spacing w:after="120" w:line="264"/>
+        <w:jc w:val="both"/>
+      </w:pPr>
+      <w:r>
+        <w:rPr>
+          <w:rFonts w:ascii="Georgia" w:cs="Georgia" w:eastAsia="Georgia" w:hAnsi="Georgia"/>
+          <w:b/>
+          <w:bCs/>
+          <w:sz w:val="22"/>
+          <w:szCs w:val="22"/>
+        </w:rPr>
+        <w:t xml:space="preserve">Proposition 6</w:t>
+      </w:r>
+      <w:r>
+        <w:rPr>
+          <w:rFonts w:ascii="Georgia" w:cs="Georgia" w:eastAsia="Georgia" w:hAnsi="Georgia"/>
+          <w:sz w:val="22"/>
+          <w:szCs w:val="22"/>
+        </w:rPr>
+        <w:t xml:space="preserve"> (the Limit Function Conjecture implies C′). Suppose h</w:t>
+      </w:r>
+      <w:r>
+        <w:rPr>
+          <w:rFonts w:ascii="Georgia" w:cs="Georgia" w:eastAsia="Georgia" w:hAnsi="Georgia"/>
+          <w:sz w:val="22"/>
+          <w:szCs w:val="22"/>
+          <w:vertAlign w:val="subscript"/>
+        </w:rPr>
+        <w:t xml:space="preserve">r</w:t>
+      </w:r>
+      <w:r>
+        <w:rPr>
+          <w:rFonts w:ascii="Georgia" w:cs="Georgia" w:eastAsia="Georgia" w:hAnsi="Georgia"/>
+          <w:sz w:val="22"/>
+          <w:szCs w:val="22"/>
+        </w:rPr>
+        <w:t xml:space="preserve"> converges uniformly on ℤ₃</w:t>
+      </w:r>
+      <w:r>
+        <w:rPr>
+          <w:rFonts w:ascii="Georgia" w:cs="Georgia" w:eastAsia="Georgia" w:hAnsi="Georgia"/>
+          <w:sz w:val="22"/>
+          <w:szCs w:val="22"/>
+          <w:vertAlign w:val="superscript"/>
+        </w:rPr>
+        <w:t xml:space="preserve">×</w:t>
+      </w:r>
+      <w:r>
+        <w:rPr>
+          <w:rFonts w:ascii="Georgia" w:cs="Georgia" w:eastAsia="Georgia" w:hAnsi="Georgia"/>
+          <w:sz w:val="22"/>
+          <w:szCs w:val="22"/>
+        </w:rPr>
+        <w:t xml:space="preserve">, i.e. ν has a continuous density h. Let S = max h/min h. Then for every b ≢ 0 (mod 3) and k ≥ 1,</w:t>
+      </w:r>
+    </w:p>
+    <w:p>
+      <w:pPr>
+        <w:spacing w:after="160" w:before="60"/>
+        <w:jc w:val="center"/>
+      </w:pPr>
+      <w:r>
+        <w:rPr>
+          <w:rFonts w:ascii="Georgia" w:cs="Georgia" w:eastAsia="Georgia" w:hAnsi="Georgia"/>
+          <w:sz w:val="22"/>
+          <w:szCs w:val="22"/>
+        </w:rPr>
+        <w:t xml:space="preserve">(4S)</w:t>
+      </w:r>
+      <w:r>
+        <w:rPr>
+          <w:rFonts w:ascii="Georgia" w:cs="Georgia" w:eastAsia="Georgia" w:hAnsi="Georgia"/>
+          <w:sz w:val="22"/>
+          <w:szCs w:val="22"/>
+          <w:vertAlign w:val="superscript"/>
+        </w:rPr>
+        <w:t xml:space="preserve">−1</w:t>
+      </w:r>
+      <w:r>
+        <w:rPr>
+          <w:rFonts w:ascii="Georgia" w:cs="Georgia" w:eastAsia="Georgia" w:hAnsi="Georgia"/>
+          <w:sz w:val="22"/>
+          <w:szCs w:val="22"/>
+        </w:rPr>
+        <w:t xml:space="preserve">(4/3)</w:t>
+      </w:r>
+      <w:r>
+        <w:rPr>
+          <w:rFonts w:ascii="Georgia" w:cs="Georgia" w:eastAsia="Georgia" w:hAnsi="Georgia"/>
+          <w:sz w:val="22"/>
+          <w:szCs w:val="22"/>
+          <w:vertAlign w:val="superscript"/>
+        </w:rPr>
+        <w:t xml:space="preserve">k</w:t>
+      </w:r>
+      <w:r>
+        <w:rPr>
+          <w:rFonts w:ascii="Georgia" w:cs="Georgia" w:eastAsia="Georgia" w:hAnsi="Georgia"/>
+          <w:sz w:val="22"/>
+          <w:szCs w:val="22"/>
+        </w:rPr>
+        <w:t xml:space="preserve"> ≤ N*</w:t>
+      </w:r>
+      <w:r>
+        <w:rPr>
+          <w:rFonts w:ascii="Georgia" w:cs="Georgia" w:eastAsia="Georgia" w:hAnsi="Georgia"/>
+          <w:sz w:val="22"/>
+          <w:szCs w:val="22"/>
+          <w:vertAlign w:val="subscript"/>
+        </w:rPr>
+        <w:t xml:space="preserve">k</w:t>
+      </w:r>
+      <w:r>
+        <w:rPr>
+          <w:rFonts w:ascii="Georgia" w:cs="Georgia" w:eastAsia="Georgia" w:hAnsi="Georgia"/>
+          <w:sz w:val="22"/>
+          <w:szCs w:val="22"/>
+        </w:rPr>
+        <w:t xml:space="preserve">(b) ≤ e</w:t>
+      </w:r>
+      <w:r>
+        <w:rPr>
+          <w:rFonts w:ascii="Georgia" w:cs="Georgia" w:eastAsia="Georgia" w:hAnsi="Georgia"/>
+          <w:sz w:val="22"/>
+          <w:szCs w:val="22"/>
+          <w:vertAlign w:val="superscript"/>
+        </w:rPr>
+        <w:t xml:space="preserve">3/4</w:t>
+      </w:r>
+      <w:r>
+        <w:rPr>
+          <w:rFonts w:ascii="Georgia" w:cs="Georgia" w:eastAsia="Georgia" w:hAnsi="Georgia"/>
+          <w:sz w:val="22"/>
+          <w:szCs w:val="22"/>
+        </w:rPr>
+        <w:t xml:space="preserve">S·(4/3)</w:t>
+      </w:r>
+      <w:r>
+        <w:rPr>
+          <w:rFonts w:ascii="Georgia" w:cs="Georgia" w:eastAsia="Georgia" w:hAnsi="Georgia"/>
+          <w:sz w:val="22"/>
+          <w:szCs w:val="22"/>
+          <w:vertAlign w:val="superscript"/>
+        </w:rPr>
+        <w:t xml:space="preserve">k</w:t>
+      </w:r>
+      <w:r>
+        <w:rPr>
+          <w:rFonts w:ascii="Georgia" w:cs="Georgia" w:eastAsia="Georgia" w:hAnsi="Georgia"/>
+          <w:sz w:val="22"/>
+          <w:szCs w:val="22"/>
+        </w:rPr>
+        <w:t xml:space="preserve">,</w:t>
+      </w:r>
+    </w:p>
+    <w:p>
+      <w:pPr>
+        <w:spacing w:after="120" w:line="264"/>
+        <w:jc w:val="both"/>
+      </w:pPr>
+      <w:r>
+        <w:rPr>
+          <w:rFonts w:ascii="Georgia" w:cs="Georgia" w:eastAsia="Georgia" w:hAnsi="Georgia"/>
+          <w:sz w:val="22"/>
+          <w:szCs w:val="22"/>
+        </w:rPr>
+        <w:t xml:space="preserve">so Conjecture C′ holds.</w:t>
+      </w:r>
+    </w:p>
+    <w:p>
+      <w:pPr>
+        <w:spacing w:after="120" w:line="264"/>
+        <w:jc w:val="both"/>
+      </w:pPr>
+      <w:r>
+        <w:rPr>
+          <w:rFonts w:ascii="Georgia" w:cs="Georgia" w:eastAsia="Georgia" w:hAnsi="Georgia"/>
+          <w:i/>
+          <w:iCs/>
+          <w:sz w:val="22"/>
+          <w:szCs w:val="22"/>
+        </w:rPr>
+        <w:t xml:space="preserve">Proof.</w:t>
       </w:r>
     </w:p>
     <w:p>
@@ -10442,126 +10642,41 @@
           <w:sz w:val="22"/>
           <w:szCs w:val="22"/>
         </w:rPr>
-        <w:t xml:space="preserve">Φ(h</w:t>
-      </w:r>
-      <w:r>
-        <w:rPr>
-          <w:rFonts w:ascii="Georgia" w:cs="Georgia" w:eastAsia="Georgia" w:hAnsi="Georgia"/>
-          <w:sz w:val="22"/>
-          <w:szCs w:val="22"/>
-          <w:vertAlign w:val="subscript"/>
-        </w:rPr>
-        <w:t xml:space="preserve">r</w:t>
-      </w:r>
-      <w:r>
-        <w:rPr>
-          <w:rFonts w:ascii="Georgia" w:cs="Georgia" w:eastAsia="Georgia" w:hAnsi="Georgia"/>
-          <w:sz w:val="22"/>
-          <w:szCs w:val="22"/>
-        </w:rPr>
-        <w:t xml:space="preserve">) = (4/3)h</w:t>
-      </w:r>
-      <w:r>
-        <w:rPr>
-          <w:rFonts w:ascii="Georgia" w:cs="Georgia" w:eastAsia="Georgia" w:hAnsi="Georgia"/>
-          <w:sz w:val="22"/>
-          <w:szCs w:val="22"/>
-          <w:vertAlign w:val="subscript"/>
-        </w:rPr>
-        <w:t xml:space="preserve">r</w:t>
-      </w:r>
-      <w:r>
-        <w:rPr>
-          <w:rFonts w:ascii="Georgia" w:cs="Georgia" w:eastAsia="Georgia" w:hAnsi="Georgia"/>
-          <w:sz w:val="22"/>
-          <w:szCs w:val="22"/>
-        </w:rPr>
-        <w:t xml:space="preserve"> − β·(mean − min over lifts). So Theorem 4 applies with μ = 4/3 − δ</w:t>
-      </w:r>
-      <w:r>
-        <w:rPr>
-          <w:rFonts w:ascii="Georgia" w:cs="Georgia" w:eastAsia="Georgia" w:hAnsi="Georgia"/>
-          <w:sz w:val="22"/>
-          <w:szCs w:val="22"/>
-          <w:vertAlign w:val="subscript"/>
-        </w:rPr>
-        <w:t xml:space="preserve">r</w:t>
-      </w:r>
-      <w:r>
-        <w:rPr>
-          <w:rFonts w:ascii="Georgia" w:cs="Georgia" w:eastAsia="Georgia" w:hAnsi="Georgia"/>
-          <w:sz w:val="22"/>
-          <w:szCs w:val="22"/>
-        </w:rPr>
-        <w:t xml:space="preserve">, where δ</w:t>
-      </w:r>
-      <w:r>
-        <w:rPr>
-          <w:rFonts w:ascii="Georgia" w:cs="Georgia" w:eastAsia="Georgia" w:hAnsi="Georgia"/>
-          <w:sz w:val="22"/>
-          <w:szCs w:val="22"/>
-          <w:vertAlign w:val="subscript"/>
-        </w:rPr>
-        <w:t xml:space="preserve">r</w:t>
-      </w:r>
-      <w:r>
-        <w:rPr>
-          <w:rFonts w:ascii="Georgia" w:cs="Georgia" w:eastAsia="Georgia" w:hAnsi="Georgia"/>
-          <w:sz w:val="22"/>
-          <w:szCs w:val="22"/>
-        </w:rPr>
-        <w:t xml:space="preserve"> ≤ ‖h</w:t>
-      </w:r>
-      <w:r>
-        <w:rPr>
-          <w:rFonts w:ascii="Georgia" w:cs="Georgia" w:eastAsia="Georgia" w:hAnsi="Georgia"/>
-          <w:sz w:val="22"/>
-          <w:szCs w:val="22"/>
-          <w:vertAlign w:val="subscript"/>
-        </w:rPr>
-        <w:t xml:space="preserve">r</w:t>
-      </w:r>
-      <w:r>
-        <w:rPr>
-          <w:rFonts w:ascii="Georgia" w:cs="Georgia" w:eastAsia="Georgia" w:hAnsi="Georgia"/>
-          <w:sz w:val="22"/>
-          <w:szCs w:val="22"/>
-        </w:rPr>
-        <w:t xml:space="preserve"> − h</w:t>
-      </w:r>
-      <w:r>
-        <w:rPr>
-          <w:rFonts w:ascii="Georgia" w:cs="Georgia" w:eastAsia="Georgia" w:hAnsi="Georgia"/>
-          <w:sz w:val="22"/>
-          <w:szCs w:val="22"/>
-          <w:vertAlign w:val="subscript"/>
-        </w:rPr>
-        <w:t xml:space="preserve">r−1</w:t>
-      </w:r>
-      <w:r>
-        <w:rPr>
-          <w:rFonts w:ascii="Georgia" w:cs="Georgia" w:eastAsia="Georgia" w:hAnsi="Georgia"/>
-          <w:sz w:val="22"/>
-          <w:szCs w:val="22"/>
-        </w:rPr>
-        <w:t xml:space="preserve">‖</w:t>
-      </w:r>
-      <w:r>
-        <w:rPr>
-          <w:rFonts w:ascii="Georgia" w:cs="Georgia" w:eastAsia="Georgia" w:hAnsi="Georgia"/>
-          <w:sz w:val="22"/>
-          <w:szCs w:val="22"/>
-          <w:vertAlign w:val="subscript"/>
-        </w:rPr>
-        <w:t xml:space="preserve">∞</w:t>
-      </w:r>
-      <w:r>
-        <w:rPr>
-          <w:rFonts w:ascii="Georgia" w:cs="Georgia" w:eastAsia="Georgia" w:hAnsi="Georgia"/>
-          <w:sz w:val="22"/>
-          <w:szCs w:val="22"/>
-        </w:rPr>
-        <w:t xml:space="preserve">/min h → 0.</w:t>
+        <w:t xml:space="preserve">h is positive. The limit equation h(x) = (3/4)(h(2x) + β(x)h((2x−1)/3)) gives h(x) ≥ (3/4)h(2x). So a zero of h propagates along the orbit x·2</w:t>
+      </w:r>
+      <w:r>
+        <w:rPr>
+          <w:rFonts w:ascii="Georgia" w:cs="Georgia" w:eastAsia="Georgia" w:hAnsi="Georgia"/>
+          <w:sz w:val="22"/>
+          <w:szCs w:val="22"/>
+          <w:vertAlign w:val="superscript"/>
+        </w:rPr>
+        <w:t xml:space="preserve">j</w:t>
+      </w:r>
+      <w:r>
+        <w:rPr>
+          <w:rFonts w:ascii="Georgia" w:cs="Georgia" w:eastAsia="Georgia" w:hAnsi="Georgia"/>
+          <w:sz w:val="22"/>
+          <w:szCs w:val="22"/>
+        </w:rPr>
+        <w:t xml:space="preserve">, which is dense because 2 generates ℤ₃</w:t>
+      </w:r>
+      <w:r>
+        <w:rPr>
+          <w:rFonts w:ascii="Georgia" w:cs="Georgia" w:eastAsia="Georgia" w:hAnsi="Georgia"/>
+          <w:sz w:val="22"/>
+          <w:szCs w:val="22"/>
+          <w:vertAlign w:val="superscript"/>
+        </w:rPr>
+        <w:t xml:space="preserve">×</w:t>
+      </w:r>
+      <w:r>
+        <w:rPr>
+          <w:rFonts w:ascii="Georgia" w:cs="Georgia" w:eastAsia="Georgia" w:hAnsi="Georgia"/>
+          <w:sz w:val="22"/>
+          <w:szCs w:val="22"/>
+        </w:rPr>
+        <w:t xml:space="preserve"> topologically, and then h ≡ 0.</w:t>
       </w:r>
     </w:p>
     <w:p>
@@ -10580,7 +10695,41 @@
           <w:sz w:val="22"/>
           <w:szCs w:val="22"/>
         </w:rPr>
-        <w:t xml:space="preserve">Given k, choose r with δ</w:t>
+        <w:t xml:space="preserve">Ball averages lie between min h and max h, so V</w:t>
+      </w:r>
+      <w:r>
+        <w:rPr>
+          <w:rFonts w:ascii="Georgia" w:cs="Georgia" w:eastAsia="Georgia" w:hAnsi="Georgia"/>
+          <w:sz w:val="22"/>
+          <w:szCs w:val="22"/>
+          <w:vertAlign w:val="subscript"/>
+        </w:rPr>
+        <w:t xml:space="preserve">min</w:t>
+      </w:r>
+      <w:r>
+        <w:rPr>
+          <w:rFonts w:ascii="Georgia" w:cs="Georgia" w:eastAsia="Georgia" w:hAnsi="Georgia"/>
+          <w:sz w:val="22"/>
+          <w:szCs w:val="22"/>
+        </w:rPr>
+        <w:t xml:space="preserve">/V</w:t>
+      </w:r>
+      <w:r>
+        <w:rPr>
+          <w:rFonts w:ascii="Georgia" w:cs="Georgia" w:eastAsia="Georgia" w:hAnsi="Georgia"/>
+          <w:sz w:val="22"/>
+          <w:szCs w:val="22"/>
+          <w:vertAlign w:val="subscript"/>
+        </w:rPr>
+        <w:t xml:space="preserve">max</w:t>
+      </w:r>
+      <w:r>
+        <w:rPr>
+          <w:rFonts w:ascii="Georgia" w:cs="Georgia" w:eastAsia="Georgia" w:hAnsi="Georgia"/>
+          <w:sz w:val="22"/>
+          <w:szCs w:val="22"/>
+        </w:rPr>
+        <w:t xml:space="preserve"> ≥ 1/S for V = h</w:t>
       </w:r>
       <w:r>
         <w:rPr>
@@ -10597,92 +10746,7 @@
           <w:sz w:val="22"/>
           <w:szCs w:val="22"/>
         </w:rPr>
-        <w:t xml:space="preserve"> ≤ 1/k. Then (4/3 − δ</w:t>
-      </w:r>
-      <w:r>
-        <w:rPr>
-          <w:rFonts w:ascii="Georgia" w:cs="Georgia" w:eastAsia="Georgia" w:hAnsi="Georgia"/>
-          <w:sz w:val="22"/>
-          <w:szCs w:val="22"/>
-          <w:vertAlign w:val="subscript"/>
-        </w:rPr>
-        <w:t xml:space="preserve">r</w:t>
-      </w:r>
-      <w:r>
-        <w:rPr>
-          <w:rFonts w:ascii="Georgia" w:cs="Georgia" w:eastAsia="Georgia" w:hAnsi="Georgia"/>
-          <w:sz w:val="22"/>
-          <w:szCs w:val="22"/>
-        </w:rPr>
-        <w:t xml:space="preserve">)</w:t>
-      </w:r>
-      <w:r>
-        <w:rPr>
-          <w:rFonts w:ascii="Georgia" w:cs="Georgia" w:eastAsia="Georgia" w:hAnsi="Georgia"/>
-          <w:sz w:val="22"/>
-          <w:szCs w:val="22"/>
-          <w:vertAlign w:val="superscript"/>
-        </w:rPr>
-        <w:t xml:space="preserve">k</w:t>
-      </w:r>
-      <w:r>
-        <w:rPr>
-          <w:rFonts w:ascii="Georgia" w:cs="Georgia" w:eastAsia="Georgia" w:hAnsi="Georgia"/>
-          <w:sz w:val="22"/>
-          <w:szCs w:val="22"/>
-        </w:rPr>
-        <w:t xml:space="preserve"> ≥ (4/3)</w:t>
-      </w:r>
-      <w:r>
-        <w:rPr>
-          <w:rFonts w:ascii="Georgia" w:cs="Georgia" w:eastAsia="Georgia" w:hAnsi="Georgia"/>
-          <w:sz w:val="22"/>
-          <w:szCs w:val="22"/>
-          <w:vertAlign w:val="superscript"/>
-        </w:rPr>
-        <w:t xml:space="preserve">k</w:t>
-      </w:r>
-      <w:r>
-        <w:rPr>
-          <w:rFonts w:ascii="Georgia" w:cs="Georgia" w:eastAsia="Georgia" w:hAnsi="Georgia"/>
-          <w:sz w:val="22"/>
-          <w:szCs w:val="22"/>
-        </w:rPr>
-        <w:t xml:space="preserve">(1 − 3/(4k))</w:t>
-      </w:r>
-      <w:r>
-        <w:rPr>
-          <w:rFonts w:ascii="Georgia" w:cs="Georgia" w:eastAsia="Georgia" w:hAnsi="Georgia"/>
-          <w:sz w:val="22"/>
-          <w:szCs w:val="22"/>
-          <w:vertAlign w:val="superscript"/>
-        </w:rPr>
-        <w:t xml:space="preserve">k</w:t>
-      </w:r>
-      <w:r>
-        <w:rPr>
-          <w:rFonts w:ascii="Georgia" w:cs="Georgia" w:eastAsia="Georgia" w:hAnsi="Georgia"/>
-          <w:sz w:val="22"/>
-          <w:szCs w:val="22"/>
-        </w:rPr>
-        <w:t xml:space="preserve"> ≥ (4/3)</w:t>
-      </w:r>
-      <w:r>
-        <w:rPr>
-          <w:rFonts w:ascii="Georgia" w:cs="Georgia" w:eastAsia="Georgia" w:hAnsi="Georgia"/>
-          <w:sz w:val="22"/>
-          <w:szCs w:val="22"/>
-          <w:vertAlign w:val="superscript"/>
-        </w:rPr>
-        <w:t xml:space="preserve">k</w:t>
-      </w:r>
-      <w:r>
-        <w:rPr>
-          <w:rFonts w:ascii="Georgia" w:cs="Georgia" w:eastAsia="Georgia" w:hAnsi="Georgia"/>
-          <w:sz w:val="22"/>
-          <w:szCs w:val="22"/>
-        </w:rPr>
-        <w:t xml:space="preserve">/4.</w:t>
+        <w:t xml:space="preserve">.</w:t>
       </w:r>
     </w:p>
     <w:p>
@@ -10701,65 +10765,7 @@
           <w:sz w:val="22"/>
           <w:szCs w:val="22"/>
         </w:rPr>
-        <w:t xml:space="preserve">The upper bound is the same argument with Ψ and (1 + 3/(4k))</w:t>
-      </w:r>
-      <w:r>
-        <w:rPr>
-          <w:rFonts w:ascii="Georgia" w:cs="Georgia" w:eastAsia="Georgia" w:hAnsi="Georgia"/>
-          <w:sz w:val="22"/>
-          <w:szCs w:val="22"/>
-          <w:vertAlign w:val="superscript"/>
-        </w:rPr>
-        <w:t xml:space="preserve">k</w:t>
-      </w:r>
-      <w:r>
-        <w:rPr>
-          <w:rFonts w:ascii="Georgia" w:cs="Georgia" w:eastAsia="Georgia" w:hAnsi="Georgia"/>
-          <w:sz w:val="22"/>
-          <w:szCs w:val="22"/>
-        </w:rPr>
-        <w:t xml:space="preserve"> ≤ e</w:t>
-      </w:r>
-      <w:r>
-        <w:rPr>
-          <w:rFonts w:ascii="Georgia" w:cs="Georgia" w:eastAsia="Georgia" w:hAnsi="Georgia"/>
-          <w:sz w:val="22"/>
-          <w:szCs w:val="22"/>
-          <w:vertAlign w:val="superscript"/>
-        </w:rPr>
-        <w:t xml:space="preserve">3/4</w:t>
-      </w:r>
-      <w:r>
-        <w:rPr>
-          <w:rFonts w:ascii="Georgia" w:cs="Georgia" w:eastAsia="Georgia" w:hAnsi="Georgia"/>
-          <w:sz w:val="22"/>
-          <w:szCs w:val="22"/>
-        </w:rPr>
-        <w:t xml:space="preserve">. ∎</w:t>
-      </w:r>
-    </w:p>
-    <w:p>
-      <w:pPr>
-        <w:spacing w:after="120" w:line="264"/>
-        <w:jc w:val="both"/>
-      </w:pPr>
-      <w:r>
-        <w:rPr>
-          <w:rFonts w:ascii="Georgia" w:cs="Georgia" w:eastAsia="Georgia" w:hAnsi="Georgia"/>
-          <w:b/>
-          <w:bCs/>
-          <w:sz w:val="22"/>
-          <w:szCs w:val="22"/>
-        </w:rPr>
-        <w:t xml:space="preserve">Evidence for continuity.</w:t>
-      </w:r>
-      <w:r>
-        <w:rPr>
-          <w:rFonts w:ascii="Georgia" w:cs="Georgia" w:eastAsia="Georgia" w:hAnsi="Georgia"/>
-          <w:sz w:val="22"/>
-          <w:szCs w:val="22"/>
-        </w:rPr>
-        <w:t xml:space="preserve"> The marginals h</w:t>
+        <w:t xml:space="preserve">Φ(h</w:t>
       </w:r>
       <w:r>
         <w:rPr>
@@ -10776,7 +10782,7 @@
           <w:sz w:val="22"/>
           <w:szCs w:val="22"/>
         </w:rPr>
-        <w:t xml:space="preserve"> are computed exactly from h</w:t>
+        <w:t xml:space="preserve">) = (4/3)h</w:t>
       </w:r>
       <w:r>
         <w:rPr>
@@ -10793,7 +10799,7 @@
           <w:sz w:val="22"/>
           <w:szCs w:val="22"/>
         </w:rPr>
-        <w:t xml:space="preserve">(c) = (3/4)h</w:t>
+        <w:t xml:space="preserve"> − β·(mean − min over lifts). So Theorem 4 applies with μ = 4/3 − δ</w:t>
       </w:r>
       <w:r>
         <w:rPr>
@@ -10810,7 +10816,41 @@
           <w:sz w:val="22"/>
           <w:szCs w:val="22"/>
         </w:rPr>
-        <w:t xml:space="preserve">(2c) + (3/4)β(c)· h</w:t>
+        <w:t xml:space="preserve">, where δ</w:t>
+      </w:r>
+      <w:r>
+        <w:rPr>
+          <w:rFonts w:ascii="Georgia" w:cs="Georgia" w:eastAsia="Georgia" w:hAnsi="Georgia"/>
+          <w:sz w:val="22"/>
+          <w:szCs w:val="22"/>
+          <w:vertAlign w:val="subscript"/>
+        </w:rPr>
+        <w:t xml:space="preserve">r</w:t>
+      </w:r>
+      <w:r>
+        <w:rPr>
+          <w:rFonts w:ascii="Georgia" w:cs="Georgia" w:eastAsia="Georgia" w:hAnsi="Georgia"/>
+          <w:sz w:val="22"/>
+          <w:szCs w:val="22"/>
+        </w:rPr>
+        <w:t xml:space="preserve"> ≤ ‖h</w:t>
+      </w:r>
+      <w:r>
+        <w:rPr>
+          <w:rFonts w:ascii="Georgia" w:cs="Georgia" w:eastAsia="Georgia" w:hAnsi="Georgia"/>
+          <w:sz w:val="22"/>
+          <w:szCs w:val="22"/>
+          <w:vertAlign w:val="subscript"/>
+        </w:rPr>
+        <w:t xml:space="preserve">r</w:t>
+      </w:r>
+      <w:r>
+        <w:rPr>
+          <w:rFonts w:ascii="Georgia" w:cs="Georgia" w:eastAsia="Georgia" w:hAnsi="Georgia"/>
+          <w:sz w:val="22"/>
+          <w:szCs w:val="22"/>
+        </w:rPr>
+        <w:t xml:space="preserve"> − h</w:t>
       </w:r>
       <w:r>
         <w:rPr>
@@ -10827,273 +10867,24 @@
           <w:sz w:val="22"/>
           <w:szCs w:val="22"/>
         </w:rPr>
-        <w:t xml:space="preserve">((2c−1)/3), solved along the doubling cycle (35 s for r = 17). Write δ</w:t>
-      </w:r>
-      <w:r>
-        <w:rPr>
-          <w:rFonts w:ascii="Georgia" w:cs="Georgia" w:eastAsia="Georgia" w:hAnsi="Georgia"/>
-          <w:sz w:val="22"/>
-          <w:szCs w:val="22"/>
-          <w:vertAlign w:val="subscript"/>
-        </w:rPr>
-        <w:t xml:space="preserve">r</w:t>
-      </w:r>
-      <w:r>
-        <w:rPr>
-          <w:rFonts w:ascii="Georgia" w:cs="Georgia" w:eastAsia="Georgia" w:hAnsi="Georgia"/>
-          <w:sz w:val="22"/>
-          <w:szCs w:val="22"/>
-        </w:rPr>
-        <w:t xml:space="preserve"> = h</w:t>
-      </w:r>
-      <w:r>
-        <w:rPr>
-          <w:rFonts w:ascii="Georgia" w:cs="Georgia" w:eastAsia="Georgia" w:hAnsi="Georgia"/>
-          <w:sz w:val="22"/>
-          <w:szCs w:val="22"/>
-          <w:vertAlign w:val="subscript"/>
-        </w:rPr>
-        <w:t xml:space="preserve">r</w:t>
-      </w:r>
-      <w:r>
-        <w:rPr>
-          <w:rFonts w:ascii="Georgia" w:cs="Georgia" w:eastAsia="Georgia" w:hAnsi="Georgia"/>
-          <w:sz w:val="22"/>
-          <w:szCs w:val="22"/>
-        </w:rPr>
-        <w:t xml:space="preserve"> − h</w:t>
-      </w:r>
-      <w:r>
-        <w:rPr>
-          <w:rFonts w:ascii="Georgia" w:cs="Georgia" w:eastAsia="Georgia" w:hAnsi="Georgia"/>
-          <w:sz w:val="22"/>
-          <w:szCs w:val="22"/>
-          <w:vertAlign w:val="subscript"/>
-        </w:rPr>
-        <w:t xml:space="preserve">r−1</w:t>
-      </w:r>
-      <w:r>
-        <w:rPr>
-          <w:rFonts w:ascii="Georgia" w:cs="Georgia" w:eastAsia="Georgia" w:hAnsi="Georgia"/>
-          <w:sz w:val="22"/>
-          <w:szCs w:val="22"/>
-        </w:rPr>
-        <w:t xml:space="preserve"> (a martingale difference). Then</w:t>
-      </w:r>
-    </w:p>
-    <w:p>
-      <w:pPr>
-        <w:spacing w:after="160" w:before="60"/>
-        <w:jc w:val="center"/>
-      </w:pPr>
-      <w:r>
-        <w:rPr>
-          <w:rFonts w:ascii="Georgia" w:cs="Georgia" w:eastAsia="Georgia" w:hAnsi="Georgia"/>
-          <w:sz w:val="22"/>
-          <w:szCs w:val="22"/>
-        </w:rPr>
-        <w:t xml:space="preserve">δ</w:t>
-      </w:r>
-      <w:r>
-        <w:rPr>
-          <w:rFonts w:ascii="Georgia" w:cs="Georgia" w:eastAsia="Georgia" w:hAnsi="Georgia"/>
-          <w:sz w:val="22"/>
-          <w:szCs w:val="22"/>
-          <w:vertAlign w:val="subscript"/>
-        </w:rPr>
-        <w:t xml:space="preserve">r</w:t>
-      </w:r>
-      <w:r>
-        <w:rPr>
-          <w:rFonts w:ascii="Georgia" w:cs="Georgia" w:eastAsia="Georgia" w:hAnsi="Georgia"/>
-          <w:sz w:val="22"/>
-          <w:szCs w:val="22"/>
-        </w:rPr>
-        <w:t xml:space="preserve">(c) = Σ</w:t>
-      </w:r>
-      <w:r>
-        <w:rPr>
-          <w:rFonts w:ascii="Georgia" w:cs="Georgia" w:eastAsia="Georgia" w:hAnsi="Georgia"/>
-          <w:sz w:val="22"/>
-          <w:szCs w:val="22"/>
-          <w:vertAlign w:val="subscript"/>
-        </w:rPr>
-        <w:t xml:space="preserve">j≥0</w:t>
-      </w:r>
-      <w:r>
-        <w:rPr>
-          <w:rFonts w:ascii="Georgia" w:cs="Georgia" w:eastAsia="Georgia" w:hAnsi="Georgia"/>
-          <w:sz w:val="22"/>
-          <w:szCs w:val="22"/>
-        </w:rPr>
-        <w:t xml:space="preserve"> (3/4)</w:t>
-      </w:r>
-      <w:r>
-        <w:rPr>
-          <w:rFonts w:ascii="Georgia" w:cs="Georgia" w:eastAsia="Georgia" w:hAnsi="Georgia"/>
-          <w:sz w:val="22"/>
-          <w:szCs w:val="22"/>
-          <w:vertAlign w:val="superscript"/>
-        </w:rPr>
-        <w:t xml:space="preserve">j+1</w:t>
-      </w:r>
-      <w:r>
-        <w:rPr>
-          <w:rFonts w:ascii="Georgia" w:cs="Georgia" w:eastAsia="Georgia" w:hAnsi="Georgia"/>
-          <w:sz w:val="22"/>
-          <w:szCs w:val="22"/>
-        </w:rPr>
-        <w:t xml:space="preserve"> β(2</w:t>
-      </w:r>
-      <w:r>
-        <w:rPr>
-          <w:rFonts w:ascii="Georgia" w:cs="Georgia" w:eastAsia="Georgia" w:hAnsi="Georgia"/>
-          <w:sz w:val="22"/>
-          <w:szCs w:val="22"/>
-          <w:vertAlign w:val="superscript"/>
-        </w:rPr>
-        <w:t xml:space="preserve">j</w:t>
-      </w:r>
-      <w:r>
-        <w:rPr>
-          <w:rFonts w:ascii="Georgia" w:cs="Georgia" w:eastAsia="Georgia" w:hAnsi="Georgia"/>
-          <w:sz w:val="22"/>
-          <w:szCs w:val="22"/>
-        </w:rPr>
-        <w:t xml:space="preserve"> c)·δ</w:t>
-      </w:r>
-      <w:r>
-        <w:rPr>
-          <w:rFonts w:ascii="Georgia" w:cs="Georgia" w:eastAsia="Georgia" w:hAnsi="Georgia"/>
-          <w:sz w:val="22"/>
-          <w:szCs w:val="22"/>
-          <w:vertAlign w:val="subscript"/>
-        </w:rPr>
-        <w:t xml:space="preserve">r−1</w:t>
-      </w:r>
-      <w:r>
-        <w:rPr>
-          <w:rFonts w:ascii="Georgia" w:cs="Georgia" w:eastAsia="Georgia" w:hAnsi="Georgia"/>
-          <w:sz w:val="22"/>
-          <w:szCs w:val="22"/>
-        </w:rPr>
-        <w:t xml:space="preserve">((2</w:t>
-      </w:r>
-      <w:r>
-        <w:rPr>
-          <w:rFonts w:ascii="Georgia" w:cs="Georgia" w:eastAsia="Georgia" w:hAnsi="Georgia"/>
-          <w:sz w:val="22"/>
-          <w:szCs w:val="22"/>
-          <w:vertAlign w:val="superscript"/>
-        </w:rPr>
-        <w:t xml:space="preserve">j+1</w:t>
-      </w:r>
-      <w:r>
-        <w:rPr>
-          <w:rFonts w:ascii="Georgia" w:cs="Georgia" w:eastAsia="Georgia" w:hAnsi="Georgia"/>
-          <w:sz w:val="22"/>
-          <w:szCs w:val="22"/>
-        </w:rPr>
-        <w:t xml:space="preserve">c − 1)/3).</w:t>
-      </w:r>
-    </w:p>
-    <w:p>
-      <w:pPr>
-        <w:spacing w:after="120" w:line="264"/>
-        <w:jc w:val="both"/>
-      </w:pPr>
-      <w:r>
-        <w:rPr>
-          <w:rFonts w:ascii="Georgia" w:cs="Georgia" w:eastAsia="Georgia" w:hAnsi="Georgia"/>
-          <w:sz w:val="22"/>
-          <w:szCs w:val="22"/>
-        </w:rPr>
-        <w:t xml:space="preserve">The diagonal part of E[δ</w:t>
-      </w:r>
-      <w:r>
-        <w:rPr>
-          <w:rFonts w:ascii="Georgia" w:cs="Georgia" w:eastAsia="Georgia" w:hAnsi="Georgia"/>
-          <w:sz w:val="22"/>
-          <w:szCs w:val="22"/>
-          <w:vertAlign w:val="subscript"/>
-        </w:rPr>
-        <w:t xml:space="preserve">r</w:t>
-      </w:r>
-      <w:r>
-        <w:rPr>
-          <w:rFonts w:ascii="Georgia" w:cs="Georgia" w:eastAsia="Georgia" w:hAnsi="Georgia"/>
-          <w:sz w:val="22"/>
-          <w:szCs w:val="22"/>
-        </w:rPr>
-        <w:t xml:space="preserve">²] is exactly (3/7)E[δ</w:t>
-      </w:r>
-      <w:r>
-        <w:rPr>
-          <w:rFonts w:ascii="Georgia" w:cs="Georgia" w:eastAsia="Georgia" w:hAnsi="Georgia"/>
-          <w:sz w:val="22"/>
-          <w:szCs w:val="22"/>
-          <w:vertAlign w:val="subscript"/>
-        </w:rPr>
-        <w:t xml:space="preserve">r−1</w:t>
-      </w:r>
-      <w:r>
-        <w:rPr>
-          <w:rFonts w:ascii="Georgia" w:cs="Georgia" w:eastAsia="Georgia" w:hAnsi="Georgia"/>
-          <w:sz w:val="22"/>
-          <w:szCs w:val="22"/>
-        </w:rPr>
-        <w:t xml:space="preserve">²]. The off-diagonal part consists of correlations between δ</w:t>
-      </w:r>
-      <w:r>
-        <w:rPr>
-          <w:rFonts w:ascii="Georgia" w:cs="Georgia" w:eastAsia="Georgia" w:hAnsi="Georgia"/>
-          <w:sz w:val="22"/>
-          <w:szCs w:val="22"/>
-          <w:vertAlign w:val="subscript"/>
-        </w:rPr>
-        <w:t xml:space="preserve">r−1</w:t>
-      </w:r>
-      <w:r>
-        <w:rPr>
-          <w:rFonts w:ascii="Georgia" w:cs="Georgia" w:eastAsia="Georgia" w:hAnsi="Georgia"/>
-          <w:sz w:val="22"/>
-          <w:szCs w:val="22"/>
-        </w:rPr>
-        <w:t xml:space="preserve">(y) and δ</w:t>
-      </w:r>
-      <w:r>
-        <w:rPr>
-          <w:rFonts w:ascii="Georgia" w:cs="Georgia" w:eastAsia="Georgia" w:hAnsi="Georgia"/>
-          <w:sz w:val="22"/>
-          <w:szCs w:val="22"/>
-          <w:vertAlign w:val="subscript"/>
-        </w:rPr>
-        <w:t xml:space="preserve">r−1</w:t>
-      </w:r>
-      <w:r>
-        <w:rPr>
-          <w:rFonts w:ascii="Georgia" w:cs="Georgia" w:eastAsia="Georgia" w:hAnsi="Georgia"/>
-          <w:sz w:val="22"/>
-          <w:szCs w:val="22"/>
-        </w:rPr>
-        <w:t xml:space="preserve">(2</w:t>
-      </w:r>
-      <w:r>
-        <w:rPr>
-          <w:rFonts w:ascii="Georgia" w:cs="Georgia" w:eastAsia="Georgia" w:hAnsi="Georgia"/>
-          <w:sz w:val="22"/>
-          <w:szCs w:val="22"/>
-          <w:vertAlign w:val="superscript"/>
-        </w:rPr>
-        <w:t xml:space="preserve">d</w:t>
-      </w:r>
-      <w:r>
-        <w:rPr>
-          <w:rFonts w:ascii="Georgia" w:cs="Georgia" w:eastAsia="Georgia" w:hAnsi="Georgia"/>
-          <w:sz w:val="22"/>
-          <w:szCs w:val="22"/>
-        </w:rPr>
-        <w:t xml:space="preserve">(y + 1/3) − 1/3), d even, and numerically they vanish:</w:t>
+        <w:t xml:space="preserve">‖</w:t>
+      </w:r>
+      <w:r>
+        <w:rPr>
+          <w:rFonts w:ascii="Georgia" w:cs="Georgia" w:eastAsia="Georgia" w:hAnsi="Georgia"/>
+          <w:sz w:val="22"/>
+          <w:szCs w:val="22"/>
+          <w:vertAlign w:val="subscript"/>
+        </w:rPr>
+        <w:t xml:space="preserve">∞</w:t>
+      </w:r>
+      <w:r>
+        <w:rPr>
+          <w:rFonts w:ascii="Georgia" w:cs="Georgia" w:eastAsia="Georgia" w:hAnsi="Georgia"/>
+          <w:sz w:val="22"/>
+          <w:szCs w:val="22"/>
+        </w:rPr>
+        <w:t xml:space="preserve">/min h → 0.</w:t>
       </w:r>
     </w:p>
     <w:p>
@@ -11112,7 +10903,7 @@
           <w:sz w:val="22"/>
           <w:szCs w:val="22"/>
         </w:rPr>
-        <w:t xml:space="preserve">‖δ</w:t>
+        <w:t xml:space="preserve">Given k, choose r with δ</w:t>
       </w:r>
       <w:r>
         <w:rPr>
@@ -11129,58 +10920,7 @@
           <w:sz w:val="22"/>
           <w:szCs w:val="22"/>
         </w:rPr>
-        <w:t xml:space="preserve">‖</w:t>
-      </w:r>
-      <w:r>
-        <w:rPr>
-          <w:rFonts w:ascii="Georgia" w:cs="Georgia" w:eastAsia="Georgia" w:hAnsi="Georgia"/>
-          <w:sz w:val="22"/>
-          <w:szCs w:val="22"/>
-          <w:vertAlign w:val="subscript"/>
-        </w:rPr>
-        <w:t xml:space="preserve">2</w:t>
-      </w:r>
-      <w:r>
-        <w:rPr>
-          <w:rFonts w:ascii="Georgia" w:cs="Georgia" w:eastAsia="Georgia" w:hAnsi="Georgia"/>
-          <w:sz w:val="22"/>
-          <w:szCs w:val="22"/>
-        </w:rPr>
-        <w:t xml:space="preserve">/‖δ</w:t>
-      </w:r>
-      <w:r>
-        <w:rPr>
-          <w:rFonts w:ascii="Georgia" w:cs="Georgia" w:eastAsia="Georgia" w:hAnsi="Georgia"/>
-          <w:sz w:val="22"/>
-          <w:szCs w:val="22"/>
-          <w:vertAlign w:val="subscript"/>
-        </w:rPr>
-        <w:t xml:space="preserve">r−1</w:t>
-      </w:r>
-      <w:r>
-        <w:rPr>
-          <w:rFonts w:ascii="Georgia" w:cs="Georgia" w:eastAsia="Georgia" w:hAnsi="Georgia"/>
-          <w:sz w:val="22"/>
-          <w:szCs w:val="22"/>
-        </w:rPr>
-        <w:t xml:space="preserve">‖</w:t>
-      </w:r>
-      <w:r>
-        <w:rPr>
-          <w:rFonts w:ascii="Georgia" w:cs="Georgia" w:eastAsia="Georgia" w:hAnsi="Georgia"/>
-          <w:sz w:val="22"/>
-          <w:szCs w:val="22"/>
-          <w:vertAlign w:val="subscript"/>
-        </w:rPr>
-        <w:t xml:space="preserve">2</w:t>
-      </w:r>
-      <w:r>
-        <w:rPr>
-          <w:rFonts w:ascii="Georgia" w:cs="Georgia" w:eastAsia="Georgia" w:hAnsi="Georgia"/>
-          <w:sz w:val="22"/>
-          <w:szCs w:val="22"/>
-        </w:rPr>
-        <w:t xml:space="preserve"> = 0.6467, 0.6477, 0.6491, 0.6503, 0.6514, 0.6519 for r = 12 … 17, against √(3/7) = 0.6547. This is the observed decay 0.65 of 4 − 3μ</w:t>
+        <w:t xml:space="preserve"> ≤ 1/k. Then (4/3 − δ</w:t>
       </w:r>
       <w:r>
         <w:rPr>
@@ -11197,7 +10937,75 @@
           <w:sz w:val="22"/>
           <w:szCs w:val="22"/>
         </w:rPr>
-        <w:t xml:space="preserve"> in Table 1.</w:t>
+        <w:t xml:space="preserve">)</w:t>
+      </w:r>
+      <w:r>
+        <w:rPr>
+          <w:rFonts w:ascii="Georgia" w:cs="Georgia" w:eastAsia="Georgia" w:hAnsi="Georgia"/>
+          <w:sz w:val="22"/>
+          <w:szCs w:val="22"/>
+          <w:vertAlign w:val="superscript"/>
+        </w:rPr>
+        <w:t xml:space="preserve">k</w:t>
+      </w:r>
+      <w:r>
+        <w:rPr>
+          <w:rFonts w:ascii="Georgia" w:cs="Georgia" w:eastAsia="Georgia" w:hAnsi="Georgia"/>
+          <w:sz w:val="22"/>
+          <w:szCs w:val="22"/>
+        </w:rPr>
+        <w:t xml:space="preserve"> ≥ (4/3)</w:t>
+      </w:r>
+      <w:r>
+        <w:rPr>
+          <w:rFonts w:ascii="Georgia" w:cs="Georgia" w:eastAsia="Georgia" w:hAnsi="Georgia"/>
+          <w:sz w:val="22"/>
+          <w:szCs w:val="22"/>
+          <w:vertAlign w:val="superscript"/>
+        </w:rPr>
+        <w:t xml:space="preserve">k</w:t>
+      </w:r>
+      <w:r>
+        <w:rPr>
+          <w:rFonts w:ascii="Georgia" w:cs="Georgia" w:eastAsia="Georgia" w:hAnsi="Georgia"/>
+          <w:sz w:val="22"/>
+          <w:szCs w:val="22"/>
+        </w:rPr>
+        <w:t xml:space="preserve">(1 − 3/(4k))</w:t>
+      </w:r>
+      <w:r>
+        <w:rPr>
+          <w:rFonts w:ascii="Georgia" w:cs="Georgia" w:eastAsia="Georgia" w:hAnsi="Georgia"/>
+          <w:sz w:val="22"/>
+          <w:szCs w:val="22"/>
+          <w:vertAlign w:val="superscript"/>
+        </w:rPr>
+        <w:t xml:space="preserve">k</w:t>
+      </w:r>
+      <w:r>
+        <w:rPr>
+          <w:rFonts w:ascii="Georgia" w:cs="Georgia" w:eastAsia="Georgia" w:hAnsi="Georgia"/>
+          <w:sz w:val="22"/>
+          <w:szCs w:val="22"/>
+        </w:rPr>
+        <w:t xml:space="preserve"> ≥ (4/3)</w:t>
+      </w:r>
+      <w:r>
+        <w:rPr>
+          <w:rFonts w:ascii="Georgia" w:cs="Georgia" w:eastAsia="Georgia" w:hAnsi="Georgia"/>
+          <w:sz w:val="22"/>
+          <w:szCs w:val="22"/>
+          <w:vertAlign w:val="superscript"/>
+        </w:rPr>
+        <w:t xml:space="preserve">k</w:t>
+      </w:r>
+      <w:r>
+        <w:rPr>
+          <w:rFonts w:ascii="Georgia" w:cs="Georgia" w:eastAsia="Georgia" w:hAnsi="Georgia"/>
+          <w:sz w:val="22"/>
+          <w:szCs w:val="22"/>
+        </w:rPr>
+        <w:t xml:space="preserve">/4.</w:t>
       </w:r>
     </w:p>
     <w:p>
@@ -11216,7 +11024,7 @@
           <w:sz w:val="22"/>
           <w:szCs w:val="22"/>
         </w:rPr>
-        <w:t xml:space="preserve">The L</w:t>
+        <w:t xml:space="preserve">The upper bound is the same argument with Ψ and (1 + 3/(4k))</w:t>
       </w:r>
       <w:r>
         <w:rPr>
@@ -11225,15 +11033,15 @@
           <w:szCs w:val="22"/>
           <w:vertAlign w:val="superscript"/>
         </w:rPr>
-        <w:t xml:space="preserve">q</w:t>
-      </w:r>
-      <w:r>
-        <w:rPr>
-          <w:rFonts w:ascii="Georgia" w:cs="Georgia" w:eastAsia="Georgia" w:hAnsi="Georgia"/>
-          <w:sz w:val="22"/>
-          <w:szCs w:val="22"/>
-        </w:rPr>
-        <w:t xml:space="preserve"> norms decay at nearly the same rate: 0.6525, 0.658, 0.668 for q = 4, 6, 8 at r = 17. These are below 3</w:t>
+        <w:t xml:space="preserve">k</w:t>
+      </w:r>
+      <w:r>
+        <w:rPr>
+          <w:rFonts w:ascii="Georgia" w:cs="Georgia" w:eastAsia="Georgia" w:hAnsi="Georgia"/>
+          <w:sz w:val="22"/>
+          <w:szCs w:val="22"/>
+        </w:rPr>
+        <w:t xml:space="preserve"> ≤ e</w:t>
       </w:r>
       <w:r>
         <w:rPr>
@@ -11242,15 +11050,39 @@
           <w:szCs w:val="22"/>
           <w:vertAlign w:val="superscript"/>
         </w:rPr>
-        <w:t xml:space="preserve">−1/q</w:t>
-      </w:r>
-      <w:r>
-        <w:rPr>
-          <w:rFonts w:ascii="Georgia" w:cs="Georgia" w:eastAsia="Georgia" w:hAnsi="Georgia"/>
-          <w:sz w:val="22"/>
-          <w:szCs w:val="22"/>
-        </w:rPr>
-        <w:t xml:space="preserve"> (0.760, 0.833, 0.872), which is what Σ</w:t>
+        <w:t xml:space="preserve">3/4</w:t>
+      </w:r>
+      <w:r>
+        <w:rPr>
+          <w:rFonts w:ascii="Georgia" w:cs="Georgia" w:eastAsia="Georgia" w:hAnsi="Georgia"/>
+          <w:sz w:val="22"/>
+          <w:szCs w:val="22"/>
+        </w:rPr>
+        <w:t xml:space="preserve">. ∎</w:t>
+      </w:r>
+    </w:p>
+    <w:p>
+      <w:pPr>
+        <w:spacing w:after="120" w:line="264"/>
+        <w:jc w:val="both"/>
+      </w:pPr>
+      <w:r>
+        <w:rPr>
+          <w:rFonts w:ascii="Georgia" w:cs="Georgia" w:eastAsia="Georgia" w:hAnsi="Georgia"/>
+          <w:b/>
+          <w:bCs/>
+          <w:sz w:val="22"/>
+          <w:szCs w:val="22"/>
+        </w:rPr>
+        <w:t xml:space="preserve">Evidence for continuity.</w:t>
+      </w:r>
+      <w:r>
+        <w:rPr>
+          <w:rFonts w:ascii="Georgia" w:cs="Georgia" w:eastAsia="Georgia" w:hAnsi="Georgia"/>
+          <w:sz w:val="22"/>
+          <w:szCs w:val="22"/>
+        </w:rPr>
+        <w:t xml:space="preserve"> The marginals h</w:t>
       </w:r>
       <w:r>
         <w:rPr>
@@ -11267,7 +11099,7 @@
           <w:sz w:val="22"/>
           <w:szCs w:val="22"/>
         </w:rPr>
-        <w:t xml:space="preserve"> ‖δ</w:t>
+        <w:t xml:space="preserve"> are computed exactly from h</w:t>
       </w:r>
       <w:r>
         <w:rPr>
@@ -11284,24 +11116,7 @@
           <w:sz w:val="22"/>
           <w:szCs w:val="22"/>
         </w:rPr>
-        <w:t xml:space="preserve">‖</w:t>
-      </w:r>
-      <w:r>
-        <w:rPr>
-          <w:rFonts w:ascii="Georgia" w:cs="Georgia" w:eastAsia="Georgia" w:hAnsi="Georgia"/>
-          <w:sz w:val="22"/>
-          <w:szCs w:val="22"/>
-          <w:vertAlign w:val="subscript"/>
-        </w:rPr>
-        <w:t xml:space="preserve">∞</w:t>
-      </w:r>
-      <w:r>
-        <w:rPr>
-          <w:rFonts w:ascii="Georgia" w:cs="Georgia" w:eastAsia="Georgia" w:hAnsi="Georgia"/>
-          <w:sz w:val="22"/>
-          <w:szCs w:val="22"/>
-        </w:rPr>
-        <w:t xml:space="preserve"> ≤ Σ</w:t>
+        <w:t xml:space="preserve">(c) = (3/4)h</w:t>
       </w:r>
       <w:r>
         <w:rPr>
@@ -11318,7 +11133,123 @@
           <w:sz w:val="22"/>
           <w:szCs w:val="22"/>
         </w:rPr>
-        <w:t xml:space="preserve"> (2·3</w:t>
+        <w:t xml:space="preserve">(2c) + (3/4)β(c)· h</w:t>
+      </w:r>
+      <w:r>
+        <w:rPr>
+          <w:rFonts w:ascii="Georgia" w:cs="Georgia" w:eastAsia="Georgia" w:hAnsi="Georgia"/>
+          <w:sz w:val="22"/>
+          <w:szCs w:val="22"/>
+          <w:vertAlign w:val="subscript"/>
+        </w:rPr>
+        <w:t xml:space="preserve">r−1</w:t>
+      </w:r>
+      <w:r>
+        <w:rPr>
+          <w:rFonts w:ascii="Georgia" w:cs="Georgia" w:eastAsia="Georgia" w:hAnsi="Georgia"/>
+          <w:sz w:val="22"/>
+          <w:szCs w:val="22"/>
+        </w:rPr>
+        <w:t xml:space="preserve">((2c−1)/3), solved along the doubling cycle (35 s for r = 17). Write δ</w:t>
+      </w:r>
+      <w:r>
+        <w:rPr>
+          <w:rFonts w:ascii="Georgia" w:cs="Georgia" w:eastAsia="Georgia" w:hAnsi="Georgia"/>
+          <w:sz w:val="22"/>
+          <w:szCs w:val="22"/>
+          <w:vertAlign w:val="subscript"/>
+        </w:rPr>
+        <w:t xml:space="preserve">r</w:t>
+      </w:r>
+      <w:r>
+        <w:rPr>
+          <w:rFonts w:ascii="Georgia" w:cs="Georgia" w:eastAsia="Georgia" w:hAnsi="Georgia"/>
+          <w:sz w:val="22"/>
+          <w:szCs w:val="22"/>
+        </w:rPr>
+        <w:t xml:space="preserve"> = h</w:t>
+      </w:r>
+      <w:r>
+        <w:rPr>
+          <w:rFonts w:ascii="Georgia" w:cs="Georgia" w:eastAsia="Georgia" w:hAnsi="Georgia"/>
+          <w:sz w:val="22"/>
+          <w:szCs w:val="22"/>
+          <w:vertAlign w:val="subscript"/>
+        </w:rPr>
+        <w:t xml:space="preserve">r</w:t>
+      </w:r>
+      <w:r>
+        <w:rPr>
+          <w:rFonts w:ascii="Georgia" w:cs="Georgia" w:eastAsia="Georgia" w:hAnsi="Georgia"/>
+          <w:sz w:val="22"/>
+          <w:szCs w:val="22"/>
+        </w:rPr>
+        <w:t xml:space="preserve"> − h</w:t>
+      </w:r>
+      <w:r>
+        <w:rPr>
+          <w:rFonts w:ascii="Georgia" w:cs="Georgia" w:eastAsia="Georgia" w:hAnsi="Georgia"/>
+          <w:sz w:val="22"/>
+          <w:szCs w:val="22"/>
+          <w:vertAlign w:val="subscript"/>
+        </w:rPr>
+        <w:t xml:space="preserve">r−1</w:t>
+      </w:r>
+      <w:r>
+        <w:rPr>
+          <w:rFonts w:ascii="Georgia" w:cs="Georgia" w:eastAsia="Georgia" w:hAnsi="Georgia"/>
+          <w:sz w:val="22"/>
+          <w:szCs w:val="22"/>
+        </w:rPr>
+        <w:t xml:space="preserve"> (a martingale difference). Then</w:t>
+      </w:r>
+    </w:p>
+    <w:p>
+      <w:pPr>
+        <w:spacing w:after="160" w:before="60"/>
+        <w:jc w:val="center"/>
+      </w:pPr>
+      <w:r>
+        <w:rPr>
+          <w:rFonts w:ascii="Georgia" w:cs="Georgia" w:eastAsia="Georgia" w:hAnsi="Georgia"/>
+          <w:sz w:val="22"/>
+          <w:szCs w:val="22"/>
+        </w:rPr>
+        <w:t xml:space="preserve">δ</w:t>
+      </w:r>
+      <w:r>
+        <w:rPr>
+          <w:rFonts w:ascii="Georgia" w:cs="Georgia" w:eastAsia="Georgia" w:hAnsi="Georgia"/>
+          <w:sz w:val="22"/>
+          <w:szCs w:val="22"/>
+          <w:vertAlign w:val="subscript"/>
+        </w:rPr>
+        <w:t xml:space="preserve">r</w:t>
+      </w:r>
+      <w:r>
+        <w:rPr>
+          <w:rFonts w:ascii="Georgia" w:cs="Georgia" w:eastAsia="Georgia" w:hAnsi="Georgia"/>
+          <w:sz w:val="22"/>
+          <w:szCs w:val="22"/>
+        </w:rPr>
+        <w:t xml:space="preserve">(c) = Σ</w:t>
+      </w:r>
+      <w:r>
+        <w:rPr>
+          <w:rFonts w:ascii="Georgia" w:cs="Georgia" w:eastAsia="Georgia" w:hAnsi="Georgia"/>
+          <w:sz w:val="22"/>
+          <w:szCs w:val="22"/>
+          <w:vertAlign w:val="subscript"/>
+        </w:rPr>
+        <w:t xml:space="preserve">j≥0</w:t>
+      </w:r>
+      <w:r>
+        <w:rPr>
+          <w:rFonts w:ascii="Georgia" w:cs="Georgia" w:eastAsia="Georgia" w:hAnsi="Georgia"/>
+          <w:sz w:val="22"/>
+          <w:szCs w:val="22"/>
+        </w:rPr>
+        <w:t xml:space="preserve"> (3/4)</w:t>
       </w:r>
       <w:r>
         <w:rPr>
@@ -11327,6 +11258,40 @@
           <w:szCs w:val="22"/>
           <w:vertAlign w:val="superscript"/>
         </w:rPr>
+        <w:t xml:space="preserve">j+1</w:t>
+      </w:r>
+      <w:r>
+        <w:rPr>
+          <w:rFonts w:ascii="Georgia" w:cs="Georgia" w:eastAsia="Georgia" w:hAnsi="Georgia"/>
+          <w:sz w:val="22"/>
+          <w:szCs w:val="22"/>
+        </w:rPr>
+        <w:t xml:space="preserve"> β(2</w:t>
+      </w:r>
+      <w:r>
+        <w:rPr>
+          <w:rFonts w:ascii="Georgia" w:cs="Georgia" w:eastAsia="Georgia" w:hAnsi="Georgia"/>
+          <w:sz w:val="22"/>
+          <w:szCs w:val="22"/>
+          <w:vertAlign w:val="superscript"/>
+        </w:rPr>
+        <w:t xml:space="preserve">j</w:t>
+      </w:r>
+      <w:r>
+        <w:rPr>
+          <w:rFonts w:ascii="Georgia" w:cs="Georgia" w:eastAsia="Georgia" w:hAnsi="Georgia"/>
+          <w:sz w:val="22"/>
+          <w:szCs w:val="22"/>
+        </w:rPr>
+        <w:t xml:space="preserve"> c)·δ</w:t>
+      </w:r>
+      <w:r>
+        <w:rPr>
+          <w:rFonts w:ascii="Georgia" w:cs="Georgia" w:eastAsia="Georgia" w:hAnsi="Georgia"/>
+          <w:sz w:val="22"/>
+          <w:szCs w:val="22"/>
+          <w:vertAlign w:val="subscript"/>
+        </w:rPr>
         <w:t xml:space="preserve">r−1</w:t>
       </w:r>
       <w:r>
@@ -11335,7 +11300,7 @@
           <w:sz w:val="22"/>
           <w:szCs w:val="22"/>
         </w:rPr>
-        <w:t xml:space="preserve">)</w:t>
+        <w:t xml:space="preserve">((2</w:t>
       </w:r>
       <w:r>
         <w:rPr>
@@ -11344,15 +11309,29 @@
           <w:szCs w:val="22"/>
           <w:vertAlign w:val="superscript"/>
         </w:rPr>
-        <w:t xml:space="preserve">1/q</w:t>
-      </w:r>
-      <w:r>
-        <w:rPr>
-          <w:rFonts w:ascii="Georgia" w:cs="Georgia" w:eastAsia="Georgia" w:hAnsi="Georgia"/>
-          <w:sz w:val="22"/>
-          <w:szCs w:val="22"/>
-        </w:rPr>
-        <w:t xml:space="preserve">‖δ</w:t>
+        <w:t xml:space="preserve">j+1</w:t>
+      </w:r>
+      <w:r>
+        <w:rPr>
+          <w:rFonts w:ascii="Georgia" w:cs="Georgia" w:eastAsia="Georgia" w:hAnsi="Georgia"/>
+          <w:sz w:val="22"/>
+          <w:szCs w:val="22"/>
+        </w:rPr>
+        <w:t xml:space="preserve">c − 1)/3).</w:t>
+      </w:r>
+    </w:p>
+    <w:p>
+      <w:pPr>
+        <w:spacing w:after="120" w:line="264"/>
+        <w:jc w:val="both"/>
+      </w:pPr>
+      <w:r>
+        <w:rPr>
+          <w:rFonts w:ascii="Georgia" w:cs="Georgia" w:eastAsia="Georgia" w:hAnsi="Georgia"/>
+          <w:sz w:val="22"/>
+          <w:szCs w:val="22"/>
+        </w:rPr>
+        <w:t xml:space="preserve">The diagonal part of E[δ</w:t>
       </w:r>
       <w:r>
         <w:rPr>
@@ -11369,24 +11348,75 @@
           <w:sz w:val="22"/>
           <w:szCs w:val="22"/>
         </w:rPr>
-        <w:t xml:space="preserve">‖</w:t>
-      </w:r>
-      <w:r>
-        <w:rPr>
-          <w:rFonts w:ascii="Georgia" w:cs="Georgia" w:eastAsia="Georgia" w:hAnsi="Georgia"/>
-          <w:sz w:val="22"/>
-          <w:szCs w:val="22"/>
-          <w:vertAlign w:val="subscript"/>
-        </w:rPr>
-        <w:t xml:space="preserve">q</w:t>
-      </w:r>
-      <w:r>
-        <w:rPr>
-          <w:rFonts w:ascii="Georgia" w:cs="Georgia" w:eastAsia="Georgia" w:hAnsi="Georgia"/>
-          <w:sz w:val="22"/>
-          <w:szCs w:val="22"/>
-        </w:rPr>
-        <w:t xml:space="preserve"> &lt; ∞ requires.</w:t>
+        <w:t xml:space="preserve">²] is exactly (3/7)E[δ</w:t>
+      </w:r>
+      <w:r>
+        <w:rPr>
+          <w:rFonts w:ascii="Georgia" w:cs="Georgia" w:eastAsia="Georgia" w:hAnsi="Georgia"/>
+          <w:sz w:val="22"/>
+          <w:szCs w:val="22"/>
+          <w:vertAlign w:val="subscript"/>
+        </w:rPr>
+        <w:t xml:space="preserve">r−1</w:t>
+      </w:r>
+      <w:r>
+        <w:rPr>
+          <w:rFonts w:ascii="Georgia" w:cs="Georgia" w:eastAsia="Georgia" w:hAnsi="Georgia"/>
+          <w:sz w:val="22"/>
+          <w:szCs w:val="22"/>
+        </w:rPr>
+        <w:t xml:space="preserve">²]. The off-diagonal part consists of correlations between δ</w:t>
+      </w:r>
+      <w:r>
+        <w:rPr>
+          <w:rFonts w:ascii="Georgia" w:cs="Georgia" w:eastAsia="Georgia" w:hAnsi="Georgia"/>
+          <w:sz w:val="22"/>
+          <w:szCs w:val="22"/>
+          <w:vertAlign w:val="subscript"/>
+        </w:rPr>
+        <w:t xml:space="preserve">r−1</w:t>
+      </w:r>
+      <w:r>
+        <w:rPr>
+          <w:rFonts w:ascii="Georgia" w:cs="Georgia" w:eastAsia="Georgia" w:hAnsi="Georgia"/>
+          <w:sz w:val="22"/>
+          <w:szCs w:val="22"/>
+        </w:rPr>
+        <w:t xml:space="preserve">(y) and δ</w:t>
+      </w:r>
+      <w:r>
+        <w:rPr>
+          <w:rFonts w:ascii="Georgia" w:cs="Georgia" w:eastAsia="Georgia" w:hAnsi="Georgia"/>
+          <w:sz w:val="22"/>
+          <w:szCs w:val="22"/>
+          <w:vertAlign w:val="subscript"/>
+        </w:rPr>
+        <w:t xml:space="preserve">r−1</w:t>
+      </w:r>
+      <w:r>
+        <w:rPr>
+          <w:rFonts w:ascii="Georgia" w:cs="Georgia" w:eastAsia="Georgia" w:hAnsi="Georgia"/>
+          <w:sz w:val="22"/>
+          <w:szCs w:val="22"/>
+        </w:rPr>
+        <w:t xml:space="preserve">(2</w:t>
+      </w:r>
+      <w:r>
+        <w:rPr>
+          <w:rFonts w:ascii="Georgia" w:cs="Georgia" w:eastAsia="Georgia" w:hAnsi="Georgia"/>
+          <w:sz w:val="22"/>
+          <w:szCs w:val="22"/>
+          <w:vertAlign w:val="superscript"/>
+        </w:rPr>
+        <w:t xml:space="preserve">d</w:t>
+      </w:r>
+      <w:r>
+        <w:rPr>
+          <w:rFonts w:ascii="Georgia" w:cs="Georgia" w:eastAsia="Georgia" w:hAnsi="Georgia"/>
+          <w:sz w:val="22"/>
+          <w:szCs w:val="22"/>
+        </w:rPr>
+        <w:t xml:space="preserve">(y + 1/3) − 1/3), d even, and numerically they vanish:</w:t>
       </w:r>
     </w:p>
     <w:p>
@@ -11405,7 +11435,92 @@
           <w:sz w:val="22"/>
           <w:szCs w:val="22"/>
         </w:rPr>
-        <w:t xml:space="preserve">The sup ratio is ≈ 0.76, so the density appears Hölder continuous with exponent ≈ 0.25.</w:t>
+        <w:t xml:space="preserve">‖δ</w:t>
+      </w:r>
+      <w:r>
+        <w:rPr>
+          <w:rFonts w:ascii="Georgia" w:cs="Georgia" w:eastAsia="Georgia" w:hAnsi="Georgia"/>
+          <w:sz w:val="22"/>
+          <w:szCs w:val="22"/>
+          <w:vertAlign w:val="subscript"/>
+        </w:rPr>
+        <w:t xml:space="preserve">r</w:t>
+      </w:r>
+      <w:r>
+        <w:rPr>
+          <w:rFonts w:ascii="Georgia" w:cs="Georgia" w:eastAsia="Georgia" w:hAnsi="Georgia"/>
+          <w:sz w:val="22"/>
+          <w:szCs w:val="22"/>
+        </w:rPr>
+        <w:t xml:space="preserve">‖</w:t>
+      </w:r>
+      <w:r>
+        <w:rPr>
+          <w:rFonts w:ascii="Georgia" w:cs="Georgia" w:eastAsia="Georgia" w:hAnsi="Georgia"/>
+          <w:sz w:val="22"/>
+          <w:szCs w:val="22"/>
+          <w:vertAlign w:val="subscript"/>
+        </w:rPr>
+        <w:t xml:space="preserve">2</w:t>
+      </w:r>
+      <w:r>
+        <w:rPr>
+          <w:rFonts w:ascii="Georgia" w:cs="Georgia" w:eastAsia="Georgia" w:hAnsi="Georgia"/>
+          <w:sz w:val="22"/>
+          <w:szCs w:val="22"/>
+        </w:rPr>
+        <w:t xml:space="preserve">/‖δ</w:t>
+      </w:r>
+      <w:r>
+        <w:rPr>
+          <w:rFonts w:ascii="Georgia" w:cs="Georgia" w:eastAsia="Georgia" w:hAnsi="Georgia"/>
+          <w:sz w:val="22"/>
+          <w:szCs w:val="22"/>
+          <w:vertAlign w:val="subscript"/>
+        </w:rPr>
+        <w:t xml:space="preserve">r−1</w:t>
+      </w:r>
+      <w:r>
+        <w:rPr>
+          <w:rFonts w:ascii="Georgia" w:cs="Georgia" w:eastAsia="Georgia" w:hAnsi="Georgia"/>
+          <w:sz w:val="22"/>
+          <w:szCs w:val="22"/>
+        </w:rPr>
+        <w:t xml:space="preserve">‖</w:t>
+      </w:r>
+      <w:r>
+        <w:rPr>
+          <w:rFonts w:ascii="Georgia" w:cs="Georgia" w:eastAsia="Georgia" w:hAnsi="Georgia"/>
+          <w:sz w:val="22"/>
+          <w:szCs w:val="22"/>
+          <w:vertAlign w:val="subscript"/>
+        </w:rPr>
+        <w:t xml:space="preserve">2</w:t>
+      </w:r>
+      <w:r>
+        <w:rPr>
+          <w:rFonts w:ascii="Georgia" w:cs="Georgia" w:eastAsia="Georgia" w:hAnsi="Georgia"/>
+          <w:sz w:val="22"/>
+          <w:szCs w:val="22"/>
+        </w:rPr>
+        <w:t xml:space="preserve"> = 0.6467, 0.6477, 0.6491, 0.6503, 0.6514, 0.6519 for r = 12 … 17, against √(3/7) = 0.6547. This is the observed decay 0.65 of 4 − 3μ</w:t>
+      </w:r>
+      <w:r>
+        <w:rPr>
+          <w:rFonts w:ascii="Georgia" w:cs="Georgia" w:eastAsia="Georgia" w:hAnsi="Georgia"/>
+          <w:sz w:val="22"/>
+          <w:szCs w:val="22"/>
+          <w:vertAlign w:val="subscript"/>
+        </w:rPr>
+        <w:t xml:space="preserve">r</w:t>
+      </w:r>
+      <w:r>
+        <w:rPr>
+          <w:rFonts w:ascii="Georgia" w:cs="Georgia" w:eastAsia="Georgia" w:hAnsi="Georgia"/>
+          <w:sz w:val="22"/>
+          <w:szCs w:val="22"/>
+        </w:rPr>
+        <w:t xml:space="preserve"> in Table 1.</w:t>
       </w:r>
     </w:p>
     <w:p>
@@ -11424,41 +11539,7 @@
           <w:sz w:val="22"/>
           <w:szCs w:val="22"/>
         </w:rPr>
-        <w:t xml:space="preserve">The extremes match the extremal trees of §6. At r = 17, 1/min h</w:t>
-      </w:r>
-      <w:r>
-        <w:rPr>
-          <w:rFonts w:ascii="Georgia" w:cs="Georgia" w:eastAsia="Georgia" w:hAnsi="Georgia"/>
-          <w:sz w:val="22"/>
-          <w:szCs w:val="22"/>
-          <w:vertAlign w:val="subscript"/>
-        </w:rPr>
-        <w:t xml:space="preserve">17</w:t>
-      </w:r>
-      <w:r>
-        <w:rPr>
-          <w:rFonts w:ascii="Georgia" w:cs="Georgia" w:eastAsia="Georgia" w:hAnsi="Georgia"/>
-          <w:sz w:val="22"/>
-          <w:szCs w:val="22"/>
-        </w:rPr>
-        <w:t xml:space="preserve"> = 2.0387 and max h</w:t>
-      </w:r>
-      <w:r>
-        <w:rPr>
-          <w:rFonts w:ascii="Georgia" w:cs="Georgia" w:eastAsia="Georgia" w:hAnsi="Georgia"/>
-          <w:sz w:val="22"/>
-          <w:szCs w:val="22"/>
-          <w:vertAlign w:val="subscript"/>
-        </w:rPr>
-        <w:t xml:space="preserve">17</w:t>
-      </w:r>
-      <w:r>
-        <w:rPr>
-          <w:rFonts w:ascii="Georgia" w:cs="Georgia" w:eastAsia="Georgia" w:hAnsi="Georgia"/>
-          <w:sz w:val="22"/>
-          <w:szCs w:val="22"/>
-        </w:rPr>
-        <w:t xml:space="preserve"> = 1.7386, both still rising slowly. Table 2 gives (4/3)</w:t>
+        <w:t xml:space="preserve">The L</w:t>
       </w:r>
       <w:r>
         <w:rPr>
@@ -11467,15 +11548,15 @@
           <w:szCs w:val="22"/>
           <w:vertAlign w:val="superscript"/>
         </w:rPr>
-        <w:t xml:space="preserve">k</w:t>
-      </w:r>
-      <w:r>
-        <w:rPr>
-          <w:rFonts w:ascii="Georgia" w:cs="Georgia" w:eastAsia="Georgia" w:hAnsi="Georgia"/>
-          <w:sz w:val="22"/>
-          <w:szCs w:val="22"/>
-        </w:rPr>
-        <w:t xml:space="preserve">/N</w:t>
+        <w:t xml:space="preserve">q</w:t>
+      </w:r>
+      <w:r>
+        <w:rPr>
+          <w:rFonts w:ascii="Georgia" w:cs="Georgia" w:eastAsia="Georgia" w:hAnsi="Georgia"/>
+          <w:sz w:val="22"/>
+          <w:szCs w:val="22"/>
+        </w:rPr>
+        <w:t xml:space="preserve"> norms decay at nearly the same rate: 0.6525, 0.658, 0.668 for q = 4, 6, 8 at r = 17. These are below 3</w:t>
       </w:r>
       <w:r>
         <w:rPr>
@@ -11484,15 +11565,83 @@
           <w:szCs w:val="22"/>
           <w:vertAlign w:val="superscript"/>
         </w:rPr>
-        <w:t xml:space="preserve">−</w:t>
-      </w:r>
-      <w:r>
-        <w:rPr>
-          <w:rFonts w:ascii="Georgia" w:cs="Georgia" w:eastAsia="Georgia" w:hAnsi="Georgia"/>
-          <w:sz w:val="22"/>
-          <w:szCs w:val="22"/>
-        </w:rPr>
-        <w:t xml:space="preserve">(k) → 2.0390–2.0395 and N</w:t>
+        <w:t xml:space="preserve">−1/q</w:t>
+      </w:r>
+      <w:r>
+        <w:rPr>
+          <w:rFonts w:ascii="Georgia" w:cs="Georgia" w:eastAsia="Georgia" w:hAnsi="Georgia"/>
+          <w:sz w:val="22"/>
+          <w:szCs w:val="22"/>
+        </w:rPr>
+        <w:t xml:space="preserve"> (0.760, 0.833, 0.872), which is what Σ</w:t>
+      </w:r>
+      <w:r>
+        <w:rPr>
+          <w:rFonts w:ascii="Georgia" w:cs="Georgia" w:eastAsia="Georgia" w:hAnsi="Georgia"/>
+          <w:sz w:val="22"/>
+          <w:szCs w:val="22"/>
+          <w:vertAlign w:val="subscript"/>
+        </w:rPr>
+        <w:t xml:space="preserve">r</w:t>
+      </w:r>
+      <w:r>
+        <w:rPr>
+          <w:rFonts w:ascii="Georgia" w:cs="Georgia" w:eastAsia="Georgia" w:hAnsi="Georgia"/>
+          <w:sz w:val="22"/>
+          <w:szCs w:val="22"/>
+        </w:rPr>
+        <w:t xml:space="preserve"> ‖δ</w:t>
+      </w:r>
+      <w:r>
+        <w:rPr>
+          <w:rFonts w:ascii="Georgia" w:cs="Georgia" w:eastAsia="Georgia" w:hAnsi="Georgia"/>
+          <w:sz w:val="22"/>
+          <w:szCs w:val="22"/>
+          <w:vertAlign w:val="subscript"/>
+        </w:rPr>
+        <w:t xml:space="preserve">r</w:t>
+      </w:r>
+      <w:r>
+        <w:rPr>
+          <w:rFonts w:ascii="Georgia" w:cs="Georgia" w:eastAsia="Georgia" w:hAnsi="Georgia"/>
+          <w:sz w:val="22"/>
+          <w:szCs w:val="22"/>
+        </w:rPr>
+        <w:t xml:space="preserve">‖</w:t>
+      </w:r>
+      <w:r>
+        <w:rPr>
+          <w:rFonts w:ascii="Georgia" w:cs="Georgia" w:eastAsia="Georgia" w:hAnsi="Georgia"/>
+          <w:sz w:val="22"/>
+          <w:szCs w:val="22"/>
+          <w:vertAlign w:val="subscript"/>
+        </w:rPr>
+        <w:t xml:space="preserve">∞</w:t>
+      </w:r>
+      <w:r>
+        <w:rPr>
+          <w:rFonts w:ascii="Georgia" w:cs="Georgia" w:eastAsia="Georgia" w:hAnsi="Georgia"/>
+          <w:sz w:val="22"/>
+          <w:szCs w:val="22"/>
+        </w:rPr>
+        <w:t xml:space="preserve"> ≤ Σ</w:t>
+      </w:r>
+      <w:r>
+        <w:rPr>
+          <w:rFonts w:ascii="Georgia" w:cs="Georgia" w:eastAsia="Georgia" w:hAnsi="Georgia"/>
+          <w:sz w:val="22"/>
+          <w:szCs w:val="22"/>
+          <w:vertAlign w:val="subscript"/>
+        </w:rPr>
+        <w:t xml:space="preserve">r</w:t>
+      </w:r>
+      <w:r>
+        <w:rPr>
+          <w:rFonts w:ascii="Georgia" w:cs="Georgia" w:eastAsia="Georgia" w:hAnsi="Georgia"/>
+          <w:sz w:val="22"/>
+          <w:szCs w:val="22"/>
+        </w:rPr>
+        <w:t xml:space="preserve"> (2·3</w:t>
       </w:r>
       <w:r>
         <w:rPr>
@@ -11501,15 +11650,15 @@
           <w:szCs w:val="22"/>
           <w:vertAlign w:val="superscript"/>
         </w:rPr>
-        <w:t xml:space="preserve">+</w:t>
-      </w:r>
-      <w:r>
-        <w:rPr>
-          <w:rFonts w:ascii="Georgia" w:cs="Georgia" w:eastAsia="Georgia" w:hAnsi="Georgia"/>
-          <w:sz w:val="22"/>
-          <w:szCs w:val="22"/>
-        </w:rPr>
-        <w:t xml:space="preserve">(k)/(4/3)</w:t>
+        <w:t xml:space="preserve">r−1</w:t>
+      </w:r>
+      <w:r>
+        <w:rPr>
+          <w:rFonts w:ascii="Georgia" w:cs="Georgia" w:eastAsia="Georgia" w:hAnsi="Georgia"/>
+          <w:sz w:val="22"/>
+          <w:szCs w:val="22"/>
+        </w:rPr>
+        <w:t xml:space="preserve">)</w:t>
       </w:r>
       <w:r>
         <w:rPr>
@@ -11518,223 +11667,49 @@
           <w:szCs w:val="22"/>
           <w:vertAlign w:val="superscript"/>
         </w:rPr>
-        <w:t xml:space="preserve">k</w:t>
-      </w:r>
-      <w:r>
-        <w:rPr>
-          <w:rFonts w:ascii="Georgia" w:cs="Georgia" w:eastAsia="Georgia" w:hAnsi="Georgia"/>
-          <w:sz w:val="22"/>
-          <w:szCs w:val="22"/>
-        </w:rPr>
-        <w:t xml:space="preserve"> → 1.7420.</w:t>
-      </w:r>
-    </w:p>
-    <w:p>
-      <w:pPr>
-        <w:spacing w:after="120" w:line="264"/>
-        <w:jc w:val="both"/>
-      </w:pPr>
-      <w:r>
-        <w:rPr>
-          <w:rFonts w:ascii="Georgia" w:cs="Georgia" w:eastAsia="Georgia" w:hAnsi="Georgia"/>
-          <w:sz w:val="22"/>
-          <w:szCs w:val="22"/>
-        </w:rPr>
-        <w:t xml:space="preserve">So, numerically, N</w:t>
-      </w:r>
-      <w:r>
-        <w:rPr>
-          <w:rFonts w:ascii="Georgia" w:cs="Georgia" w:eastAsia="Georgia" w:hAnsi="Georgia"/>
-          <w:sz w:val="22"/>
-          <w:szCs w:val="22"/>
-          <w:vertAlign w:val="superscript"/>
-        </w:rPr>
-        <w:t xml:space="preserve">±</w:t>
-      </w:r>
-      <w:r>
-        <w:rPr>
-          <w:rFonts w:ascii="Georgia" w:cs="Georgia" w:eastAsia="Georgia" w:hAnsi="Georgia"/>
-          <w:sz w:val="22"/>
-          <w:szCs w:val="22"/>
-        </w:rPr>
-        <w:t xml:space="preserve">(k)(3/4)</w:t>
-      </w:r>
-      <w:r>
-        <w:rPr>
-          <w:rFonts w:ascii="Georgia" w:cs="Georgia" w:eastAsia="Georgia" w:hAnsi="Georgia"/>
-          <w:sz w:val="22"/>
-          <w:szCs w:val="22"/>
-          <w:vertAlign w:val="superscript"/>
-        </w:rPr>
-        <w:t xml:space="preserve">k</w:t>
-      </w:r>
-      <w:r>
-        <w:rPr>
-          <w:rFonts w:ascii="Georgia" w:cs="Georgia" w:eastAsia="Georgia" w:hAnsi="Georgia"/>
-          <w:sz w:val="22"/>
-          <w:szCs w:val="22"/>
-        </w:rPr>
-        <w:t xml:space="preserve"> → max h and min h, and the Conjecture C′ constants are the extremes of a single continuous function on ℤ₃</w:t>
-      </w:r>
-      <w:r>
-        <w:rPr>
-          <w:rFonts w:ascii="Georgia" w:cs="Georgia" w:eastAsia="Georgia" w:hAnsi="Georgia"/>
-          <w:sz w:val="22"/>
-          <w:szCs w:val="22"/>
-          <w:vertAlign w:val="superscript"/>
-        </w:rPr>
-        <w:t xml:space="preserve">×</w:t>
-      </w:r>
-      <w:r>
-        <w:rPr>
-          <w:rFonts w:ascii="Georgia" w:cs="Georgia" w:eastAsia="Georgia" w:hAnsi="Georgia"/>
-          <w:sz w:val="22"/>
-          <w:szCs w:val="22"/>
-        </w:rPr>
-        <w:t xml:space="preserve">.</w:t>
-      </w:r>
-    </w:p>
-    <w:p>
-      <w:pPr>
-        <w:spacing w:after="120" w:line="264"/>
-        <w:jc w:val="both"/>
-      </w:pPr>
-      <w:r>
-        <w:rPr>
-          <w:rFonts w:ascii="Georgia" w:cs="Georgia" w:eastAsia="Georgia" w:hAnsi="Georgia"/>
-          <w:b/>
-          <w:bCs/>
-          <w:sz w:val="22"/>
-          <w:szCs w:val="22"/>
-        </w:rPr>
-        <w:t xml:space="preserve">Relation to the Syracuse random variable.</w:t>
-      </w:r>
-      <w:r>
-        <w:rPr>
-          <w:rFonts w:ascii="Georgia" w:cs="Georgia" w:eastAsia="Georgia" w:hAnsi="Georgia"/>
-          <w:sz w:val="22"/>
-          <w:szCs w:val="22"/>
-        </w:rPr>
-        <w:t xml:space="preserve"> For general p the chain x ↦ x/2 (probability 1 − p), x ↦ (3x+1)/2 (probability p) has the stationary law X</w:t>
-      </w:r>
-      <w:r>
-        <w:rPr>
-          <w:rFonts w:ascii="Georgia" w:cs="Georgia" w:eastAsia="Georgia" w:hAnsi="Georgia"/>
-          <w:sz w:val="22"/>
-          <w:szCs w:val="22"/>
-          <w:vertAlign w:val="subscript"/>
-        </w:rPr>
-        <w:t xml:space="preserve">p</w:t>
-      </w:r>
-      <w:r>
-        <w:rPr>
-          <w:rFonts w:ascii="Georgia" w:cs="Georgia" w:eastAsia="Georgia" w:hAnsi="Georgia"/>
-          <w:sz w:val="22"/>
-          <w:szCs w:val="22"/>
-        </w:rPr>
-        <w:t xml:space="preserve"> = Σ</w:t>
-      </w:r>
-      <w:r>
-        <w:rPr>
-          <w:rFonts w:ascii="Georgia" w:cs="Georgia" w:eastAsia="Georgia" w:hAnsi="Georgia"/>
-          <w:sz w:val="22"/>
-          <w:szCs w:val="22"/>
-          <w:vertAlign w:val="subscript"/>
-        </w:rPr>
-        <w:t xml:space="preserve">j≥1</w:t>
-      </w:r>
-      <w:r>
-        <w:rPr>
-          <w:rFonts w:ascii="Georgia" w:cs="Georgia" w:eastAsia="Georgia" w:hAnsi="Georgia"/>
-          <w:sz w:val="22"/>
-          <w:szCs w:val="22"/>
-        </w:rPr>
-        <w:t xml:space="preserve"> 3</w:t>
-      </w:r>
-      <w:r>
-        <w:rPr>
-          <w:rFonts w:ascii="Georgia" w:cs="Georgia" w:eastAsia="Georgia" w:hAnsi="Georgia"/>
-          <w:sz w:val="22"/>
-          <w:szCs w:val="22"/>
-          <w:vertAlign w:val="superscript"/>
-        </w:rPr>
-        <w:t xml:space="preserve">j−1</w:t>
-      </w:r>
-      <w:r>
-        <w:rPr>
-          <w:rFonts w:ascii="Georgia" w:cs="Georgia" w:eastAsia="Georgia" w:hAnsi="Georgia"/>
-          <w:sz w:val="22"/>
-          <w:szCs w:val="22"/>
-        </w:rPr>
-        <w:t xml:space="preserve">2</w:t>
-      </w:r>
-      <w:r>
-        <w:rPr>
-          <w:rFonts w:ascii="Georgia" w:cs="Georgia" w:eastAsia="Georgia" w:hAnsi="Georgia"/>
-          <w:sz w:val="22"/>
-          <w:szCs w:val="22"/>
-          <w:vertAlign w:val="superscript"/>
-        </w:rPr>
-        <w:t xml:space="preserve">−S(j)</w:t>
-      </w:r>
-      <w:r>
-        <w:rPr>
-          <w:rFonts w:ascii="Georgia" w:cs="Georgia" w:eastAsia="Georgia" w:hAnsi="Georgia"/>
-          <w:sz w:val="22"/>
-          <w:szCs w:val="22"/>
-        </w:rPr>
-        <w:t xml:space="preserve">, with S(j) = a</w:t>
-      </w:r>
-      <w:r>
-        <w:rPr>
-          <w:rFonts w:ascii="Georgia" w:cs="Georgia" w:eastAsia="Georgia" w:hAnsi="Georgia"/>
-          <w:sz w:val="22"/>
-          <w:szCs w:val="22"/>
-          <w:vertAlign w:val="subscript"/>
-        </w:rPr>
-        <w:t xml:space="preserve">1</w:t>
-      </w:r>
-      <w:r>
-        <w:rPr>
-          <w:rFonts w:ascii="Georgia" w:cs="Georgia" w:eastAsia="Georgia" w:hAnsi="Georgia"/>
-          <w:sz w:val="22"/>
-          <w:szCs w:val="22"/>
-        </w:rPr>
-        <w:t xml:space="preserve"> + ⋯ + a</w:t>
-      </w:r>
-      <w:r>
-        <w:rPr>
-          <w:rFonts w:ascii="Georgia" w:cs="Georgia" w:eastAsia="Georgia" w:hAnsi="Georgia"/>
-          <w:sz w:val="22"/>
-          <w:szCs w:val="22"/>
-          <w:vertAlign w:val="subscript"/>
-        </w:rPr>
-        <w:t xml:space="preserve">j</w:t>
-      </w:r>
-      <w:r>
-        <w:rPr>
-          <w:rFonts w:ascii="Georgia" w:cs="Georgia" w:eastAsia="Georgia" w:hAnsi="Georgia"/>
-          <w:sz w:val="22"/>
-          <w:szCs w:val="22"/>
-        </w:rPr>
-        <w:t xml:space="preserve"> and P(a = m) = p(1−p)</w:t>
-      </w:r>
-      <w:r>
-        <w:rPr>
-          <w:rFonts w:ascii="Georgia" w:cs="Georgia" w:eastAsia="Georgia" w:hAnsi="Georgia"/>
-          <w:sz w:val="22"/>
-          <w:szCs w:val="22"/>
-          <w:vertAlign w:val="superscript"/>
-        </w:rPr>
-        <w:t xml:space="preserve">m−1</w:t>
-      </w:r>
-      <w:r>
-        <w:rPr>
-          <w:rFonts w:ascii="Georgia" w:cs="Georgia" w:eastAsia="Georgia" w:hAnsi="Georgia"/>
-          <w:sz w:val="22"/>
-          <w:szCs w:val="22"/>
-        </w:rPr>
-        <w:t xml:space="preserve">.</w:t>
+        <w:t xml:space="preserve">1/q</w:t>
+      </w:r>
+      <w:r>
+        <w:rPr>
+          <w:rFonts w:ascii="Georgia" w:cs="Georgia" w:eastAsia="Georgia" w:hAnsi="Georgia"/>
+          <w:sz w:val="22"/>
+          <w:szCs w:val="22"/>
+        </w:rPr>
+        <w:t xml:space="preserve">‖δ</w:t>
+      </w:r>
+      <w:r>
+        <w:rPr>
+          <w:rFonts w:ascii="Georgia" w:cs="Georgia" w:eastAsia="Georgia" w:hAnsi="Georgia"/>
+          <w:sz w:val="22"/>
+          <w:szCs w:val="22"/>
+          <w:vertAlign w:val="subscript"/>
+        </w:rPr>
+        <w:t xml:space="preserve">r</w:t>
+      </w:r>
+      <w:r>
+        <w:rPr>
+          <w:rFonts w:ascii="Georgia" w:cs="Georgia" w:eastAsia="Georgia" w:hAnsi="Georgia"/>
+          <w:sz w:val="22"/>
+          <w:szCs w:val="22"/>
+        </w:rPr>
+        <w:t xml:space="preserve">‖</w:t>
+      </w:r>
+      <w:r>
+        <w:rPr>
+          <w:rFonts w:ascii="Georgia" w:cs="Georgia" w:eastAsia="Georgia" w:hAnsi="Georgia"/>
+          <w:sz w:val="22"/>
+          <w:szCs w:val="22"/>
+          <w:vertAlign w:val="subscript"/>
+        </w:rPr>
+        <w:t xml:space="preserve">q</w:t>
+      </w:r>
+      <w:r>
+        <w:rPr>
+          <w:rFonts w:ascii="Georgia" w:cs="Georgia" w:eastAsia="Georgia" w:hAnsi="Georgia"/>
+          <w:sz w:val="22"/>
+          <w:szCs w:val="22"/>
+        </w:rPr>
+        <w:t xml:space="preserve"> &lt; ∞ requires.</w:t>
       </w:r>
     </w:p>
     <w:p>
@@ -11753,7 +11728,7 @@
           <w:sz w:val="22"/>
           <w:szCs w:val="22"/>
         </w:rPr>
-        <w:t xml:space="preserve">p = 1/2 is Tao's Syracuse random variable Syrac(ℤ₃) [T, Remark 1.13].</w:t>
+        <w:t xml:space="preserve">The sup ratio is ≈ 0.76, so the density appears Hölder continuous with exponent ≈ 0.25.</w:t>
       </w:r>
     </w:p>
     <w:p>
@@ -11772,24 +11747,368 @@
           <w:sz w:val="22"/>
           <w:szCs w:val="22"/>
         </w:rPr>
-        <w:t xml:space="preserve">The Krasikov–Lagarias system at λ = 2 with min replaced by mean has as Perron vector exactly the density of X</w:t>
-      </w:r>
-      <w:r>
-        <w:rPr>
-          <w:rFonts w:ascii="Georgia" w:cs="Georgia" w:eastAsia="Georgia" w:hAnsi="Georgia"/>
-          <w:sz w:val="22"/>
-          <w:szCs w:val="22"/>
-          <w:vertAlign w:val="subscript"/>
-        </w:rPr>
-        <w:t xml:space="preserve">1/2</w:t>
-      </w:r>
-      <w:r>
-        <w:rPr>
-          <w:rFonts w:ascii="Georgia" w:cs="Georgia" w:eastAsia="Georgia" w:hAnsi="Georgia"/>
-          <w:sz w:val="22"/>
-          <w:szCs w:val="22"/>
-        </w:rPr>
-        <w:t xml:space="preserve"> on the classes ≡ 2 (mod 3). So counting by size [KL] is the case p = 1/2, and counting by depth is p = 1/4.</w:t>
+        <w:t xml:space="preserve">The extremes match the extremal trees of §6. At r = 17, 1/min h</w:t>
+      </w:r>
+      <w:r>
+        <w:rPr>
+          <w:rFonts w:ascii="Georgia" w:cs="Georgia" w:eastAsia="Georgia" w:hAnsi="Georgia"/>
+          <w:sz w:val="22"/>
+          <w:szCs w:val="22"/>
+          <w:vertAlign w:val="subscript"/>
+        </w:rPr>
+        <w:t xml:space="preserve">17</w:t>
+      </w:r>
+      <w:r>
+        <w:rPr>
+          <w:rFonts w:ascii="Georgia" w:cs="Georgia" w:eastAsia="Georgia" w:hAnsi="Georgia"/>
+          <w:sz w:val="22"/>
+          <w:szCs w:val="22"/>
+        </w:rPr>
+        <w:t xml:space="preserve"> = 2.0387 and max h</w:t>
+      </w:r>
+      <w:r>
+        <w:rPr>
+          <w:rFonts w:ascii="Georgia" w:cs="Georgia" w:eastAsia="Georgia" w:hAnsi="Georgia"/>
+          <w:sz w:val="22"/>
+          <w:szCs w:val="22"/>
+          <w:vertAlign w:val="subscript"/>
+        </w:rPr>
+        <w:t xml:space="preserve">17</w:t>
+      </w:r>
+      <w:r>
+        <w:rPr>
+          <w:rFonts w:ascii="Georgia" w:cs="Georgia" w:eastAsia="Georgia" w:hAnsi="Georgia"/>
+          <w:sz w:val="22"/>
+          <w:szCs w:val="22"/>
+        </w:rPr>
+        <w:t xml:space="preserve"> = 1.7386, both still rising slowly. Table 2 gives (4/3)</w:t>
+      </w:r>
+      <w:r>
+        <w:rPr>
+          <w:rFonts w:ascii="Georgia" w:cs="Georgia" w:eastAsia="Georgia" w:hAnsi="Georgia"/>
+          <w:sz w:val="22"/>
+          <w:szCs w:val="22"/>
+          <w:vertAlign w:val="superscript"/>
+        </w:rPr>
+        <w:t xml:space="preserve">k</w:t>
+      </w:r>
+      <w:r>
+        <w:rPr>
+          <w:rFonts w:ascii="Georgia" w:cs="Georgia" w:eastAsia="Georgia" w:hAnsi="Georgia"/>
+          <w:sz w:val="22"/>
+          <w:szCs w:val="22"/>
+        </w:rPr>
+        <w:t xml:space="preserve">/N</w:t>
+      </w:r>
+      <w:r>
+        <w:rPr>
+          <w:rFonts w:ascii="Georgia" w:cs="Georgia" w:eastAsia="Georgia" w:hAnsi="Georgia"/>
+          <w:sz w:val="22"/>
+          <w:szCs w:val="22"/>
+          <w:vertAlign w:val="superscript"/>
+        </w:rPr>
+        <w:t xml:space="preserve">−</w:t>
+      </w:r>
+      <w:r>
+        <w:rPr>
+          <w:rFonts w:ascii="Georgia" w:cs="Georgia" w:eastAsia="Georgia" w:hAnsi="Georgia"/>
+          <w:sz w:val="22"/>
+          <w:szCs w:val="22"/>
+        </w:rPr>
+        <w:t xml:space="preserve">(k) → 2.0390–2.0395 and N</w:t>
+      </w:r>
+      <w:r>
+        <w:rPr>
+          <w:rFonts w:ascii="Georgia" w:cs="Georgia" w:eastAsia="Georgia" w:hAnsi="Georgia"/>
+          <w:sz w:val="22"/>
+          <w:szCs w:val="22"/>
+          <w:vertAlign w:val="superscript"/>
+        </w:rPr>
+        <w:t xml:space="preserve">+</w:t>
+      </w:r>
+      <w:r>
+        <w:rPr>
+          <w:rFonts w:ascii="Georgia" w:cs="Georgia" w:eastAsia="Georgia" w:hAnsi="Georgia"/>
+          <w:sz w:val="22"/>
+          <w:szCs w:val="22"/>
+        </w:rPr>
+        <w:t xml:space="preserve">(k)/(4/3)</w:t>
+      </w:r>
+      <w:r>
+        <w:rPr>
+          <w:rFonts w:ascii="Georgia" w:cs="Georgia" w:eastAsia="Georgia" w:hAnsi="Georgia"/>
+          <w:sz w:val="22"/>
+          <w:szCs w:val="22"/>
+          <w:vertAlign w:val="superscript"/>
+        </w:rPr>
+        <w:t xml:space="preserve">k</w:t>
+      </w:r>
+      <w:r>
+        <w:rPr>
+          <w:rFonts w:ascii="Georgia" w:cs="Georgia" w:eastAsia="Georgia" w:hAnsi="Georgia"/>
+          <w:sz w:val="22"/>
+          <w:szCs w:val="22"/>
+        </w:rPr>
+        <w:t xml:space="preserve"> → 1.7420.</w:t>
+      </w:r>
+    </w:p>
+    <w:p>
+      <w:pPr>
+        <w:spacing w:after="120" w:line="264"/>
+        <w:jc w:val="both"/>
+      </w:pPr>
+      <w:r>
+        <w:rPr>
+          <w:rFonts w:ascii="Georgia" w:cs="Georgia" w:eastAsia="Georgia" w:hAnsi="Georgia"/>
+          <w:sz w:val="22"/>
+          <w:szCs w:val="22"/>
+        </w:rPr>
+        <w:t xml:space="preserve">So, numerically, both conjectures of [AL2] hold: N</w:t>
+      </w:r>
+      <w:r>
+        <w:rPr>
+          <w:rFonts w:ascii="Georgia" w:cs="Georgia" w:eastAsia="Georgia" w:hAnsi="Georgia"/>
+          <w:sz w:val="22"/>
+          <w:szCs w:val="22"/>
+          <w:vertAlign w:val="superscript"/>
+        </w:rPr>
+        <w:t xml:space="preserve">±</w:t>
+      </w:r>
+      <w:r>
+        <w:rPr>
+          <w:rFonts w:ascii="Georgia" w:cs="Georgia" w:eastAsia="Georgia" w:hAnsi="Georgia"/>
+          <w:sz w:val="22"/>
+          <w:szCs w:val="22"/>
+        </w:rPr>
+        <w:t xml:space="preserve">(k)(3/4)</w:t>
+      </w:r>
+      <w:r>
+        <w:rPr>
+          <w:rFonts w:ascii="Georgia" w:cs="Georgia" w:eastAsia="Georgia" w:hAnsi="Georgia"/>
+          <w:sz w:val="22"/>
+          <w:szCs w:val="22"/>
+          <w:vertAlign w:val="superscript"/>
+        </w:rPr>
+        <w:t xml:space="preserve">k</w:t>
+      </w:r>
+      <w:r>
+        <w:rPr>
+          <w:rFonts w:ascii="Georgia" w:cs="Georgia" w:eastAsia="Georgia" w:hAnsi="Georgia"/>
+          <w:sz w:val="22"/>
+          <w:szCs w:val="22"/>
+        </w:rPr>
+        <w:t xml:space="preserve"> → max h and min h, and the constants of Conjecture C′ are the extremes of a single continuous function on ℤ₃</w:t>
+      </w:r>
+      <w:r>
+        <w:rPr>
+          <w:rFonts w:ascii="Georgia" w:cs="Georgia" w:eastAsia="Georgia" w:hAnsi="Georgia"/>
+          <w:sz w:val="22"/>
+          <w:szCs w:val="22"/>
+          <w:vertAlign w:val="superscript"/>
+        </w:rPr>
+        <w:t xml:space="preserve">×</w:t>
+      </w:r>
+      <w:r>
+        <w:rPr>
+          <w:rFonts w:ascii="Georgia" w:cs="Georgia" w:eastAsia="Georgia" w:hAnsi="Georgia"/>
+          <w:sz w:val="22"/>
+          <w:szCs w:val="22"/>
+        </w:rPr>
+        <w:t xml:space="preserve">. [AL2] computed h</w:t>
+      </w:r>
+      <w:r>
+        <w:rPr>
+          <w:rFonts w:ascii="Georgia" w:cs="Georgia" w:eastAsia="Georgia" w:hAnsi="Georgia"/>
+          <w:sz w:val="22"/>
+          <w:szCs w:val="22"/>
+          <w:vertAlign w:val="subscript"/>
+        </w:rPr>
+        <w:t xml:space="preserve">r</w:t>
+      </w:r>
+      <w:r>
+        <w:rPr>
+          <w:rFonts w:ascii="Georgia" w:cs="Georgia" w:eastAsia="Georgia" w:hAnsi="Georgia"/>
+          <w:sz w:val="22"/>
+          <w:szCs w:val="22"/>
+        </w:rPr>
+        <w:t xml:space="preserve"> to r = 11, where min h</w:t>
+      </w:r>
+      <w:r>
+        <w:rPr>
+          <w:rFonts w:ascii="Georgia" w:cs="Georgia" w:eastAsia="Georgia" w:hAnsi="Georgia"/>
+          <w:sz w:val="22"/>
+          <w:szCs w:val="22"/>
+          <w:vertAlign w:val="subscript"/>
+        </w:rPr>
+        <w:t xml:space="preserve">11</w:t>
+      </w:r>
+      <w:r>
+        <w:rPr>
+          <w:rFonts w:ascii="Georgia" w:cs="Georgia" w:eastAsia="Georgia" w:hAnsi="Georgia"/>
+          <w:sz w:val="22"/>
+          <w:szCs w:val="22"/>
+        </w:rPr>
+        <w:t xml:space="preserve"> = 0.491 and max h</w:t>
+      </w:r>
+      <w:r>
+        <w:rPr>
+          <w:rFonts w:ascii="Georgia" w:cs="Georgia" w:eastAsia="Georgia" w:hAnsi="Georgia"/>
+          <w:sz w:val="22"/>
+          <w:szCs w:val="22"/>
+          <w:vertAlign w:val="subscript"/>
+        </w:rPr>
+        <w:t xml:space="preserve">11</w:t>
+      </w:r>
+      <w:r>
+        <w:rPr>
+          <w:rFonts w:ascii="Georgia" w:cs="Georgia" w:eastAsia="Georgia" w:hAnsi="Georgia"/>
+          <w:sz w:val="22"/>
+          <w:szCs w:val="22"/>
+        </w:rPr>
+        <w:t xml:space="preserve"> = 1.721, in agreement with ours.</w:t>
+      </w:r>
+    </w:p>
+    <w:p>
+      <w:pPr>
+        <w:spacing w:after="120" w:line="264"/>
+        <w:jc w:val="both"/>
+      </w:pPr>
+      <w:r>
+        <w:rPr>
+          <w:rFonts w:ascii="Georgia" w:cs="Georgia" w:eastAsia="Georgia" w:hAnsi="Georgia"/>
+          <w:b/>
+          <w:bCs/>
+          <w:sz w:val="22"/>
+          <w:szCs w:val="22"/>
+        </w:rPr>
+        <w:t xml:space="preserve">Relation to the Syracuse random variable.</w:t>
+      </w:r>
+      <w:r>
+        <w:rPr>
+          <w:rFonts w:ascii="Georgia" w:cs="Georgia" w:eastAsia="Georgia" w:hAnsi="Georgia"/>
+          <w:sz w:val="22"/>
+          <w:szCs w:val="22"/>
+        </w:rPr>
+        <w:t xml:space="preserve"> For general p the chain x ↦ x/2 (probability 1 − p), x ↦ (3x+1)/2 (probability p) has the stationary law X</w:t>
+      </w:r>
+      <w:r>
+        <w:rPr>
+          <w:rFonts w:ascii="Georgia" w:cs="Georgia" w:eastAsia="Georgia" w:hAnsi="Georgia"/>
+          <w:sz w:val="22"/>
+          <w:szCs w:val="22"/>
+          <w:vertAlign w:val="subscript"/>
+        </w:rPr>
+        <w:t xml:space="preserve">p</w:t>
+      </w:r>
+      <w:r>
+        <w:rPr>
+          <w:rFonts w:ascii="Georgia" w:cs="Georgia" w:eastAsia="Georgia" w:hAnsi="Georgia"/>
+          <w:sz w:val="22"/>
+          <w:szCs w:val="22"/>
+        </w:rPr>
+        <w:t xml:space="preserve"> = Σ</w:t>
+      </w:r>
+      <w:r>
+        <w:rPr>
+          <w:rFonts w:ascii="Georgia" w:cs="Georgia" w:eastAsia="Georgia" w:hAnsi="Georgia"/>
+          <w:sz w:val="22"/>
+          <w:szCs w:val="22"/>
+          <w:vertAlign w:val="subscript"/>
+        </w:rPr>
+        <w:t xml:space="preserve">j≥1</w:t>
+      </w:r>
+      <w:r>
+        <w:rPr>
+          <w:rFonts w:ascii="Georgia" w:cs="Georgia" w:eastAsia="Georgia" w:hAnsi="Georgia"/>
+          <w:sz w:val="22"/>
+          <w:szCs w:val="22"/>
+        </w:rPr>
+        <w:t xml:space="preserve"> 3</w:t>
+      </w:r>
+      <w:r>
+        <w:rPr>
+          <w:rFonts w:ascii="Georgia" w:cs="Georgia" w:eastAsia="Georgia" w:hAnsi="Georgia"/>
+          <w:sz w:val="22"/>
+          <w:szCs w:val="22"/>
+          <w:vertAlign w:val="superscript"/>
+        </w:rPr>
+        <w:t xml:space="preserve">j−1</w:t>
+      </w:r>
+      <w:r>
+        <w:rPr>
+          <w:rFonts w:ascii="Georgia" w:cs="Georgia" w:eastAsia="Georgia" w:hAnsi="Georgia"/>
+          <w:sz w:val="22"/>
+          <w:szCs w:val="22"/>
+        </w:rPr>
+        <w:t xml:space="preserve">2</w:t>
+      </w:r>
+      <w:r>
+        <w:rPr>
+          <w:rFonts w:ascii="Georgia" w:cs="Georgia" w:eastAsia="Georgia" w:hAnsi="Georgia"/>
+          <w:sz w:val="22"/>
+          <w:szCs w:val="22"/>
+          <w:vertAlign w:val="superscript"/>
+        </w:rPr>
+        <w:t xml:space="preserve">−S(j)</w:t>
+      </w:r>
+      <w:r>
+        <w:rPr>
+          <w:rFonts w:ascii="Georgia" w:cs="Georgia" w:eastAsia="Georgia" w:hAnsi="Georgia"/>
+          <w:sz w:val="22"/>
+          <w:szCs w:val="22"/>
+        </w:rPr>
+        <w:t xml:space="preserve">, with S(j) = a</w:t>
+      </w:r>
+      <w:r>
+        <w:rPr>
+          <w:rFonts w:ascii="Georgia" w:cs="Georgia" w:eastAsia="Georgia" w:hAnsi="Georgia"/>
+          <w:sz w:val="22"/>
+          <w:szCs w:val="22"/>
+          <w:vertAlign w:val="subscript"/>
+        </w:rPr>
+        <w:t xml:space="preserve">1</w:t>
+      </w:r>
+      <w:r>
+        <w:rPr>
+          <w:rFonts w:ascii="Georgia" w:cs="Georgia" w:eastAsia="Georgia" w:hAnsi="Georgia"/>
+          <w:sz w:val="22"/>
+          <w:szCs w:val="22"/>
+        </w:rPr>
+        <w:t xml:space="preserve"> + ⋯ + a</w:t>
+      </w:r>
+      <w:r>
+        <w:rPr>
+          <w:rFonts w:ascii="Georgia" w:cs="Georgia" w:eastAsia="Georgia" w:hAnsi="Georgia"/>
+          <w:sz w:val="22"/>
+          <w:szCs w:val="22"/>
+          <w:vertAlign w:val="subscript"/>
+        </w:rPr>
+        <w:t xml:space="preserve">j</w:t>
+      </w:r>
+      <w:r>
+        <w:rPr>
+          <w:rFonts w:ascii="Georgia" w:cs="Georgia" w:eastAsia="Georgia" w:hAnsi="Georgia"/>
+          <w:sz w:val="22"/>
+          <w:szCs w:val="22"/>
+        </w:rPr>
+        <w:t xml:space="preserve"> and P(a = m) = p(1−p)</w:t>
+      </w:r>
+      <w:r>
+        <w:rPr>
+          <w:rFonts w:ascii="Georgia" w:cs="Georgia" w:eastAsia="Georgia" w:hAnsi="Georgia"/>
+          <w:sz w:val="22"/>
+          <w:szCs w:val="22"/>
+          <w:vertAlign w:val="superscript"/>
+        </w:rPr>
+        <w:t xml:space="preserve">m−1</w:t>
+      </w:r>
+      <w:r>
+        <w:rPr>
+          <w:rFonts w:ascii="Georgia" w:cs="Georgia" w:eastAsia="Georgia" w:hAnsi="Georgia"/>
+          <w:sz w:val="22"/>
+          <w:szCs w:val="22"/>
+        </w:rPr>
+        <w:t xml:space="preserve">.</w:t>
       </w:r>
     </w:p>
     <w:p>
@@ -11808,7 +12127,7 @@
           <w:sz w:val="22"/>
           <w:szCs w:val="22"/>
         </w:rPr>
-        <w:t xml:space="preserve">The diagonal L² coefficient is 3p/(2−p). It is &lt; 1 exactly for p &lt; 1/2.</w:t>
+        <w:t xml:space="preserve">p = 1/2 is Tao's Syracuse random variable Syrac(ℤ₃) [T, Remark 1.13].</w:t>
       </w:r>
     </w:p>
     <w:p>
@@ -11827,6 +12146,61 @@
           <w:sz w:val="22"/>
           <w:szCs w:val="22"/>
         </w:rPr>
+        <w:t xml:space="preserve">The Krasikov–Lagarias system at λ = 2 with min replaced by mean has as Perron vector exactly the density of X</w:t>
+      </w:r>
+      <w:r>
+        <w:rPr>
+          <w:rFonts w:ascii="Georgia" w:cs="Georgia" w:eastAsia="Georgia" w:hAnsi="Georgia"/>
+          <w:sz w:val="22"/>
+          <w:szCs w:val="22"/>
+          <w:vertAlign w:val="subscript"/>
+        </w:rPr>
+        <w:t xml:space="preserve">1/2</w:t>
+      </w:r>
+      <w:r>
+        <w:rPr>
+          <w:rFonts w:ascii="Georgia" w:cs="Georgia" w:eastAsia="Georgia" w:hAnsi="Georgia"/>
+          <w:sz w:val="22"/>
+          <w:szCs w:val="22"/>
+        </w:rPr>
+        <w:t xml:space="preserve"> on the classes ≡ 2 (mod 3). So counting by size [KL] is the case p = 1/2, and counting by depth is p = 1/4.</w:t>
+      </w:r>
+    </w:p>
+    <w:p>
+      <w:pPr>
+        <w:pStyle w:val="ListParagraph"/>
+        <w:numPr>
+          <w:ilvl w:val="0"/>
+          <w:numId w:val="2"/>
+        </w:numPr>
+        <w:spacing w:after="80" w:line="264"/>
+        <w:jc w:val="both"/>
+      </w:pPr>
+      <w:r>
+        <w:rPr>
+          <w:rFonts w:ascii="Georgia" w:cs="Georgia" w:eastAsia="Georgia" w:hAnsi="Georgia"/>
+          <w:sz w:val="22"/>
+          <w:szCs w:val="22"/>
+        </w:rPr>
+        <w:t xml:space="preserve">The diagonal L² coefficient is 3p/(2−p). It is &lt; 1 exactly for p &lt; 1/2.</w:t>
+      </w:r>
+    </w:p>
+    <w:p>
+      <w:pPr>
+        <w:pStyle w:val="ListParagraph"/>
+        <w:numPr>
+          <w:ilvl w:val="0"/>
+          <w:numId w:val="2"/>
+        </w:numPr>
+        <w:spacing w:after="80" w:line="264"/>
+        <w:jc w:val="both"/>
+      </w:pPr>
+      <w:r>
+        <w:rPr>
+          <w:rFonts w:ascii="Georgia" w:cs="Georgia" w:eastAsia="Georgia" w:hAnsi="Georgia"/>
+          <w:sz w:val="22"/>
+          <w:szCs w:val="22"/>
+        </w:rPr>
         <w:t xml:space="preserve">The density near −1, the fixed point of x ↦ (3x+1)/2, grows by a factor 3p per level, so it is unbounded for p &gt; 1/3.</w:t>
       </w:r>
     </w:p>
@@ -11906,7 +12280,24 @@
           <w:sz w:val="22"/>
           <w:szCs w:val="22"/>
         </w:rPr>
-        <w:t xml:space="preserve">Wirsching [W] studies a 3-adic Markov process for the inverse 3x+1 map (cf. [T, footnote 5]). We have not checked whether Proposition 5 appears there.</w:t>
+        <w:t xml:space="preserve">Wirsching [W] studies a different normalisation: paths with a fixed number of odd steps, whose invariant density lives on a real interval. [AL2] note that the relation between his functions and W</w:t>
+      </w:r>
+      <w:r>
+        <w:rPr>
+          <w:rFonts w:ascii="Georgia" w:cs="Georgia" w:eastAsia="Georgia" w:hAnsi="Georgia"/>
+          <w:sz w:val="22"/>
+          <w:szCs w:val="22"/>
+          <w:vertAlign w:val="subscript"/>
+        </w:rPr>
+        <w:t xml:space="preserve">∞</w:t>
+      </w:r>
+      <w:r>
+        <w:rPr>
+          <w:rFonts w:ascii="Georgia" w:cs="Georgia" w:eastAsia="Georgia" w:hAnsi="Georgia"/>
+          <w:sz w:val="22"/>
+          <w:szCs w:val="22"/>
+        </w:rPr>
+        <w:t xml:space="preserve"> is unknown, and we have not resolved it.</w:t>
       </w:r>
     </w:p>
     <w:p>
@@ -11993,7 +12384,7 @@
           <w:sz w:val="22"/>
           <w:szCs w:val="22"/>
         </w:rPr>
-        <w:t xml:space="preserve"> → 2 [KL, P1]. Here the loss decays 0.65 per digit instead of 0.93, and the spread stays bounded instead of growing exponentially. By Proposition 6, Conjecture C′ (hence B) follows from continuity of the density of the stationary measure ν of §7. One route is a moment recursion for the martingale differences δ</w:t>
+        <w:t xml:space="preserve"> → 2 [KL, P1]. Here the loss decays 0.65 per digit instead of 0.93, and the spread stays bounded instead of growing exponentially. By Proposition 6, Conjecture C′ (hence B) follows from the Limit Function Conjecture of [AL2]. Three facts locate the difficulty: - The correlations of δ</w:t>
       </w:r>
       <w:r>
         <w:rPr>
@@ -12010,7 +12401,107 @@
           <w:sz w:val="22"/>
           <w:szCs w:val="22"/>
         </w:rPr>
-        <w:t xml:space="preserve">: the diagonal coefficients are exact, and a bound ‖δ</w:t>
+        <w:t xml:space="preserve"> under the affine maps x ↦ 2</w:t>
+      </w:r>
+      <w:r>
+        <w:rPr>
+          <w:rFonts w:ascii="Georgia" w:cs="Georgia" w:eastAsia="Georgia" w:hAnsi="Georgia"/>
+          <w:sz w:val="22"/>
+          <w:szCs w:val="22"/>
+          <w:vertAlign w:val="superscript"/>
+        </w:rPr>
+        <w:t xml:space="preserve">d</w:t>
+      </w:r>
+      <w:r>
+        <w:rPr>
+          <w:rFonts w:ascii="Georgia" w:cs="Georgia" w:eastAsia="Georgia" w:hAnsi="Georgia"/>
+          <w:sz w:val="22"/>
+          <w:szCs w:val="22"/>
+        </w:rPr>
+        <w:t xml:space="preserve">(x + u) satisfy an exact linear recursion. The L²</w:t>
+      </w:r>
+    </w:p>
+    <w:p>
+      <w:pPr>
+        <w:spacing w:after="120" w:line="264"/>
+        <w:jc w:val="both"/>
+      </w:pPr>
+      <w:r>
+        <w:rPr>
+          <w:rFonts w:ascii="Georgia" w:cs="Georgia" w:eastAsia="Georgia" w:hAnsi="Georgia"/>
+          <w:sz w:val="22"/>
+          <w:szCs w:val="22"/>
+        </w:rPr>
+        <w:t xml:space="preserve">cross terms are correlations under the conjugated doubling maps T₁</w:t>
+      </w:r>
+      <w:r>
+        <w:rPr>
+          <w:rFonts w:ascii="Georgia" w:cs="Georgia" w:eastAsia="Georgia" w:hAnsi="Georgia"/>
+          <w:sz w:val="22"/>
+          <w:szCs w:val="22"/>
+          <w:vertAlign w:val="superscript"/>
+        </w:rPr>
+        <w:t xml:space="preserve">−1</w:t>
+      </w:r>
+      <w:r>
+        <w:rPr>
+          <w:rFonts w:ascii="Georgia" w:cs="Georgia" w:eastAsia="Georgia" w:hAnsi="Georgia"/>
+          <w:sz w:val="22"/>
+          <w:szCs w:val="22"/>
+        </w:rPr>
+        <w:t xml:space="preserve">(×2</w:t>
+      </w:r>
+      <w:r>
+        <w:rPr>
+          <w:rFonts w:ascii="Georgia" w:cs="Georgia" w:eastAsia="Georgia" w:hAnsi="Georgia"/>
+          <w:sz w:val="22"/>
+          <w:szCs w:val="22"/>
+          <w:vertAlign w:val="superscript"/>
+        </w:rPr>
+        <w:t xml:space="preserve">d</w:t>
+      </w:r>
+      <w:r>
+        <w:rPr>
+          <w:rFonts w:ascii="Georgia" w:cs="Georgia" w:eastAsia="Georgia" w:hAnsi="Georgia"/>
+          <w:sz w:val="22"/>
+          <w:szCs w:val="22"/>
+        </w:rPr>
+        <w:t xml:space="preserve">)T₁, and they are numerically tiny. - On </w:t>
+      </w:r>
+      <w:r>
+        <w:rPr>
+          <w:rFonts w:ascii="Georgia" w:cs="Georgia" w:eastAsia="Georgia" w:hAnsi="Georgia"/>
+          <w:i/>
+          <w:iCs/>
+          <w:sz w:val="22"/>
+          <w:szCs w:val="22"/>
+        </w:rPr>
+        <w:t xml:space="preserve">arbitrary</w:t>
+      </w:r>
+      <w:r>
+        <w:rPr>
+          <w:rFonts w:ascii="Georgia" w:cs="Georgia" w:eastAsia="Georgia" w:hAnsi="Georgia"/>
+          <w:sz w:val="22"/>
+          <w:szCs w:val="22"/>
+        </w:rPr>
+        <w:t xml:space="preserve"> martingale differences the map δ</w:t>
+      </w:r>
+      <w:r>
+        <w:rPr>
+          <w:rFonts w:ascii="Georgia" w:cs="Georgia" w:eastAsia="Georgia" w:hAnsi="Georgia"/>
+          <w:sz w:val="22"/>
+          <w:szCs w:val="22"/>
+          <w:vertAlign w:val="subscript"/>
+        </w:rPr>
+        <w:t xml:space="preserve">r−1</w:t>
+      </w:r>
+      <w:r>
+        <w:rPr>
+          <w:rFonts w:ascii="Georgia" w:cs="Georgia" w:eastAsia="Georgia" w:hAnsi="Georgia"/>
+          <w:sz w:val="22"/>
+          <w:szCs w:val="22"/>
+        </w:rPr>
+        <w:t xml:space="preserve"> ↦ δ</w:t>
       </w:r>
       <w:r>
         <w:rPr>
@@ -12027,24 +12518,38 @@
           <w:sz w:val="22"/>
           <w:szCs w:val="22"/>
         </w:rPr>
-        <w:t xml:space="preserve">‖</w:t>
-      </w:r>
-      <w:r>
-        <w:rPr>
-          <w:rFonts w:ascii="Georgia" w:cs="Georgia" w:eastAsia="Georgia" w:hAnsi="Georgia"/>
-          <w:sz w:val="22"/>
-          <w:szCs w:val="22"/>
-          <w:vertAlign w:val="subscript"/>
-        </w:rPr>
-        <w:t xml:space="preserve">4</w:t>
-      </w:r>
-      <w:r>
-        <w:rPr>
-          <w:rFonts w:ascii="Georgia" w:cs="Georgia" w:eastAsia="Georgia" w:hAnsi="Georgia"/>
-          <w:sz w:val="22"/>
-          <w:szCs w:val="22"/>
-        </w:rPr>
-        <w:t xml:space="preserve"> ≤ Cθ</w:t>
+        <w:t xml:space="preserve"> has L² norm 1.0356 &gt; 1. Its m-step norms are below 1 at each finite level but grow with the level. So the decay is arithmetic, not a contraction property, and no finite operator-norm certificate can prove it. - Tao's proof of fine-scale mixing for p = 1/2 [T, §§6–7] appears to use p only through constants. Given a + a′ = b, the split is uniform for every geometric law. If it transfers, ν is absolutely continuous, so that W</w:t>
+      </w:r>
+      <w:r>
+        <w:rPr>
+          <w:rFonts w:ascii="Georgia" w:cs="Georgia" w:eastAsia="Georgia" w:hAnsi="Georgia"/>
+          <w:sz w:val="22"/>
+          <w:szCs w:val="22"/>
+          <w:vertAlign w:val="subscript"/>
+        </w:rPr>
+        <w:t xml:space="preserve">∞</w:t>
+      </w:r>
+      <w:r>
+        <w:rPr>
+          <w:rFonts w:ascii="Georgia" w:cs="Georgia" w:eastAsia="Georgia" w:hAnsi="Georgia"/>
+          <w:sz w:val="22"/>
+          <w:szCs w:val="22"/>
+        </w:rPr>
+        <w:t xml:space="preserve"> is a genuine density with mean 1 (in [AL2, (6.15)] this is asserted without the needed uniform integrability).</w:t>
+      </w:r>
+    </w:p>
+    <w:p>
+      <w:pPr>
+        <w:spacing w:after="120" w:line="264"/>
+        <w:jc w:val="both"/>
+      </w:pPr>
+      <w:r>
+        <w:rPr>
+          <w:rFonts w:ascii="Georgia" w:cs="Georgia" w:eastAsia="Georgia" w:hAnsi="Georgia"/>
+          <w:sz w:val="22"/>
+          <w:szCs w:val="22"/>
+        </w:rPr>
+        <w:t xml:space="preserve">Continuity then needs a sup-norm, or L</w:t>
       </w:r>
       <w:r>
         <w:rPr>
@@ -12053,66 +12558,15 @@
           <w:szCs w:val="22"/>
           <w:vertAlign w:val="superscript"/>
         </w:rPr>
-        <w:t xml:space="preserve">r</w:t>
-      </w:r>
-      <w:r>
-        <w:rPr>
-          <w:rFonts w:ascii="Georgia" w:cs="Georgia" w:eastAsia="Georgia" w:hAnsi="Georgia"/>
-          <w:sz w:val="22"/>
-          <w:szCs w:val="22"/>
-        </w:rPr>
-        <w:t xml:space="preserve"> with θ &lt; 3</w:t>
-      </w:r>
-      <w:r>
-        <w:rPr>
-          <w:rFonts w:ascii="Georgia" w:cs="Georgia" w:eastAsia="Georgia" w:hAnsi="Georgia"/>
-          <w:sz w:val="22"/>
-          <w:szCs w:val="22"/>
-          <w:vertAlign w:val="superscript"/>
-        </w:rPr>
-        <w:t xml:space="preserve">−1/4</w:t>
-      </w:r>
-      <w:r>
-        <w:rPr>
-          <w:rFonts w:ascii="Georgia" w:cs="Georgia" w:eastAsia="Georgia" w:hAnsi="Georgia"/>
-          <w:sz w:val="22"/>
-          <w:szCs w:val="22"/>
-        </w:rPr>
-        <w:t xml:space="preserve"> suffices. What must be controlled is the decorrelation of δ</w:t>
-      </w:r>
-      <w:r>
-        <w:rPr>
-          <w:rFonts w:ascii="Georgia" w:cs="Georgia" w:eastAsia="Georgia" w:hAnsi="Georgia"/>
-          <w:sz w:val="22"/>
-          <w:szCs w:val="22"/>
-          <w:vertAlign w:val="subscript"/>
-        </w:rPr>
-        <w:t xml:space="preserve">r−1</w:t>
-      </w:r>
-      <w:r>
-        <w:rPr>
-          <w:rFonts w:ascii="Georgia" w:cs="Georgia" w:eastAsia="Georgia" w:hAnsi="Georgia"/>
-          <w:sz w:val="22"/>
-          <w:szCs w:val="22"/>
-        </w:rPr>
-        <w:t xml:space="preserve"> under the maps y ↦ 2</w:t>
-      </w:r>
-      <w:r>
-        <w:rPr>
-          <w:rFonts w:ascii="Georgia" w:cs="Georgia" w:eastAsia="Georgia" w:hAnsi="Georgia"/>
-          <w:sz w:val="22"/>
-          <w:szCs w:val="22"/>
-          <w:vertAlign w:val="superscript"/>
-        </w:rPr>
-        <w:t xml:space="preserve">d</w:t>
-      </w:r>
-      <w:r>
-        <w:rPr>
-          <w:rFonts w:ascii="Georgia" w:cs="Georgia" w:eastAsia="Georgia" w:hAnsi="Georgia"/>
-          <w:sz w:val="22"/>
-          <w:szCs w:val="22"/>
-        </w:rPr>
-        <w:t xml:space="preserve">(y + 1/3) − 1/3.</w:t>
+        <w:t xml:space="preserve">q</w:t>
+      </w:r>
+      <w:r>
+        <w:rPr>
+          <w:rFonts w:ascii="Georgia" w:cs="Georgia" w:eastAsia="Georgia" w:hAnsi="Georgia"/>
+          <w:sz w:val="22"/>
+          <w:szCs w:val="22"/>
+        </w:rPr>
+        <w:t xml:space="preserve"> with q &gt; 2.65, version of that mixing for pairs of Syracuse offsets.</w:t>
       </w:r>
     </w:p>
     <w:p>
@@ -12180,6 +12634,20 @@
           <w:szCs w:val="20"/>
         </w:rPr>
         <w:t xml:space="preserve">[AL1] D. Applegate, J. C. Lagarias, Density bounds for the 3x+1 problem I. Tree-search method, Math. Comp. 64 (1995) 411–426.</w:t>
+      </w:r>
+    </w:p>
+    <w:p>
+      <w:pPr>
+        <w:spacing w:after="80"/>
+        <w:ind w:left="567" w:hanging="567"/>
+      </w:pPr>
+      <w:r>
+        <w:rPr>
+          <w:rFonts w:ascii="Georgia" w:cs="Georgia" w:eastAsia="Georgia" w:hAnsi="Georgia"/>
+          <w:sz w:val="20"/>
+          <w:szCs w:val="20"/>
+        </w:rPr>
+        <w:t xml:space="preserve">[AL2] D. Applegate, J. C. Lagarias, The distribution of 3x+1 trees, Experiment. Math. 4 (1995) 193–209.</w:t>
       </w:r>
     </w:p>
     <w:p>

--- a/paper/preimage.docx
+++ b/paper/preimage.docx
@@ -12518,7 +12518,24 @@
           <w:sz w:val="22"/>
           <w:szCs w:val="22"/>
         </w:rPr>
-        <w:t xml:space="preserve"> has L² norm 1.0356 &gt; 1. Its m-step norms are below 1 at each finite level but grow with the level. So the decay is arithmetic, not a contraction property, and no finite operator-norm certificate can prove it. - Tao's proof of fine-scale mixing for p = 1/2 [T, §§6–7] appears to use p only through constants. Given a + a′ = b, the split is uniform for every geometric law. If it transfers, ν is absolutely continuous, so that W</w:t>
+        <w:t xml:space="preserve"> has L² norm 1.0356 &gt; 1. Its m-step norms are below 1 at each finite level but grow with the level. So the decay is arithmetic, not a contraction property, and no finite operator-norm certificate can prove it. - Tao's proof of fine-scale mixing for p = 1/2 [T, §§6–7] does not transfer directly. His Fourier-decay part (§7) works for any geometric law, but his reduction to mixing (§6) uses that Geom(2) has exactly one bit of entropy per unit of 2-adic size. For p = 1/4 that reduction would need exponential decay of ν̂, at rate below 2</w:t>
+      </w:r>
+      <w:r>
+        <w:rPr>
+          <w:rFonts w:ascii="Georgia" w:cs="Georgia" w:eastAsia="Georgia" w:hAnsi="Georgia"/>
+          <w:sz w:val="22"/>
+          <w:szCs w:val="22"/>
+          <w:vertAlign w:val="superscript"/>
+        </w:rPr>
+        <w:t xml:space="preserve">−1/4</w:t>
+      </w:r>
+      <w:r>
+        <w:rPr>
+          <w:rFonts w:ascii="Georgia" w:cs="Georgia" w:eastAsia="Georgia" w:hAnsi="Georgia"/>
+          <w:sz w:val="22"/>
+          <w:szCs w:val="22"/>
+        </w:rPr>
+        <w:t xml:space="preserve"> per level, against an observed 0.64. With it, ν is absolutely continuous, so W</w:t>
       </w:r>
       <w:r>
         <w:rPr>
